--- a/05-数字电路/03-单片机及嵌入式接口/复位电路/复位电路.docx
+++ b/05-数字电路/03-单片机及嵌入式接口/复位电路/复位电路.docx
@@ -2103,6 +2103,20 @@
     </w:p>
     <w:bookmarkEnd w:id="26"/>
     <w:bookmarkEnd w:id="27"/>
+    <w:p>
+      <w:pPr>
+        <w:spacing w:before="360"/>
+        <w:jc w:val="center"/>
+      </w:pPr>
+      <w:r>
+        <w:rPr>
+          <w:rFonts w:ascii="Times New Roman" w:hAnsi="Times New Roman"/>
+          <w:color w:val="555555"/>
+          <w:sz w:val="21"/>
+        </w:rPr>
+        <w:t>材料收集者：杜文杰</w:t>
+      </w:r>
+    </w:p>
     <w:sectPr>
       <w:headerReference r:id="rId9" w:type="default"/>
       <w:footerReference r:id="rId10" w:type="default"/>

--- a/05-数字电路/03-单片机及嵌入式接口/复位电路/复位电路.docx
+++ b/05-数字电路/03-单片机及嵌入式接口/复位电路/复位电路.docx
@@ -1,6 +1,6 @@
 
 <file path=word/document.xml><?xml version="1.0" encoding="utf-8"?>
-<w:document xmlns:w="http://schemas.openxmlformats.org/wordprocessingml/2006/main" xmlns:m="http://schemas.openxmlformats.org/officeDocument/2006/math" xmlns:r="http://schemas.openxmlformats.org/officeDocument/2006/relationships" xmlns:o="urn:schemas-microsoft-com:office:office" xmlns:v="urn:schemas-microsoft-com:vml" xmlns:w10="urn:schemas-microsoft-com:office:word" xmlns:a="http://schemas.openxmlformats.org/drawingml/2006/main" xmlns:pic="http://schemas.openxmlformats.org/drawingml/2006/picture" xmlns:wp="http://schemas.openxmlformats.org/drawingml/2006/wordprocessingDrawing">
+<w:document xmlns:m="http://schemas.openxmlformats.org/officeDocument/2006/math" xmlns:r="http://schemas.openxmlformats.org/officeDocument/2006/relationships" xmlns:w="http://schemas.openxmlformats.org/wordprocessingml/2006/main" xmlns:o="urn:schemas-microsoft-com:office:office" xmlns:v="urn:schemas-microsoft-com:vml" xmlns:w10="urn:schemas-microsoft-com:office:word" xmlns:a="http://schemas.openxmlformats.org/drawingml/2006/main" xmlns:pic="http://schemas.openxmlformats.org/drawingml/2006/picture" xmlns:wp="http://schemas.openxmlformats.org/drawingml/2006/wordprocessingDrawing">
   <w:body>
     <w:bookmarkStart w:id="27" w:name="复位电路"/>
     <w:p>
@@ -9,7 +9,7 @@
       </w:pPr>
       <w:r>
         <w:rPr>
-          <w:rFonts w:hint="eastAsia"/>
+          <w:rFonts w:hint="eastAsia" w:eastAsia="黑体"/>
         </w:rPr>
         <w:t xml:space="preserve">复位电路</w:t>
       </w:r>
@@ -21,7 +21,7 @@
       </w:pPr>
       <w:r>
         <w:rPr>
-          <w:rFonts w:hint="eastAsia"/>
+          <w:rFonts w:hint="eastAsia" w:eastAsia="黑体"/>
         </w:rPr>
         <w:t xml:space="preserve">拓扑描述</w:t>
       </w:r>
@@ -32,16 +32,19 @@
       </w:pPr>
       <w:r>
         <w:rPr>
-          <w:rFonts w:hint="eastAsia"/>
+          <w:rFonts w:hint="eastAsia" w:eastAsia="黑体"/>
         </w:rPr>
         <w:t xml:space="preserve">由</w:t>
       </w:r>
       <w:r>
+        <w:rPr>
+          <w:rFonts w:eastAsia="黑体"/>
+        </w:rPr>
         <w:t xml:space="preserve"> </w:t>
       </w:r>
       <w:r>
         <w:rPr>
-          <w:rFonts w:hint="eastAsia"/>
+          <w:rFonts w:hint="eastAsia" w:eastAsia="黑体"/>
           <w:b/>
           <w:bCs/>
         </w:rPr>
@@ -49,17 +52,21 @@
       </w:r>
       <w:r>
         <w:rPr>
+          <w:rFonts w:eastAsia="黑体"/>
           <w:b/>
           <w:bCs/>
         </w:rPr>
         <w:t xml:space="preserve"> R</w:t>
       </w:r>
       <w:r>
+        <w:rPr>
+          <w:rFonts w:eastAsia="黑体"/>
+        </w:rPr>
         <w:t xml:space="preserve">、</w:t>
       </w:r>
       <w:r>
         <w:rPr>
-          <w:rFonts w:hint="eastAsia"/>
+          <w:rFonts w:hint="eastAsia" w:eastAsia="黑体"/>
           <w:b/>
           <w:bCs/>
         </w:rPr>
@@ -67,6 +74,7 @@
       </w:r>
       <w:r>
         <w:rPr>
+          <w:rFonts w:eastAsia="黑体"/>
           <w:b/>
           <w:bCs/>
         </w:rPr>
@@ -74,16 +82,19 @@
       </w:r>
       <w:r>
         <w:rPr>
-          <w:rFonts w:hint="eastAsia"/>
+          <w:rFonts w:hint="eastAsia" w:eastAsia="黑体"/>
         </w:rPr>
         <w:t xml:space="preserve">、可选</w:t>
       </w:r>
       <w:r>
+        <w:rPr>
+          <w:rFonts w:eastAsia="黑体"/>
+        </w:rPr>
         <w:t xml:space="preserve"> </w:t>
       </w:r>
       <w:r>
         <w:rPr>
-          <w:rFonts w:hint="eastAsia"/>
+          <w:rFonts w:hint="eastAsia" w:eastAsia="黑体"/>
           <w:b/>
           <w:bCs/>
         </w:rPr>
@@ -91,25 +102,33 @@
       </w:r>
       <w:r>
         <w:rPr>
+          <w:rFonts w:eastAsia="黑体"/>
           <w:b/>
           <w:bCs/>
         </w:rPr>
         <w:t xml:space="preserve"> S1</w:t>
       </w:r>
       <w:r>
+        <w:rPr>
+          <w:rFonts w:eastAsia="黑体"/>
+        </w:rPr>
         <w:t xml:space="preserve"> </w:t>
       </w:r>
       <w:r>
         <w:rPr>
-          <w:rFonts w:hint="eastAsia"/>
+          <w:rFonts w:hint="eastAsia" w:eastAsia="黑体"/>
         </w:rPr>
         <w:t xml:space="preserve">与</w:t>
       </w:r>
       <w:r>
+        <w:rPr>
+          <w:rFonts w:eastAsia="黑体"/>
+        </w:rPr>
         <w:t xml:space="preserve"> </w:t>
       </w:r>
       <w:r>
         <w:rPr>
+          <w:rFonts w:eastAsia="黑体"/>
           <w:b/>
           <w:bCs/>
         </w:rPr>
@@ -117,27 +136,33 @@
       </w:r>
       <w:r>
         <w:rPr>
-          <w:rFonts w:hint="eastAsia"/>
+          <w:rFonts w:hint="eastAsia" w:eastAsia="黑体"/>
           <w:b/>
           <w:bCs/>
         </w:rPr>
         <w:t xml:space="preserve">的复位引脚（RESET/NRST）</w:t>
       </w:r>
       <w:r>
+        <w:rPr>
+          <w:rFonts w:eastAsia="黑体"/>
+        </w:rPr>
         <w:t xml:space="preserve"> </w:t>
       </w:r>
       <w:r>
         <w:rPr>
-          <w:rFonts w:hint="eastAsia"/>
+          <w:rFonts w:hint="eastAsia" w:eastAsia="黑体"/>
         </w:rPr>
         <w:t xml:space="preserve">组成，或直接使用</w:t>
       </w:r>
       <w:r>
+        <w:rPr>
+          <w:rFonts w:eastAsia="黑体"/>
+        </w:rPr>
         <w:t xml:space="preserve"> </w:t>
       </w:r>
       <w:r>
         <w:rPr>
-          <w:rFonts w:hint="eastAsia"/>
+          <w:rFonts w:hint="eastAsia" w:eastAsia="黑体"/>
           <w:b/>
           <w:bCs/>
         </w:rPr>
@@ -145,31 +170,37 @@
       </w:r>
       <w:r>
         <w:rPr>
-          <w:rFonts w:hint="eastAsia"/>
+          <w:rFonts w:hint="eastAsia" w:eastAsia="黑体"/>
         </w:rPr>
         <w:t xml:space="preserve">（如</w:t>
       </w:r>
       <w:r>
+        <w:rPr>
+          <w:rFonts w:eastAsia="黑体"/>
+        </w:rPr>
         <w:t xml:space="preserve"> </w:t>
       </w:r>
       <w:r>
         <w:rPr>
-          <w:rFonts w:hint="eastAsia"/>
+          <w:rFonts w:hint="eastAsia" w:eastAsia="黑体"/>
         </w:rPr>
         <w:t xml:space="preserve">MAX809）。电路共有</w:t>
       </w:r>
       <w:r>
+        <w:rPr>
+          <w:rFonts w:eastAsia="黑体"/>
+        </w:rPr>
         <w:t xml:space="preserve"> 4 </w:t>
       </w:r>
       <w:r>
         <w:rPr>
-          <w:rFonts w:hint="eastAsia"/>
+          <w:rFonts w:hint="eastAsia" w:eastAsia="黑体"/>
         </w:rPr>
         <w:t xml:space="preserve">个关键节点：</w:t>
       </w:r>
       <w:r>
         <w:rPr>
-          <w:rFonts w:hint="eastAsia"/>
+          <w:rFonts w:hint="eastAsia" w:eastAsia="黑体"/>
           <w:b/>
           <w:bCs/>
         </w:rPr>
@@ -177,6 +208,7 @@
       </w:r>
       <w:r>
         <w:rPr>
+          <w:rFonts w:eastAsia="黑体"/>
           <w:b/>
           <w:bCs/>
         </w:rPr>
@@ -184,7 +216,7 @@
       </w:r>
       <w:r>
         <w:rPr>
-          <w:rFonts w:hint="eastAsia"/>
+          <w:rFonts w:hint="eastAsia" w:eastAsia="黑体"/>
           <w:b/>
           <w:bCs/>
         </w:rPr>
@@ -192,40 +224,49 @@
       </w:r>
       <w:r>
         <w:rPr>
-          <w:rFonts w:hint="eastAsia"/>
+          <w:rFonts w:hint="eastAsia" w:eastAsia="黑体"/>
         </w:rPr>
         <w:t xml:space="preserve">（MCU</w:t>
       </w:r>
       <w:r>
+        <w:rPr>
+          <w:rFonts w:eastAsia="黑体"/>
+        </w:rPr>
         <w:t xml:space="preserve"> </w:t>
       </w:r>
       <w:r>
         <w:rPr>
-          <w:rFonts w:hint="eastAsia"/>
+          <w:rFonts w:hint="eastAsia" w:eastAsia="黑体"/>
         </w:rPr>
         <w:t xml:space="preserve">的</w:t>
       </w:r>
       <w:r>
+        <w:rPr>
+          <w:rFonts w:eastAsia="黑体"/>
+        </w:rPr>
         <w:t xml:space="preserve"> RESET/NRST </w:t>
       </w:r>
       <w:r>
         <w:rPr>
-          <w:rFonts w:hint="eastAsia"/>
+          <w:rFonts w:hint="eastAsia" w:eastAsia="黑体"/>
         </w:rPr>
         <w:t xml:space="preserve">脚与</w:t>
       </w:r>
       <w:r>
+        <w:rPr>
+          <w:rFonts w:eastAsia="黑体"/>
+        </w:rPr>
         <w:t xml:space="preserve"> </w:t>
       </w:r>
       <w:r>
         <w:rPr>
-          <w:rFonts w:hint="eastAsia"/>
+          <w:rFonts w:hint="eastAsia" w:eastAsia="黑体"/>
         </w:rPr>
         <w:t xml:space="preserve">R、C、按键相连）；</w:t>
       </w:r>
       <w:r>
         <w:rPr>
-          <w:rFonts w:hint="eastAsia"/>
+          <w:rFonts w:hint="eastAsia" w:eastAsia="黑体"/>
           <w:b/>
           <w:bCs/>
         </w:rPr>
@@ -233,6 +274,7 @@
       </w:r>
       <w:r>
         <w:rPr>
+          <w:rFonts w:eastAsia="黑体"/>
           <w:b/>
           <w:bCs/>
         </w:rPr>
@@ -240,7 +282,7 @@
       </w:r>
       <w:r>
         <w:rPr>
-          <w:rFonts w:hint="eastAsia"/>
+          <w:rFonts w:hint="eastAsia" w:eastAsia="黑体"/>
           <w:b/>
           <w:bCs/>
         </w:rPr>
@@ -248,6 +290,7 @@
       </w:r>
       <w:r>
         <w:rPr>
+          <w:rFonts w:eastAsia="黑体"/>
           <w:b/>
           <w:bCs/>
         </w:rPr>
@@ -278,22 +321,25 @@
       </m:oMath>
       <w:r>
         <w:rPr>
-          <w:rFonts w:hint="eastAsia"/>
+          <w:rFonts w:hint="eastAsia" w:eastAsia="黑体"/>
         </w:rPr>
         <w:t xml:space="preserve">（R</w:t>
       </w:r>
       <w:r>
+        <w:rPr>
+          <w:rFonts w:eastAsia="黑体"/>
+        </w:rPr>
         <w:t xml:space="preserve"> </w:t>
       </w:r>
       <w:r>
         <w:rPr>
-          <w:rFonts w:hint="eastAsia"/>
+          <w:rFonts w:hint="eastAsia" w:eastAsia="黑体"/>
         </w:rPr>
         <w:t xml:space="preserve">的上端）；</w:t>
       </w:r>
       <w:r>
         <w:rPr>
-          <w:rFonts w:hint="eastAsia"/>
+          <w:rFonts w:hint="eastAsia" w:eastAsia="黑体"/>
           <w:b/>
           <w:bCs/>
         </w:rPr>
@@ -301,6 +347,7 @@
       </w:r>
       <w:r>
         <w:rPr>
+          <w:rFonts w:eastAsia="黑体"/>
           <w:b/>
           <w:bCs/>
         </w:rPr>
@@ -308,7 +355,7 @@
       </w:r>
       <w:r>
         <w:rPr>
-          <w:rFonts w:hint="eastAsia"/>
+          <w:rFonts w:hint="eastAsia" w:eastAsia="黑体"/>
           <w:b/>
           <w:bCs/>
         </w:rPr>
@@ -316,6 +363,7 @@
       </w:r>
       <w:r>
         <w:rPr>
+          <w:rFonts w:eastAsia="黑体"/>
           <w:b/>
           <w:bCs/>
         </w:rPr>
@@ -323,22 +371,25 @@
       </w:r>
       <w:r>
         <w:rPr>
-          <w:rFonts w:hint="eastAsia"/>
+          <w:rFonts w:hint="eastAsia" w:eastAsia="黑体"/>
         </w:rPr>
         <w:t xml:space="preserve">（C</w:t>
       </w:r>
       <w:r>
+        <w:rPr>
+          <w:rFonts w:eastAsia="黑体"/>
+        </w:rPr>
         <w:t xml:space="preserve"> </w:t>
       </w:r>
       <w:r>
         <w:rPr>
-          <w:rFonts w:hint="eastAsia"/>
+          <w:rFonts w:hint="eastAsia" w:eastAsia="黑体"/>
         </w:rPr>
         <w:t xml:space="preserve">与按键的下端）；</w:t>
       </w:r>
       <w:r>
         <w:rPr>
-          <w:rFonts w:hint="eastAsia"/>
+          <w:rFonts w:hint="eastAsia" w:eastAsia="黑体"/>
           <w:b/>
           <w:bCs/>
         </w:rPr>
@@ -346,6 +397,7 @@
       </w:r>
       <w:r>
         <w:rPr>
+          <w:rFonts w:eastAsia="黑体"/>
           <w:b/>
           <w:bCs/>
         </w:rPr>
@@ -353,7 +405,7 @@
       </w:r>
       <w:r>
         <w:rPr>
-          <w:rFonts w:hint="eastAsia"/>
+          <w:rFonts w:hint="eastAsia" w:eastAsia="黑体"/>
           <w:b/>
           <w:bCs/>
         </w:rPr>
@@ -361,7 +413,7 @@
       </w:r>
       <w:r>
         <w:rPr>
-          <w:rFonts w:hint="eastAsia"/>
+          <w:rFonts w:hint="eastAsia" w:eastAsia="黑体"/>
         </w:rPr>
         <w:t xml:space="preserve">（若用专用监控芯片，其复位输出脚接节点①）。</w:t>
       </w:r>
@@ -370,13 +422,13 @@
       <w:pPr/>
       <w:r>
         <w:rPr>
-          <w:rFonts w:hint="eastAsia"/>
+          <w:rFonts w:hint="eastAsia" w:eastAsia="黑体"/>
         </w:rPr>
         <w:t xml:space="preserve">各元件管脚连接：</w:t>
       </w:r>
       <w:r>
         <w:rPr>
-          <w:rFonts w:hint="eastAsia"/>
+          <w:rFonts w:hint="eastAsia" w:eastAsia="黑体"/>
           <w:b/>
           <w:bCs/>
         </w:rPr>
@@ -384,30 +436,40 @@
       </w:r>
       <w:r>
         <w:rPr>
+          <w:rFonts w:eastAsia="黑体"/>
           <w:b/>
           <w:bCs/>
         </w:rPr>
         <w:t xml:space="preserve"> R</w:t>
       </w:r>
       <w:r>
+        <w:rPr>
+          <w:rFonts w:eastAsia="黑体"/>
+        </w:rPr>
         <w:t xml:space="preserve"> </w:t>
       </w:r>
       <w:r>
         <w:rPr>
-          <w:rFonts w:hint="eastAsia"/>
+          <w:rFonts w:hint="eastAsia" w:eastAsia="黑体"/>
         </w:rPr>
         <w:t xml:space="preserve">一端接节点②</w:t>
       </w:r>
       <w:r>
+        <w:rPr>
+          <w:rFonts w:eastAsia="黑体"/>
+        </w:rPr>
         <w:t xml:space="preserve"> </w:t>
       </w:r>
       <w:r>
         <w:rPr>
-          <w:rFonts w:hint="eastAsia"/>
+          <w:rFonts w:hint="eastAsia" w:eastAsia="黑体"/>
         </w:rPr>
         <w:t xml:space="preserve">的</w:t>
       </w:r>
       <w:r>
+        <w:rPr>
+          <w:rFonts w:eastAsia="黑体"/>
+        </w:rPr>
         <w:t xml:space="preserve"> </w:t>
       </w:r>
       <m:oMath>
@@ -435,13 +497,13 @@
       </m:oMath>
       <w:r>
         <w:rPr>
-          <w:rFonts w:hint="eastAsia"/>
+          <w:rFonts w:hint="eastAsia" w:eastAsia="黑体"/>
         </w:rPr>
         <w:t xml:space="preserve">、另一端接节点①；</w:t>
       </w:r>
       <w:r>
         <w:rPr>
-          <w:rFonts w:hint="eastAsia"/>
+          <w:rFonts w:hint="eastAsia" w:eastAsia="黑体"/>
           <w:b/>
           <w:bCs/>
         </w:rPr>
@@ -449,39 +511,52 @@
       </w:r>
       <w:r>
         <w:rPr>
+          <w:rFonts w:eastAsia="黑体"/>
           <w:b/>
           <w:bCs/>
         </w:rPr>
         <w:t xml:space="preserve"> C</w:t>
       </w:r>
       <w:r>
+        <w:rPr>
+          <w:rFonts w:eastAsia="黑体"/>
+        </w:rPr>
         <w:t xml:space="preserve"> </w:t>
       </w:r>
       <w:r>
         <w:rPr>
-          <w:rFonts w:hint="eastAsia"/>
+          <w:rFonts w:hint="eastAsia" w:eastAsia="黑体"/>
         </w:rPr>
         <w:t xml:space="preserve">一端接节点①、另一端接节点③</w:t>
       </w:r>
       <w:r>
+        <w:rPr>
+          <w:rFonts w:eastAsia="黑体"/>
+        </w:rPr>
         <w:t xml:space="preserve"> </w:t>
       </w:r>
       <w:r>
         <w:rPr>
-          <w:rFonts w:hint="eastAsia"/>
+          <w:rFonts w:hint="eastAsia" w:eastAsia="黑体"/>
         </w:rPr>
         <w:t xml:space="preserve">的</w:t>
       </w:r>
       <w:r>
+        <w:rPr>
+          <w:rFonts w:eastAsia="黑体"/>
+        </w:rPr>
         <w:t xml:space="preserve"> </w:t>
       </w:r>
       <w:r>
         <w:rPr>
-          <w:rFonts w:hint="eastAsia"/>
+          <w:rFonts w:hint="eastAsia" w:eastAsia="黑体"/>
         </w:rPr>
         <w:t xml:space="preserve">GND，二者构成时间常数</w:t>
       </w:r>
       <w:r>
+        <w:rPr>
+          <w:rFonts w:eastAsia="黑体"/>
+        </w:rPr>
         <w:t xml:space="preserve"> </w:t>
       </w:r>
       <m:oMath>
@@ -502,17 +577,20 @@
         </m:r>
       </m:oMath>
       <w:r>
+        <w:rPr>
+          <w:rFonts w:eastAsia="黑体"/>
+        </w:rPr>
         <w:t xml:space="preserve"> </w:t>
       </w:r>
       <w:r>
         <w:rPr>
-          <w:rFonts w:hint="eastAsia"/>
+          <w:rFonts w:hint="eastAsia" w:eastAsia="黑体"/>
         </w:rPr>
         <w:t xml:space="preserve">的上电复位；</w:t>
       </w:r>
       <w:r>
         <w:rPr>
-          <w:rFonts w:hint="eastAsia"/>
+          <w:rFonts w:hint="eastAsia" w:eastAsia="黑体"/>
           <w:b/>
           <w:bCs/>
         </w:rPr>
@@ -520,96 +598,125 @@
       </w:r>
       <w:r>
         <w:rPr>
+          <w:rFonts w:eastAsia="黑体"/>
           <w:b/>
           <w:bCs/>
         </w:rPr>
         <w:t xml:space="preserve"> S1</w:t>
       </w:r>
       <w:r>
+        <w:rPr>
+          <w:rFonts w:eastAsia="黑体"/>
+        </w:rPr>
         <w:t xml:space="preserve"> </w:t>
       </w:r>
       <w:r>
         <w:rPr>
-          <w:rFonts w:hint="eastAsia"/>
+          <w:rFonts w:hint="eastAsia" w:eastAsia="黑体"/>
         </w:rPr>
         <w:t xml:space="preserve">跨接在节点①</w:t>
       </w:r>
       <w:r>
+        <w:rPr>
+          <w:rFonts w:eastAsia="黑体"/>
+        </w:rPr>
         <w:t xml:space="preserve"> </w:t>
       </w:r>
       <w:r>
         <w:rPr>
-          <w:rFonts w:hint="eastAsia"/>
+          <w:rFonts w:hint="eastAsia" w:eastAsia="黑体"/>
         </w:rPr>
         <w:t xml:space="preserve">与节点③</w:t>
       </w:r>
       <w:r>
+        <w:rPr>
+          <w:rFonts w:eastAsia="黑体"/>
+        </w:rPr>
         <w:t xml:space="preserve"> </w:t>
       </w:r>
       <w:r>
         <w:rPr>
-          <w:rFonts w:hint="eastAsia"/>
+          <w:rFonts w:hint="eastAsia" w:eastAsia="黑体"/>
         </w:rPr>
         <w:t xml:space="preserve">的</w:t>
       </w:r>
       <w:r>
+        <w:rPr>
+          <w:rFonts w:eastAsia="黑体"/>
+        </w:rPr>
         <w:t xml:space="preserve"> GND </w:t>
       </w:r>
       <w:r>
         <w:rPr>
-          <w:rFonts w:hint="eastAsia"/>
+          <w:rFonts w:hint="eastAsia" w:eastAsia="黑体"/>
         </w:rPr>
         <w:t xml:space="preserve">之间，按下时把复位脚强制拉低进行手动复位；</w:t>
       </w:r>
       <w:r>
         <w:rPr>
+          <w:rFonts w:eastAsia="黑体"/>
           <w:b/>
           <w:bCs/>
         </w:rPr>
         <w:t xml:space="preserve">MCU</w:t>
       </w:r>
       <w:r>
+        <w:rPr>
+          <w:rFonts w:eastAsia="黑体"/>
+        </w:rPr>
         <w:t xml:space="preserve"> </w:t>
       </w:r>
       <w:r>
         <w:rPr>
-          <w:rFonts w:hint="eastAsia"/>
+          <w:rFonts w:hint="eastAsia" w:eastAsia="黑体"/>
         </w:rPr>
         <w:t xml:space="preserve">的复位脚</w:t>
       </w:r>
       <w:r>
+        <w:rPr>
+          <w:rFonts w:eastAsia="黑体"/>
+        </w:rPr>
         <w:t xml:space="preserve"> RESET/NRST </w:t>
       </w:r>
       <w:r>
         <w:rPr>
-          <w:rFonts w:hint="eastAsia"/>
+          <w:rFonts w:hint="eastAsia" w:eastAsia="黑体"/>
         </w:rPr>
         <w:t xml:space="preserve">接节点①、电源脚</w:t>
       </w:r>
       <w:r>
+        <w:rPr>
+          <w:rFonts w:eastAsia="黑体"/>
+        </w:rPr>
         <w:t xml:space="preserve"> VDD </w:t>
       </w:r>
       <w:r>
         <w:rPr>
-          <w:rFonts w:hint="eastAsia"/>
+          <w:rFonts w:hint="eastAsia" w:eastAsia="黑体"/>
         </w:rPr>
         <w:t xml:space="preserve">接节点②、地脚</w:t>
       </w:r>
       <w:r>
+        <w:rPr>
+          <w:rFonts w:eastAsia="黑体"/>
+        </w:rPr>
         <w:t xml:space="preserve"> GND </w:t>
       </w:r>
       <w:r>
         <w:rPr>
-          <w:rFonts w:hint="eastAsia"/>
+          <w:rFonts w:hint="eastAsia" w:eastAsia="黑体"/>
         </w:rPr>
         <w:t xml:space="preserve">接节点③；若改用</w:t>
       </w:r>
       <w:r>
+        <w:rPr>
+          <w:rFonts w:eastAsia="黑体"/>
+        </w:rPr>
         <w:t xml:space="preserve"> </w:t>
       </w:r>
       <w:r>
         <w:rPr>
-          <w:rFonts w:hint="eastAsia"/>
+          <w:rFonts w:hint="eastAsia" w:eastAsia="黑体"/>
           <w:b/>
           <w:bCs/>
         </w:rPr>
@@ -617,34 +724,43 @@
       </w:r>
       <w:r>
         <w:rPr>
-          <w:rFonts w:hint="eastAsia"/>
+          <w:rFonts w:hint="eastAsia" w:eastAsia="黑体"/>
         </w:rPr>
         <w:t xml:space="preserve">，则其</w:t>
       </w:r>
       <w:r>
+        <w:rPr>
+          <w:rFonts w:eastAsia="黑体"/>
+        </w:rPr>
         <w:t xml:space="preserve"> VCC </w:t>
       </w:r>
       <w:r>
         <w:rPr>
-          <w:rFonts w:hint="eastAsia"/>
+          <w:rFonts w:hint="eastAsia" w:eastAsia="黑体"/>
         </w:rPr>
         <w:t xml:space="preserve">接节点②、GND</w:t>
       </w:r>
       <w:r>
+        <w:rPr>
+          <w:rFonts w:eastAsia="黑体"/>
+        </w:rPr>
         <w:t xml:space="preserve"> </w:t>
       </w:r>
       <w:r>
         <w:rPr>
-          <w:rFonts w:hint="eastAsia"/>
+          <w:rFonts w:hint="eastAsia" w:eastAsia="黑体"/>
         </w:rPr>
         <w:t xml:space="preserve">接节点③、RESET</w:t>
       </w:r>
       <w:r>
+        <w:rPr>
+          <w:rFonts w:eastAsia="黑体"/>
+        </w:rPr>
         <w:t xml:space="preserve"> </w:t>
       </w:r>
       <w:r>
         <w:rPr>
-          <w:rFonts w:hint="eastAsia"/>
+          <w:rFonts w:hint="eastAsia" w:eastAsia="黑体"/>
         </w:rPr>
         <w:t xml:space="preserve">输出脚接节点①，检测电源跌落给出复位。</w:t>
       </w:r>
@@ -653,34 +769,43 @@
       <w:pPr/>
       <w:r>
         <w:rPr>
-          <w:rFonts w:hint="eastAsia"/>
+          <w:rFonts w:hint="eastAsia" w:eastAsia="黑体"/>
         </w:rPr>
         <w:t xml:space="preserve">由此构成”上电瞬间电容两端电压不变、复位脚被保持有效电平，随后</w:t>
       </w:r>
       <w:r>
+        <w:rPr>
+          <w:rFonts w:eastAsia="黑体"/>
+        </w:rPr>
         <w:t xml:space="preserve"> R </w:t>
       </w:r>
       <w:r>
         <w:rPr>
-          <w:rFonts w:hint="eastAsia"/>
+          <w:rFonts w:hint="eastAsia" w:eastAsia="黑体"/>
         </w:rPr>
         <w:t xml:space="preserve">对</w:t>
       </w:r>
       <w:r>
+        <w:rPr>
+          <w:rFonts w:eastAsia="黑体"/>
+        </w:rPr>
         <w:t xml:space="preserve"> C </w:t>
       </w:r>
       <w:r>
         <w:rPr>
-          <w:rFonts w:hint="eastAsia"/>
+          <w:rFonts w:hint="eastAsia" w:eastAsia="黑体"/>
         </w:rPr>
         <w:t xml:space="preserve">充（放）电使其回到正常工作电平、配合按键可强制复位”的上电/手动复位组态，使</w:t>
       </w:r>
       <w:r>
+        <w:rPr>
+          <w:rFonts w:eastAsia="黑体"/>
+        </w:rPr>
         <w:t xml:space="preserve"> MCU </w:t>
       </w:r>
       <w:r>
         <w:rPr>
-          <w:rFonts w:hint="eastAsia"/>
+          <w:rFonts w:hint="eastAsia" w:eastAsia="黑体"/>
         </w:rPr>
         <w:t xml:space="preserve">可靠进入已知初始状态。</w:t>
       </w:r>
@@ -693,7 +818,7 @@
       </w:pPr>
       <w:r>
         <w:rPr>
-          <w:rFonts w:hint="eastAsia"/>
+          <w:rFonts w:hint="eastAsia" w:eastAsia="黑体"/>
         </w:rPr>
         <w:t xml:space="preserve">工作原理</w:t>
       </w:r>
@@ -704,25 +829,31 @@
       </w:pPr>
       <w:r>
         <w:rPr>
-          <w:rFonts w:hint="eastAsia"/>
+          <w:rFonts w:hint="eastAsia" w:eastAsia="黑体"/>
         </w:rPr>
         <w:t xml:space="preserve">上电瞬间电容两端电压不能突变，复位引脚被拉低/拉高保持一段时间，随后电阻对电容充（放）电，引脚回到正常工作电平，MCU</w:t>
       </w:r>
       <w:r>
+        <w:rPr>
+          <w:rFonts w:eastAsia="黑体"/>
+        </w:rPr>
         <w:t xml:space="preserve"> </w:t>
       </w:r>
       <w:r>
         <w:rPr>
-          <w:rFonts w:hint="eastAsia"/>
+          <w:rFonts w:hint="eastAsia" w:eastAsia="黑体"/>
         </w:rPr>
         <w:t xml:space="preserve">完成复位释放；按键按下时可再次强制复位。复位时间由</w:t>
       </w:r>
       <w:r>
+        <w:rPr>
+          <w:rFonts w:eastAsia="黑体"/>
+        </w:rPr>
         <w:t xml:space="preserve"> RC </w:t>
       </w:r>
       <w:r>
         <w:rPr>
-          <w:rFonts w:hint="eastAsia"/>
+          <w:rFonts w:hint="eastAsia" w:eastAsia="黑体"/>
         </w:rPr>
         <w:t xml:space="preserve">时间常数决定。</w:t>
       </w:r>
@@ -735,7 +866,7 @@
       </w:pPr>
       <w:r>
         <w:rPr>
-          <w:rFonts w:hint="eastAsia"/>
+          <w:rFonts w:hint="eastAsia" w:eastAsia="黑体"/>
         </w:rPr>
         <w:t xml:space="preserve">关键计算公式</w:t>
       </w:r>
@@ -749,7 +880,7 @@
       </w:pPr>
       <w:r>
         <w:rPr>
-          <w:rFonts w:hint="eastAsia"/>
+          <w:rFonts w:hint="eastAsia" w:eastAsia="黑体"/>
         </w:rPr>
         <w:t xml:space="preserve">复位时间常数：</w:t>
       </w:r>
@@ -791,25 +922,31 @@
       </w:pPr>
       <w:r>
         <w:rPr>
-          <w:rFonts w:hint="eastAsia"/>
+          <w:rFonts w:hint="eastAsia" w:eastAsia="黑体"/>
         </w:rPr>
         <w:t xml:space="preserve">复位脉宽（约</w:t>
       </w:r>
       <w:r>
+        <w:rPr>
+          <w:rFonts w:eastAsia="黑体"/>
+        </w:rPr>
         <w:t xml:space="preserve"> 3~5 </w:t>
       </w:r>
       <w:r>
         <w:rPr>
-          <w:rFonts w:hint="eastAsia"/>
+          <w:rFonts w:hint="eastAsia" w:eastAsia="黑体"/>
         </w:rPr>
         <w:t xml:space="preserve">倍</w:t>
       </w:r>
       <w:r>
+        <w:rPr>
+          <w:rFonts w:eastAsia="黑体"/>
+        </w:rPr>
         <w:t xml:space="preserve"> τ </w:t>
       </w:r>
       <w:r>
         <w:rPr>
-          <w:rFonts w:hint="eastAsia"/>
+          <w:rFonts w:hint="eastAsia" w:eastAsia="黑体"/>
         </w:rPr>
         <w:t xml:space="preserve">到达稳定）：</w:t>
       </w:r>
@@ -890,7 +1027,7 @@
       </w:pPr>
       <w:r>
         <w:rPr>
-          <w:rFonts w:hint="eastAsia"/>
+          <w:rFonts w:hint="eastAsia" w:eastAsia="黑体"/>
         </w:rPr>
         <w:t xml:space="preserve">复位引脚电流：</w:t>
       </w:r>
@@ -975,7 +1112,7 @@
             </w:pPr>
             <w:r>
               <w:rPr>
-                <w:rFonts w:hint="eastAsia"/>
+                <w:rFonts w:hint="eastAsia" w:eastAsia="黑体"/>
               </w:rPr>
               <w:t xml:space="preserve">符号</w:t>
             </w:r>
@@ -989,7 +1126,7 @@
             </w:pPr>
             <w:r>
               <w:rPr>
-                <w:rFonts w:hint="eastAsia"/>
+                <w:rFonts w:hint="eastAsia" w:eastAsia="黑体"/>
               </w:rPr>
               <w:t xml:space="preserve">含义</w:t>
             </w:r>
@@ -1003,7 +1140,7 @@
             </w:pPr>
             <w:r>
               <w:rPr>
-                <w:rFonts w:hint="eastAsia"/>
+                <w:rFonts w:hint="eastAsia" w:eastAsia="黑体"/>
               </w:rPr>
               <w:t xml:space="preserve">单位</w:t>
             </w:r>
@@ -1023,6 +1160,9 @@
               </m:r>
             </m:oMath>
             <w:r>
+              <w:rPr>
+                <w:rFonts w:eastAsia="黑体"/>
+              </w:rPr>
               <w:t xml:space="preserve">​</w:t>
             </w:r>
           </w:p>
@@ -1035,7 +1175,7 @@
             </w:pPr>
             <w:r>
               <w:rPr>
-                <w:rFonts w:hint="eastAsia"/>
+                <w:rFonts w:hint="eastAsia" w:eastAsia="黑体"/>
               </w:rPr>
               <w:t xml:space="preserve">复位电阻</w:t>
             </w:r>
@@ -1048,6 +1188,9 @@
               <w:pStyle w:val="Compact"/>
             </w:pPr>
             <w:r>
+              <w:rPr>
+                <w:rFonts w:eastAsia="黑体"/>
+              </w:rPr>
               <w:t xml:space="preserve">Ω</w:t>
             </w:r>
           </w:p>
@@ -1066,6 +1209,9 @@
               </m:r>
             </m:oMath>
             <w:r>
+              <w:rPr>
+                <w:rFonts w:eastAsia="黑体"/>
+              </w:rPr>
               <w:t xml:space="preserve">​</w:t>
             </w:r>
           </w:p>
@@ -1078,7 +1224,7 @@
             </w:pPr>
             <w:r>
               <w:rPr>
-                <w:rFonts w:hint="eastAsia"/>
+                <w:rFonts w:hint="eastAsia" w:eastAsia="黑体"/>
               </w:rPr>
               <w:t xml:space="preserve">复位电容</w:t>
             </w:r>
@@ -1091,6 +1237,9 @@
               <w:pStyle w:val="Compact"/>
             </w:pPr>
             <w:r>
+              <w:rPr>
+                <w:rFonts w:eastAsia="黑体"/>
+              </w:rPr>
               <w:t xml:space="preserve">F</w:t>
             </w:r>
           </w:p>
@@ -1109,6 +1258,9 @@
               </m:r>
             </m:oMath>
             <w:r>
+              <w:rPr>
+                <w:rFonts w:eastAsia="黑体"/>
+              </w:rPr>
               <w:t xml:space="preserve">​</w:t>
             </w:r>
           </w:p>
@@ -1121,7 +1273,7 @@
             </w:pPr>
             <w:r>
               <w:rPr>
-                <w:rFonts w:hint="eastAsia"/>
+                <w:rFonts w:hint="eastAsia" w:eastAsia="黑体"/>
               </w:rPr>
               <w:t xml:space="preserve">时间常数</w:t>
             </w:r>
@@ -1134,6 +1286,9 @@
               <w:pStyle w:val="Compact"/>
             </w:pPr>
             <w:r>
+              <w:rPr>
+                <w:rFonts w:eastAsia="黑体"/>
+              </w:rPr>
               <w:t xml:space="preserve">s</w:t>
             </w:r>
           </w:p>
@@ -1173,6 +1328,9 @@
               </m:sSub>
             </m:oMath>
             <w:r>
+              <w:rPr>
+                <w:rFonts w:eastAsia="黑体"/>
+              </w:rPr>
               <w:t xml:space="preserve">​</w:t>
             </w:r>
           </w:p>
@@ -1185,7 +1343,7 @@
             </w:pPr>
             <w:r>
               <w:rPr>
-                <w:rFonts w:hint="eastAsia"/>
+                <w:rFonts w:hint="eastAsia" w:eastAsia="黑体"/>
               </w:rPr>
               <w:t xml:space="preserve">复位脉宽</w:t>
             </w:r>
@@ -1198,6 +1356,9 @@
               <w:pStyle w:val="Compact"/>
             </w:pPr>
             <w:r>
+              <w:rPr>
+                <w:rFonts w:eastAsia="黑体"/>
+              </w:rPr>
               <w:t xml:space="preserve">s</w:t>
             </w:r>
           </w:p>
@@ -1228,6 +1389,9 @@
               </m:sSub>
             </m:oMath>
             <w:r>
+              <w:rPr>
+                <w:rFonts w:eastAsia="黑体"/>
+              </w:rPr>
               <w:t xml:space="preserve">​</w:t>
             </w:r>
           </w:p>
@@ -1240,7 +1404,7 @@
             </w:pPr>
             <w:r>
               <w:rPr>
-                <w:rFonts w:hint="eastAsia"/>
+                <w:rFonts w:hint="eastAsia" w:eastAsia="黑体"/>
               </w:rPr>
               <w:t xml:space="preserve">电源电压</w:t>
             </w:r>
@@ -1253,6 +1417,9 @@
               <w:pStyle w:val="Compact"/>
             </w:pPr>
             <w:r>
+              <w:rPr>
+                <w:rFonts w:eastAsia="黑体"/>
+              </w:rPr>
               <w:t xml:space="preserve">V</w:t>
             </w:r>
           </w:p>
@@ -1271,6 +1438,9 @@
               </m:r>
             </m:oMath>
             <w:r>
+              <w:rPr>
+                <w:rFonts w:eastAsia="黑体"/>
+              </w:rPr>
               <w:t xml:space="preserve">​</w:t>
             </w:r>
           </w:p>
@@ -1283,7 +1453,7 @@
             </w:pPr>
             <w:r>
               <w:rPr>
-                <w:rFonts w:hint="eastAsia"/>
+                <w:rFonts w:hint="eastAsia" w:eastAsia="黑体"/>
               </w:rPr>
               <w:t xml:space="preserve">复位电流</w:t>
             </w:r>
@@ -1296,6 +1466,9 @@
               <w:pStyle w:val="Compact"/>
             </w:pPr>
             <w:r>
+              <w:rPr>
+                <w:rFonts w:eastAsia="黑体"/>
+              </w:rPr>
               <w:t xml:space="preserve">A</w:t>
             </w:r>
           </w:p>
@@ -1310,7 +1483,7 @@
       </w:pPr>
       <w:r>
         <w:rPr>
-          <w:rFonts w:hint="eastAsia"/>
+          <w:rFonts w:hint="eastAsia" w:eastAsia="黑体"/>
         </w:rPr>
         <w:t xml:space="preserve">元件调整影响</w:t>
       </w:r>
@@ -1325,7 +1498,7 @@
       </w:pPr>
       <w:r>
         <w:rPr>
-          <w:rFonts w:hint="eastAsia"/>
+          <w:rFonts w:hint="eastAsia" w:eastAsia="黑体"/>
           <w:b/>
           <w:bCs/>
         </w:rPr>
@@ -1333,20 +1506,27 @@
       </w:r>
       <w:r>
         <w:rPr>
+          <w:rFonts w:eastAsia="黑体"/>
           <w:b/>
           <w:bCs/>
         </w:rPr>
         <w:t xml:space="preserve"> C↑</w:t>
       </w:r>
       <w:r>
+        <w:rPr>
+          <w:rFonts w:eastAsia="黑体"/>
+        </w:rPr>
         <w:t xml:space="preserve"> </w:t>
       </w:r>
       <w:r>
+        <w:rPr>
+          <w:rFonts w:eastAsia="黑体"/>
+        </w:rPr>
         <w:t xml:space="preserve">→ </w:t>
       </w:r>
       <w:r>
         <w:rPr>
-          <w:rFonts w:hint="eastAsia"/>
+          <w:rFonts w:hint="eastAsia" w:eastAsia="黑体"/>
         </w:rPr>
         <w:t xml:space="preserve">复位脉宽变长（</w:t>
       </w:r>
@@ -1377,11 +1557,14 @@
         </m:sSub>
       </m:oMath>
       <w:r>
+        <w:rPr>
+          <w:rFonts w:eastAsia="黑体"/>
+        </w:rPr>
         <w:t xml:space="preserve"> </w:t>
       </w:r>
       <w:r>
         <w:rPr>
-          <w:rFonts w:hint="eastAsia"/>
+          <w:rFonts w:hint="eastAsia" w:eastAsia="黑体"/>
         </w:rPr>
         <w:t xml:space="preserve">增大），上电复位更可靠，但启动变慢。</w:t>
       </w:r>
@@ -1396,7 +1579,7 @@
       </w:pPr>
       <w:r>
         <w:rPr>
-          <w:rFonts w:hint="eastAsia"/>
+          <w:rFonts w:hint="eastAsia" w:eastAsia="黑体"/>
           <w:b/>
           <w:bCs/>
         </w:rPr>
@@ -1404,20 +1587,27 @@
       </w:r>
       <w:r>
         <w:rPr>
+          <w:rFonts w:eastAsia="黑体"/>
           <w:b/>
           <w:bCs/>
         </w:rPr>
         <w:t xml:space="preserve"> C↓</w:t>
       </w:r>
       <w:r>
+        <w:rPr>
+          <w:rFonts w:eastAsia="黑体"/>
+        </w:rPr>
         <w:t xml:space="preserve"> </w:t>
       </w:r>
       <w:r>
+        <w:rPr>
+          <w:rFonts w:eastAsia="黑体"/>
+        </w:rPr>
         <w:t xml:space="preserve">→ </w:t>
       </w:r>
       <w:r>
         <w:rPr>
-          <w:rFonts w:hint="eastAsia"/>
+          <w:rFonts w:hint="eastAsia" w:eastAsia="黑体"/>
         </w:rPr>
         <w:t xml:space="preserve">启动快，但复位时间可能不足导致启动异常。</w:t>
       </w:r>
@@ -1432,7 +1622,7 @@
       </w:pPr>
       <w:r>
         <w:rPr>
-          <w:rFonts w:hint="eastAsia"/>
+          <w:rFonts w:hint="eastAsia" w:eastAsia="黑体"/>
           <w:b/>
           <w:bCs/>
         </w:rPr>
@@ -1440,20 +1630,27 @@
       </w:r>
       <w:r>
         <w:rPr>
+          <w:rFonts w:eastAsia="黑体"/>
           <w:b/>
           <w:bCs/>
         </w:rPr>
         <w:t xml:space="preserve"> R↑</w:t>
       </w:r>
       <w:r>
+        <w:rPr>
+          <w:rFonts w:eastAsia="黑体"/>
+        </w:rPr>
         <w:t xml:space="preserve"> </w:t>
       </w:r>
       <w:r>
+        <w:rPr>
+          <w:rFonts w:eastAsia="黑体"/>
+        </w:rPr>
         <w:t xml:space="preserve">→ </w:t>
       </w:r>
       <w:r>
         <w:rPr>
-          <w:rFonts w:hint="eastAsia"/>
+          <w:rFonts w:hint="eastAsia" w:eastAsia="黑体"/>
         </w:rPr>
         <w:t xml:space="preserve">静态耗电小，但边沿变缓、抗干扰变弱。</w:t>
       </w:r>
@@ -1468,7 +1665,7 @@
       </w:pPr>
       <w:r>
         <w:rPr>
-          <w:rFonts w:hint="eastAsia"/>
+          <w:rFonts w:hint="eastAsia" w:eastAsia="黑体"/>
           <w:b/>
           <w:bCs/>
         </w:rPr>
@@ -1476,20 +1673,27 @@
       </w:r>
       <w:r>
         <w:rPr>
+          <w:rFonts w:eastAsia="黑体"/>
           <w:b/>
           <w:bCs/>
         </w:rPr>
         <w:t xml:space="preserve"> R↓</w:t>
       </w:r>
       <w:r>
+        <w:rPr>
+          <w:rFonts w:eastAsia="黑体"/>
+        </w:rPr>
         <w:t xml:space="preserve"> </w:t>
       </w:r>
       <w:r>
+        <w:rPr>
+          <w:rFonts w:eastAsia="黑体"/>
+        </w:rPr>
         <w:t xml:space="preserve">→ </w:t>
       </w:r>
       <w:r>
         <w:rPr>
-          <w:rFonts w:hint="eastAsia"/>
+          <w:rFonts w:hint="eastAsia" w:eastAsia="黑体"/>
         </w:rPr>
         <w:t xml:space="preserve">抗干扰好、边沿陡，但功耗增大。</w:t>
       </w:r>
@@ -1502,7 +1706,7 @@
       </w:pPr>
       <w:r>
         <w:rPr>
-          <w:rFonts w:hint="eastAsia"/>
+          <w:rFonts w:hint="eastAsia" w:eastAsia="黑体"/>
         </w:rPr>
         <w:t xml:space="preserve">典型参数示例</w:t>
       </w:r>
@@ -1517,11 +1721,14 @@
       </w:pPr>
       <w:r>
         <w:rPr>
-          <w:rFonts w:hint="eastAsia"/>
+          <w:rFonts w:hint="eastAsia" w:eastAsia="黑体"/>
         </w:rPr>
         <w:t xml:space="preserve">取</w:t>
       </w:r>
       <w:r>
+        <w:rPr>
+          <w:rFonts w:eastAsia="黑体"/>
+        </w:rPr>
         <w:t xml:space="preserve"> </w:t>
       </w:r>
       <m:oMath>
@@ -1549,6 +1756,9 @@
         </m:r>
       </m:oMath>
       <w:r>
+        <w:rPr>
+          <w:rFonts w:eastAsia="黑体"/>
+        </w:rPr>
         <w:t xml:space="preserve">、</w:t>
       </w:r>
       <m:oMath>
@@ -1577,7 +1787,7 @@
       </m:oMath>
       <w:r>
         <w:rPr>
-          <w:rFonts w:hint="eastAsia"/>
+          <w:rFonts w:hint="eastAsia" w:eastAsia="黑体"/>
         </w:rPr>
         <w:t xml:space="preserve">：</w:t>
       </w:r>
@@ -1667,7 +1877,7 @@
       </m:oMath>
       <w:r>
         <w:rPr>
-          <w:rFonts w:hint="eastAsia"/>
+          <w:rFonts w:hint="eastAsia" w:eastAsia="黑体"/>
         </w:rPr>
         <w:t xml:space="preserve">，</w:t>
       </w:r>
@@ -1726,6 +1936,9 @@
         </m:r>
       </m:oMath>
       <w:r>
+        <w:rPr>
+          <w:rFonts w:eastAsia="黑体"/>
+        </w:rPr>
         <w:t xml:space="preserve">。</w:t>
       </w:r>
     </w:p>
@@ -1739,11 +1952,14 @@
       </w:pPr>
       <w:r>
         <w:rPr>
-          <w:rFonts w:hint="eastAsia"/>
+          <w:rFonts w:hint="eastAsia" w:eastAsia="黑体"/>
         </w:rPr>
         <w:t xml:space="preserve">取</w:t>
       </w:r>
       <w:r>
+        <w:rPr>
+          <w:rFonts w:eastAsia="黑体"/>
+        </w:rPr>
         <w:t xml:space="preserve"> </w:t>
       </w:r>
       <m:oMath>
@@ -1783,6 +1999,9 @@
         </m:r>
       </m:oMath>
       <w:r>
+        <w:rPr>
+          <w:rFonts w:eastAsia="黑体"/>
+        </w:rPr>
         <w:t xml:space="preserve">、</w:t>
       </w:r>
       <m:oMath>
@@ -1811,7 +2030,7 @@
       </m:oMath>
       <w:r>
         <w:rPr>
-          <w:rFonts w:hint="eastAsia"/>
+          <w:rFonts w:hint="eastAsia" w:eastAsia="黑体"/>
         </w:rPr>
         <w:t xml:space="preserve">：</w:t>
       </w:r>
@@ -1879,6 +2098,9 @@
         </m:r>
       </m:oMath>
       <w:r>
+        <w:rPr>
+          <w:rFonts w:eastAsia="黑体"/>
+        </w:rPr>
         <w:t xml:space="preserve">。</w:t>
       </w:r>
     </w:p>
@@ -1890,7 +2112,7 @@
       </w:pPr>
       <w:r>
         <w:rPr>
-          <w:rFonts w:hint="eastAsia"/>
+          <w:rFonts w:hint="eastAsia" w:eastAsia="黑体"/>
         </w:rPr>
         <w:t xml:space="preserve">常见器件型号</w:t>
       </w:r>
@@ -1905,25 +2127,31 @@
       </w:pPr>
       <w:r>
         <w:rPr>
-          <w:rFonts w:hint="eastAsia"/>
+          <w:rFonts w:hint="eastAsia" w:eastAsia="黑体"/>
         </w:rPr>
         <w:t xml:space="preserve">阻容：10</w:t>
       </w:r>
       <w:r>
+        <w:rPr>
+          <w:rFonts w:eastAsia="黑体"/>
+        </w:rPr>
         <w:t xml:space="preserve"> kΩ </w:t>
       </w:r>
       <w:r>
         <w:rPr>
-          <w:rFonts w:hint="eastAsia"/>
+          <w:rFonts w:hint="eastAsia" w:eastAsia="黑体"/>
         </w:rPr>
         <w:t xml:space="preserve">电阻、100</w:t>
       </w:r>
       <w:r>
+        <w:rPr>
+          <w:rFonts w:eastAsia="黑体"/>
+        </w:rPr>
         <w:t xml:space="preserve"> nF </w:t>
       </w:r>
       <w:r>
         <w:rPr>
-          <w:rFonts w:hint="eastAsia"/>
+          <w:rFonts w:hint="eastAsia" w:eastAsia="黑体"/>
         </w:rPr>
         <w:t xml:space="preserve">电容。</w:t>
       </w:r>
@@ -1938,7 +2166,7 @@
       </w:pPr>
       <w:r>
         <w:rPr>
-          <w:rFonts w:hint="eastAsia"/>
+          <w:rFonts w:hint="eastAsia" w:eastAsia="黑体"/>
         </w:rPr>
         <w:t xml:space="preserve">复位监控芯片：MAX809、MAX810、IMP809。</w:t>
       </w:r>
@@ -1953,7 +2181,7 @@
       </w:pPr>
       <w:r>
         <w:rPr>
-          <w:rFonts w:hint="eastAsia"/>
+          <w:rFonts w:hint="eastAsia" w:eastAsia="黑体"/>
         </w:rPr>
         <w:t xml:space="preserve">MCU：STM32F1（NRST）、STC89C52（RST）。</w:t>
       </w:r>
@@ -1966,7 +2194,7 @@
       </w:pPr>
       <w:r>
         <w:rPr>
-          <w:rFonts w:hint="eastAsia"/>
+          <w:rFonts w:hint="eastAsia" w:eastAsia="黑体"/>
         </w:rPr>
         <w:t xml:space="preserve">注意事项</w:t>
       </w:r>
@@ -1981,16 +2209,19 @@
       </w:pPr>
       <w:r>
         <w:rPr>
-          <w:rFonts w:hint="eastAsia"/>
+          <w:rFonts w:hint="eastAsia" w:eastAsia="黑体"/>
         </w:rPr>
         <w:t xml:space="preserve">复位脉宽必须大于</w:t>
       </w:r>
       <w:r>
+        <w:rPr>
+          <w:rFonts w:eastAsia="黑体"/>
+        </w:rPr>
         <w:t xml:space="preserve"> MCU </w:t>
       </w:r>
       <w:r>
         <w:rPr>
-          <w:rFonts w:hint="eastAsia"/>
+          <w:rFonts w:hint="eastAsia" w:eastAsia="黑体"/>
         </w:rPr>
         <w:t xml:space="preserve">手册要求的复位保持时间。</w:t>
       </w:r>
@@ -2005,7 +2236,7 @@
       </w:pPr>
       <w:r>
         <w:rPr>
-          <w:rFonts w:hint="eastAsia"/>
+          <w:rFonts w:hint="eastAsia" w:eastAsia="黑体"/>
         </w:rPr>
         <w:t xml:space="preserve">复位走线尽量短，避免强干扰耦合导致误复位。</w:t>
       </w:r>
@@ -2020,7 +2251,7 @@
       </w:pPr>
       <w:r>
         <w:rPr>
-          <w:rFonts w:hint="eastAsia"/>
+          <w:rFonts w:hint="eastAsia" w:eastAsia="黑体"/>
         </w:rPr>
         <w:t xml:space="preserve">供电缓慢上升（如电池）时应配合专用监控芯片确保可靠上电复位。</w:t>
       </w:r>
@@ -2035,7 +2266,7 @@
       </w:pPr>
       <w:r>
         <w:rPr>
-          <w:rFonts w:hint="eastAsia"/>
+          <w:rFonts w:hint="eastAsia" w:eastAsia="黑体"/>
         </w:rPr>
         <w:t xml:space="preserve">复位引脚避免悬空，按芯片要求接上拉或下拉。</w:t>
       </w:r>
@@ -2048,7 +2279,7 @@
       </w:pPr>
       <w:r>
         <w:rPr>
-          <w:rFonts w:hint="eastAsia"/>
+          <w:rFonts w:hint="eastAsia" w:eastAsia="黑体"/>
         </w:rPr>
         <w:t xml:space="preserve">参考资料</w:t>
       </w:r>
@@ -2062,6 +2293,9 @@
         </w:numPr>
       </w:pPr>
       <w:r>
+        <w:rPr>
+          <w:rFonts w:eastAsia="黑体"/>
+        </w:rPr>
         <w:t xml:space="preserve">Wikipedia: Reset (computing)。</w:t>
       </w:r>
     </w:p>
@@ -2074,11 +2308,14 @@
         </w:numPr>
       </w:pPr>
       <w:r>
+        <w:rPr>
+          <w:rFonts w:eastAsia="黑体"/>
+        </w:rPr>
         <w:t xml:space="preserve">MAX809 </w:t>
       </w:r>
       <w:r>
         <w:rPr>
-          <w:rFonts w:hint="eastAsia"/>
+          <w:rFonts w:hint="eastAsia" w:eastAsia="黑体"/>
         </w:rPr>
         <w:t xml:space="preserve">数据手册（Maxim/onsemi）。</w:t>
       </w:r>
@@ -2092,11 +2329,14 @@
         </w:numPr>
       </w:pPr>
       <w:r>
+        <w:rPr>
+          <w:rFonts w:eastAsia="黑体"/>
+        </w:rPr>
         <w:t xml:space="preserve">STM32 </w:t>
       </w:r>
       <w:r>
         <w:rPr>
-          <w:rFonts w:hint="eastAsia"/>
+          <w:rFonts w:hint="eastAsia" w:eastAsia="黑体"/>
         </w:rPr>
         <w:t xml:space="preserve">参考手册（复位章节）。</w:t>
       </w:r>
@@ -2110,11 +2350,11 @@
       </w:pPr>
       <w:r>
         <w:rPr>
-          <w:rFonts w:ascii="Times New Roman" w:hAnsi="Times New Roman"/>
+          <w:rFonts w:ascii="Times New Roman" w:hAnsi="Times New Roman" w:eastAsia="黑体"/>
           <w:color w:val="555555"/>
           <w:sz w:val="21"/>
         </w:rPr>
-        <w:t>材料收集者：杜文杰</w:t>
+        <w:t>材料收集者：杜文杰，WX手机：19519196569，QQ:3478827729</w:t>
       </w:r>
     </w:p>
     <w:sectPr>
@@ -2134,7 +2374,7 @@
 </file>
 
 <file path=word/footer1.xml><?xml version="1.0" encoding="utf-8"?>
-<w:ftr xmlns:m="http://schemas.openxmlformats.org/officeDocument/2006/math" xmlns:mc="http://schemas.openxmlformats.org/markup-compatibility/2006" xmlns:mo="http://schemas.microsoft.com/office/mac/office/2008/main" xmlns:mv="urn:schemas-microsoft-com:mac:vml" xmlns:o="urn:schemas-microsoft-com:office:office" xmlns:r="http://schemas.openxmlformats.org/officeDocument/2006/relationships" xmlns:v="urn:schemas-microsoft-com:vml" xmlns:w10="urn:schemas-microsoft-com:office:word" xmlns:w14="http://schemas.microsoft.com/office/word/2010/wordml" xmlns:w="http://schemas.openxmlformats.org/wordprocessingml/2006/main" xmlns:wne="http://schemas.microsoft.com/office/word/2006/wordml" xmlns:wp14="http://schemas.microsoft.com/office/word/2010/wordprocessingDrawing" xmlns:wp="http://schemas.openxmlformats.org/drawingml/2006/wordprocessingDrawing" xmlns:wpc="http://schemas.microsoft.com/office/word/2010/wordprocessingCanvas" xmlns:wpg="http://schemas.microsoft.com/office/word/2010/wordprocessingGroup" xmlns:wpi="http://schemas.microsoft.com/office/word/2010/wordprocessingInk" xmlns:wps="http://schemas.microsoft.com/office/word/2010/wordprocessingShape" mc:Ignorable="w14 wp14">
+<w:ftr xmlns:mc="http://schemas.openxmlformats.org/markup-compatibility/2006" xmlns:w="http://schemas.openxmlformats.org/wordprocessingml/2006/main" xmlns:m="http://schemas.openxmlformats.org/officeDocument/2006/math" xmlns:mo="http://schemas.microsoft.com/office/mac/office/2008/main" xmlns:mv="urn:schemas-microsoft-com:mac:vml" xmlns:o="urn:schemas-microsoft-com:office:office" xmlns:r="http://schemas.openxmlformats.org/officeDocument/2006/relationships" xmlns:v="urn:schemas-microsoft-com:vml" xmlns:w10="urn:schemas-microsoft-com:office:word" xmlns:w14="http://schemas.microsoft.com/office/word/2010/wordml" xmlns:wne="http://schemas.microsoft.com/office/word/2006/wordml" xmlns:wp14="http://schemas.microsoft.com/office/word/2010/wordprocessingDrawing" xmlns:wp="http://schemas.openxmlformats.org/drawingml/2006/wordprocessingDrawing" xmlns:wpc="http://schemas.microsoft.com/office/word/2010/wordprocessingCanvas" xmlns:wpg="http://schemas.microsoft.com/office/word/2010/wordprocessingGroup" xmlns:wpi="http://schemas.microsoft.com/office/word/2010/wordprocessingInk" xmlns:wps="http://schemas.microsoft.com/office/word/2010/wordprocessingShape" mc:Ignorable="w14 wp14">
   <w:p>
     <w:pPr>
       <w:pStyle w:val="Footer"/>
@@ -2142,12 +2382,14 @@
     </w:pPr>
     <w:r>
       <w:rPr>
+        <w:rFonts w:eastAsia="黑体"/>
         <w:sz w:val="18"/>
       </w:rPr>
       <w:t xml:space="preserve">第 </w:t>
     </w:r>
     <w:r>
       <w:rPr>
+        <w:rFonts w:eastAsia="黑体"/>
         <w:sz w:val="18"/>
       </w:rPr>
       <w:fldChar w:fldCharType="begin"/>
@@ -2156,6 +2398,7 @@
     </w:r>
     <w:r>
       <w:rPr>
+        <w:rFonts w:eastAsia="黑体"/>
         <w:sz w:val="18"/>
       </w:rPr>
       <w:t xml:space="preserve"> 页</w:t>
@@ -2169,6 +2412,9 @@
   <w:footnote w:type="continuationSeparator" w:id="0">
     <w:p>
       <w:r>
+        <w:rPr>
+          <w:rFonts w:eastAsia="黑体"/>
+        </w:rPr>
         <w:continuationSeparator/>
       </w:r>
     </w:p>
@@ -2176,6 +2422,9 @@
   <w:footnote w:type="separator" w:id="-1">
     <w:p>
       <w:r>
+        <w:rPr>
+          <w:rFonts w:eastAsia="黑体"/>
+        </w:rPr>
         <w:separator/>
       </w:r>
     </w:p>
@@ -2184,7 +2433,7 @@
 </file>
 
 <file path=word/header1.xml><?xml version="1.0" encoding="utf-8"?>
-<w:hdr xmlns:m="http://schemas.openxmlformats.org/officeDocument/2006/math" xmlns:mc="http://schemas.openxmlformats.org/markup-compatibility/2006" xmlns:mo="http://schemas.microsoft.com/office/mac/office/2008/main" xmlns:mv="urn:schemas-microsoft-com:mac:vml" xmlns:o="urn:schemas-microsoft-com:office:office" xmlns:r="http://schemas.openxmlformats.org/officeDocument/2006/relationships" xmlns:v="urn:schemas-microsoft-com:vml" xmlns:w10="urn:schemas-microsoft-com:office:word" xmlns:w14="http://schemas.microsoft.com/office/word/2010/wordml" xmlns:w="http://schemas.openxmlformats.org/wordprocessingml/2006/main" xmlns:wne="http://schemas.microsoft.com/office/word/2006/wordml" xmlns:wp14="http://schemas.microsoft.com/office/word/2010/wordprocessingDrawing" xmlns:wp="http://schemas.openxmlformats.org/drawingml/2006/wordprocessingDrawing" xmlns:wpc="http://schemas.microsoft.com/office/word/2010/wordprocessingCanvas" xmlns:wpg="http://schemas.microsoft.com/office/word/2010/wordprocessingGroup" xmlns:wpi="http://schemas.microsoft.com/office/word/2010/wordprocessingInk" xmlns:wps="http://schemas.microsoft.com/office/word/2010/wordprocessingShape" mc:Ignorable="w14 wp14">
+<w:hdr xmlns:mc="http://schemas.openxmlformats.org/markup-compatibility/2006" xmlns:w="http://schemas.openxmlformats.org/wordprocessingml/2006/main" xmlns:m="http://schemas.openxmlformats.org/officeDocument/2006/math" xmlns:mo="http://schemas.microsoft.com/office/mac/office/2008/main" xmlns:mv="urn:schemas-microsoft-com:mac:vml" xmlns:o="urn:schemas-microsoft-com:office:office" xmlns:r="http://schemas.openxmlformats.org/officeDocument/2006/relationships" xmlns:v="urn:schemas-microsoft-com:vml" xmlns:w10="urn:schemas-microsoft-com:office:word" xmlns:w14="http://schemas.microsoft.com/office/word/2010/wordml" xmlns:wne="http://schemas.microsoft.com/office/word/2006/wordml" xmlns:wp14="http://schemas.microsoft.com/office/word/2010/wordprocessingDrawing" xmlns:wp="http://schemas.openxmlformats.org/drawingml/2006/wordprocessingDrawing" xmlns:wpc="http://schemas.microsoft.com/office/word/2010/wordprocessingCanvas" xmlns:wpg="http://schemas.microsoft.com/office/word/2010/wordprocessingGroup" xmlns:wpi="http://schemas.microsoft.com/office/word/2010/wordprocessingInk" xmlns:wps="http://schemas.microsoft.com/office/word/2010/wordprocessingShape" mc:Ignorable="w14 wp14">
   <w:p>
     <w:pPr>
       <w:pStyle w:val="Header"/>
@@ -2192,7 +2441,7 @@
     </w:pPr>
     <w:r>
       <w:rPr>
-        <w:rFonts w:ascii="Times New Roman" w:hAnsi="Times New Roman"/>
+        <w:rFonts w:ascii="Times New Roman" w:hAnsi="Times New Roman" w:eastAsia="黑体"/>
         <w:sz w:val="18"/>
         <w:rFonts w:eastAsia="黑体"/>
         <w:rFonts w:eastAsia="黑体"/>
@@ -2204,7 +2453,7 @@
 </file>
 
 <file path=word/numbering.xml><?xml version="1.0" encoding="utf-8"?>
-<w:numbering xmlns:m="http://schemas.openxmlformats.org/officeDocument/2006/math" xmlns:mc="http://schemas.openxmlformats.org/markup-compatibility/2006" xmlns:mo="http://schemas.microsoft.com/office/mac/office/2008/main" xmlns:mv="urn:schemas-microsoft-com:mac:vml" xmlns:o="urn:schemas-microsoft-com:office:office" xmlns:r="http://schemas.openxmlformats.org/officeDocument/2006/relationships" xmlns:v="urn:schemas-microsoft-com:vml" xmlns:w="http://schemas.openxmlformats.org/wordprocessingml/2006/main" xmlns:w10="urn:schemas-microsoft-com:office:word" xmlns:w14="http://schemas.microsoft.com/office/word/2010/wordml" xmlns:wne="http://schemas.microsoft.com/office/word/2006/wordml" xmlns:wp="http://schemas.openxmlformats.org/drawingml/2006/wordprocessingDrawing" xmlns:wp14="http://schemas.microsoft.com/office/word/2010/wordprocessingDrawing" xmlns:wpc="http://schemas.microsoft.com/office/word/2010/wordprocessingCanvas" xmlns:wpg="http://schemas.microsoft.com/office/word/2010/wordprocessingGroup" xmlns:wpi="http://schemas.microsoft.com/office/word/2010/wordprocessingInk" xmlns:wps="http://schemas.microsoft.com/office/word/2010/wordprocessingShape" mc:Ignorable="w14 wp14">
+<w:numbering xmlns:mc="http://schemas.openxmlformats.org/markup-compatibility/2006" xmlns:w="http://schemas.openxmlformats.org/wordprocessingml/2006/main" xmlns:m="http://schemas.openxmlformats.org/officeDocument/2006/math" xmlns:mo="http://schemas.microsoft.com/office/mac/office/2008/main" xmlns:mv="urn:schemas-microsoft-com:mac:vml" xmlns:o="urn:schemas-microsoft-com:office:office" xmlns:r="http://schemas.openxmlformats.org/officeDocument/2006/relationships" xmlns:v="urn:schemas-microsoft-com:vml" xmlns:w10="urn:schemas-microsoft-com:office:word" xmlns:w14="http://schemas.microsoft.com/office/word/2010/wordml" xmlns:wne="http://schemas.microsoft.com/office/word/2006/wordml" xmlns:wp="http://schemas.openxmlformats.org/drawingml/2006/wordprocessingDrawing" xmlns:wp14="http://schemas.microsoft.com/office/word/2010/wordprocessingDrawing" xmlns:wpc="http://schemas.microsoft.com/office/word/2010/wordprocessingCanvas" xmlns:wpg="http://schemas.microsoft.com/office/word/2010/wordprocessingGroup" xmlns:wpi="http://schemas.microsoft.com/office/word/2010/wordprocessingInk" xmlns:wps="http://schemas.microsoft.com/office/word/2010/wordprocessingShape" mc:Ignorable="w14 wp14">
   <w:abstractNum w:abstractNumId="0">
     <w:nsid w:val="FFFFFF7C"/>
     <w:multiLevelType w:val="singleLevel"/>
@@ -2291,7 +2540,7 @@
         <w:ind w:hanging="360" w:left="1440"/>
       </w:pPr>
       <w:rPr>
-        <w:rFonts w:ascii="Symbol" w:hAnsi="Symbol" w:hint="default"/>
+        <w:rFonts w:ascii="Symbol" w:hAnsi="Symbol" w:hint="default" w:eastAsia="黑体"/>
       </w:rPr>
     </w:lvl>
   </w:abstractNum>
@@ -2312,7 +2561,7 @@
         <w:ind w:hanging="360" w:left="1080"/>
       </w:pPr>
       <w:rPr>
-        <w:rFonts w:ascii="Symbol" w:hAnsi="Symbol" w:hint="default"/>
+        <w:rFonts w:ascii="Symbol" w:hAnsi="Symbol" w:hint="default" w:eastAsia="黑体"/>
       </w:rPr>
     </w:lvl>
   </w:abstractNum>
@@ -2333,7 +2582,7 @@
         <w:ind w:hanging="360" w:left="720"/>
       </w:pPr>
       <w:rPr>
-        <w:rFonts w:ascii="Symbol" w:hAnsi="Symbol" w:hint="default"/>
+        <w:rFonts w:ascii="Symbol" w:hAnsi="Symbol" w:hint="default" w:eastAsia="黑体"/>
       </w:rPr>
     </w:lvl>
   </w:abstractNum>
@@ -2372,7 +2621,7 @@
         <w:ind w:hanging="360" w:left="360"/>
       </w:pPr>
       <w:rPr>
-        <w:rFonts w:ascii="Symbol" w:hAnsi="Symbol" w:hint="default"/>
+        <w:rFonts w:ascii="Symbol" w:hAnsi="Symbol" w:hint="default" w:eastAsia="黑体"/>
       </w:rPr>
     </w:lvl>
   </w:abstractNum>
@@ -2463,7 +2712,7 @@
         <w:ind w:left="720" w:hanging="360"/>
       </w:pPr>
       <w:rPr>
-        <w:rFonts w:ascii="Symbol" w:hAnsi="Symbol" w:cs="Symbol" w:hint="default"/>
+        <w:rFonts w:ascii="Symbol" w:hAnsi="Symbol" w:cs="Symbol" w:hint="default" w:eastAsia="黑体"/>
       </w:rPr>
     </w:lvl>
     <w:lvl w:ilvl="1">
@@ -2474,7 +2723,7 @@
         <w:ind w:left="1440" w:hanging="360"/>
       </w:pPr>
       <w:rPr>
-        <w:rFonts w:ascii="Courier New" w:hAnsi="Courier New" w:cs="Courier New" w:hint="default"/>
+        <w:rFonts w:ascii="Courier New" w:hAnsi="Courier New" w:cs="Courier New" w:hint="default" w:eastAsia="黑体"/>
       </w:rPr>
     </w:lvl>
     <w:lvl w:ilvl="2">
@@ -2485,7 +2734,7 @@
         <w:ind w:left="2160" w:hanging="360"/>
       </w:pPr>
       <w:rPr>
-        <w:rFonts w:ascii="Wingdings" w:hAnsi="Wingdings" w:cs="Wingdings" w:hint="default"/>
+        <w:rFonts w:ascii="Wingdings" w:hAnsi="Wingdings" w:cs="Wingdings" w:hint="default" w:eastAsia="黑体"/>
       </w:rPr>
     </w:lvl>
     <w:lvl w:ilvl="3">
@@ -2496,7 +2745,7 @@
         <w:ind w:left="2880" w:hanging="360"/>
       </w:pPr>
       <w:rPr>
-        <w:rFonts w:ascii="Symbol" w:hAnsi="Symbol" w:cs="Symbol" w:hint="default"/>
+        <w:rFonts w:ascii="Symbol" w:hAnsi="Symbol" w:cs="Symbol" w:hint="default" w:eastAsia="黑体"/>
       </w:rPr>
     </w:lvl>
     <w:lvl w:ilvl="4">
@@ -2507,7 +2756,7 @@
         <w:ind w:left="3600" w:hanging="360"/>
       </w:pPr>
       <w:rPr>
-        <w:rFonts w:ascii="Courier New" w:hAnsi="Courier New" w:cs="Courier New" w:hint="default"/>
+        <w:rFonts w:ascii="Courier New" w:hAnsi="Courier New" w:cs="Courier New" w:hint="default" w:eastAsia="黑体"/>
       </w:rPr>
     </w:lvl>
     <w:lvl w:ilvl="5">
@@ -2518,7 +2767,7 @@
         <w:ind w:left="4320" w:hanging="360"/>
       </w:pPr>
       <w:rPr>
-        <w:rFonts w:ascii="Wingdings" w:hAnsi="Wingdings" w:cs="Wingdings" w:hint="default"/>
+        <w:rFonts w:ascii="Wingdings" w:hAnsi="Wingdings" w:cs="Wingdings" w:hint="default" w:eastAsia="黑体"/>
       </w:rPr>
     </w:lvl>
     <w:lvl w:ilvl="6">
@@ -2529,7 +2778,7 @@
         <w:ind w:left="5040" w:hanging="360"/>
       </w:pPr>
       <w:rPr>
-        <w:rFonts w:ascii="Symbol" w:hAnsi="Symbol" w:cs="Symbol" w:hint="default"/>
+        <w:rFonts w:ascii="Symbol" w:hAnsi="Symbol" w:cs="Symbol" w:hint="default" w:eastAsia="黑体"/>
       </w:rPr>
     </w:lvl>
     <w:lvl w:ilvl="7">
@@ -2540,7 +2789,7 @@
         <w:ind w:left="5760" w:hanging="360"/>
       </w:pPr>
       <w:rPr>
-        <w:rFonts w:ascii="Courier New" w:hAnsi="Courier New" w:cs="Courier New" w:hint="default"/>
+        <w:rFonts w:ascii="Courier New" w:hAnsi="Courier New" w:cs="Courier New" w:hint="default" w:eastAsia="黑体"/>
       </w:rPr>
     </w:lvl>
     <w:lvl w:ilvl="8">
@@ -2551,7 +2800,7 @@
         <w:ind w:left="6480" w:hanging="360"/>
       </w:pPr>
       <w:rPr>
-        <w:rFonts w:ascii="Wingdings" w:hAnsi="Wingdings" w:cs="Wingdings" w:hint="default"/>
+        <w:rFonts w:ascii="Wingdings" w:hAnsi="Wingdings" w:cs="Wingdings" w:hint="default" w:eastAsia="黑体"/>
       </w:rPr>
     </w:lvl>
   </w:abstractNum>
@@ -2607,11 +2856,11 @@
 </file>
 
 <file path=word/styles.xml><?xml version="1.0" encoding="utf-8"?>
-<w:styles xmlns:mc="http://schemas.openxmlformats.org/markup-compatibility/2006" xmlns:r="http://schemas.openxmlformats.org/officeDocument/2006/relationships" xmlns:w="http://schemas.openxmlformats.org/wordprocessingml/2006/main" xmlns:w14="http://schemas.microsoft.com/office/word/2010/wordml" mc:Ignorable="w14">
+<w:styles xmlns:mc="http://schemas.openxmlformats.org/markup-compatibility/2006" xmlns:w="http://schemas.openxmlformats.org/wordprocessingml/2006/main" xmlns:r="http://schemas.openxmlformats.org/officeDocument/2006/relationships" xmlns:w14="http://schemas.microsoft.com/office/word/2010/wordml" mc:Ignorable="w14">
   <w:docDefaults>
     <w:rPrDefault>
       <w:rPr>
-        <w:rFonts w:asciiTheme="minorHAnsi" w:cstheme="minorBidi" w:eastAsiaTheme="minorEastAsia" w:hAnsiTheme="minorHAnsi"/>
+        <w:rFonts w:asciiTheme="minorHAnsi" w:cstheme="minorBidi" w:hAnsiTheme="minorHAnsi" w:eastAsia="黑体"/>
         <w:sz w:val="22"/>
         <w:szCs w:val="22"/>
         <w:lang w:bidi="ar-SA" w:eastAsia="en-US" w:val="en-US"/>
@@ -2833,7 +3082,7 @@
       <w:outlineLvl w:val="0"/>
     </w:pPr>
     <w:rPr>
-      <w:rFonts w:ascii="Times New Roman" w:asciiTheme="majorHAnsi" w:cstheme="majorBidi" w:eastAsia="黑体" w:eastAsiaTheme="majorEastAsia" w:hAnsi="Times New Roman" w:hAnsiTheme="majorHAnsi"/>
+      <w:rFonts w:ascii="Times New Roman" w:asciiTheme="majorHAnsi" w:cstheme="majorBidi" w:eastAsia="黑体" w:hAnsi="Times New Roman" w:hAnsiTheme="majorHAnsi"/>
       <w:b/>
       <w:bCs/>
       <w:color w:val="1F3864"/>
@@ -2857,7 +3106,7 @@
       <w:outlineLvl w:val="1"/>
     </w:pPr>
     <w:rPr>
-      <w:rFonts w:ascii="Times New Roman" w:asciiTheme="majorHAnsi" w:cstheme="majorBidi" w:eastAsia="黑体" w:eastAsiaTheme="majorEastAsia" w:hAnsi="Times New Roman" w:hAnsiTheme="majorHAnsi"/>
+      <w:rFonts w:ascii="Times New Roman" w:asciiTheme="majorHAnsi" w:cstheme="majorBidi" w:eastAsia="黑体" w:hAnsi="Times New Roman" w:hAnsiTheme="majorHAnsi"/>
       <w:b/>
       <w:bCs/>
       <w:color w:val="2E4E7E"/>
@@ -2881,7 +3130,7 @@
       <w:outlineLvl w:val="2"/>
     </w:pPr>
     <w:rPr>
-      <w:rFonts w:ascii="Times New Roman" w:asciiTheme="majorHAnsi" w:cstheme="majorBidi" w:eastAsia="黑体" w:eastAsiaTheme="majorEastAsia" w:hAnsi="Times New Roman" w:hAnsiTheme="majorHAnsi"/>
+      <w:rFonts w:ascii="Times New Roman" w:asciiTheme="majorHAnsi" w:cstheme="majorBidi" w:eastAsia="黑体" w:hAnsi="Times New Roman" w:hAnsiTheme="majorHAnsi"/>
       <w:b/>
       <w:bCs/>
       <w:color w:val="2E4E7E"/>
@@ -2905,7 +3154,7 @@
       <w:outlineLvl w:val="3"/>
     </w:pPr>
     <w:rPr>
-      <w:rFonts w:ascii="Times New Roman" w:asciiTheme="majorHAnsi" w:cstheme="majorBidi" w:eastAsia="黑体" w:eastAsiaTheme="majorEastAsia" w:hAnsi="Times New Roman" w:hAnsiTheme="majorHAnsi"/>
+      <w:rFonts w:ascii="Times New Roman" w:asciiTheme="majorHAnsi" w:cstheme="majorBidi" w:eastAsia="黑体" w:hAnsi="Times New Roman" w:hAnsiTheme="majorHAnsi"/>
       <w:b/>
       <w:bCs/>
       <w:i/>
@@ -2931,7 +3180,7 @@
       <w:outlineLvl w:val="4"/>
     </w:pPr>
     <w:rPr>
-      <w:rFonts w:ascii="Times New Roman" w:asciiTheme="majorHAnsi" w:cstheme="majorBidi" w:eastAsia="黑体" w:eastAsiaTheme="majorEastAsia" w:hAnsi="Times New Roman" w:hAnsiTheme="majorHAnsi"/>
+      <w:rFonts w:ascii="Times New Roman" w:asciiTheme="majorHAnsi" w:cstheme="majorBidi" w:eastAsia="黑体" w:hAnsi="Times New Roman" w:hAnsiTheme="majorHAnsi"/>
       <w:b/>
       <w:color w:val="333333"/>
       <w:sz w:val="22"/>
@@ -2954,7 +3203,7 @@
       <w:outlineLvl w:val="5"/>
     </w:pPr>
     <w:rPr>
-      <w:rFonts w:asciiTheme="majorHAnsi" w:cstheme="majorBidi" w:eastAsiaTheme="majorEastAsia" w:hAnsiTheme="majorHAnsi"/>
+      <w:rFonts w:asciiTheme="majorHAnsi" w:cstheme="majorBidi" w:hAnsiTheme="majorHAnsi" w:eastAsia="黑体"/>
       <w:i/>
       <w:iCs/>
       <w:color w:themeColor="accent1" w:themeShade="7F" w:val="243F60"/>
@@ -2977,7 +3226,7 @@
       <w:outlineLvl w:val="6"/>
     </w:pPr>
     <w:rPr>
-      <w:rFonts w:asciiTheme="majorHAnsi" w:cstheme="majorBidi" w:eastAsiaTheme="majorEastAsia" w:hAnsiTheme="majorHAnsi"/>
+      <w:rFonts w:asciiTheme="majorHAnsi" w:cstheme="majorBidi" w:hAnsiTheme="majorHAnsi" w:eastAsia="黑体"/>
       <w:i/>
       <w:iCs/>
       <w:color w:themeColor="text1" w:themeTint="BF" w:val="404040"/>
@@ -3000,7 +3249,7 @@
       <w:outlineLvl w:val="7"/>
     </w:pPr>
     <w:rPr>
-      <w:rFonts w:asciiTheme="majorHAnsi" w:cstheme="majorBidi" w:eastAsiaTheme="majorEastAsia" w:hAnsiTheme="majorHAnsi"/>
+      <w:rFonts w:asciiTheme="majorHAnsi" w:cstheme="majorBidi" w:hAnsiTheme="majorHAnsi" w:eastAsia="黑体"/>
       <w:color w:themeColor="accent1" w:val="4F81BD"/>
       <w:sz w:val="20"/>
       <w:szCs w:val="20"/>
@@ -3023,7 +3272,7 @@
       <w:outlineLvl w:val="8"/>
     </w:pPr>
     <w:rPr>
-      <w:rFonts w:asciiTheme="majorHAnsi" w:cstheme="majorBidi" w:eastAsiaTheme="majorEastAsia" w:hAnsiTheme="majorHAnsi"/>
+      <w:rFonts w:asciiTheme="majorHAnsi" w:cstheme="majorBidi" w:hAnsiTheme="majorHAnsi" w:eastAsia="黑体"/>
       <w:i/>
       <w:iCs/>
       <w:color w:themeColor="text1" w:themeTint="BF" w:val="404040"/>
@@ -3074,7 +3323,7 @@
     <w:uiPriority w:val="9"/>
     <w:rsid w:val="00FC693F"/>
     <w:rPr>
-      <w:rFonts w:asciiTheme="majorHAnsi" w:cstheme="majorBidi" w:eastAsiaTheme="majorEastAsia" w:hAnsiTheme="majorHAnsi"/>
+      <w:rFonts w:asciiTheme="majorHAnsi" w:cstheme="majorBidi" w:hAnsiTheme="majorHAnsi" w:eastAsia="黑体"/>
       <w:b/>
       <w:bCs/>
       <w:color w:themeColor="accent1" w:themeShade="BF" w:val="365F91"/>
@@ -3089,7 +3338,7 @@
     <w:uiPriority w:val="9"/>
     <w:rsid w:val="00FC693F"/>
     <w:rPr>
-      <w:rFonts w:asciiTheme="majorHAnsi" w:cstheme="majorBidi" w:eastAsiaTheme="majorEastAsia" w:hAnsiTheme="majorHAnsi"/>
+      <w:rFonts w:asciiTheme="majorHAnsi" w:cstheme="majorBidi" w:hAnsiTheme="majorHAnsi" w:eastAsia="黑体"/>
       <w:b/>
       <w:bCs/>
       <w:color w:themeColor="accent1" w:val="4F81BD"/>
@@ -3104,7 +3353,7 @@
     <w:uiPriority w:val="9"/>
     <w:rsid w:val="00FC693F"/>
     <w:rPr>
-      <w:rFonts w:asciiTheme="majorHAnsi" w:cstheme="majorBidi" w:eastAsiaTheme="majorEastAsia" w:hAnsiTheme="majorHAnsi"/>
+      <w:rFonts w:asciiTheme="majorHAnsi" w:cstheme="majorBidi" w:hAnsiTheme="majorHAnsi" w:eastAsia="黑体"/>
       <w:b/>
       <w:bCs/>
       <w:color w:themeColor="accent1" w:val="4F81BD"/>
@@ -3127,7 +3376,7 @@
       <w:contextualSpacing/>
     </w:pPr>
     <w:rPr>
-      <w:rFonts w:ascii="Times New Roman" w:asciiTheme="majorHAnsi" w:cstheme="majorBidi" w:eastAsia="黑体" w:eastAsiaTheme="majorEastAsia" w:hAnsi="Times New Roman" w:hAnsiTheme="majorHAnsi"/>
+      <w:rFonts w:ascii="Times New Roman" w:asciiTheme="majorHAnsi" w:cstheme="majorBidi" w:eastAsia="黑体" w:hAnsi="Times New Roman" w:hAnsiTheme="majorHAnsi"/>
       <w:b/>
       <w:color w:val="1F3864"/>
       <w:spacing w:val="5"/>
@@ -3143,7 +3392,7 @@
     <w:uiPriority w:val="10"/>
     <w:rsid w:val="00FC693F"/>
     <w:rPr>
-      <w:rFonts w:asciiTheme="majorHAnsi" w:cstheme="majorBidi" w:eastAsiaTheme="majorEastAsia" w:hAnsiTheme="majorHAnsi"/>
+      <w:rFonts w:asciiTheme="majorHAnsi" w:cstheme="majorBidi" w:hAnsiTheme="majorHAnsi" w:eastAsia="黑体"/>
       <w:color w:themeColor="text2" w:themeShade="BF" w:val="17365D"/>
       <w:spacing w:val="5"/>
       <w:kern w:val="28"/>
@@ -3165,7 +3414,7 @@
       </w:numPr>
     </w:pPr>
     <w:rPr>
-      <w:rFonts w:asciiTheme="majorHAnsi" w:cstheme="majorBidi" w:eastAsiaTheme="majorEastAsia" w:hAnsiTheme="majorHAnsi"/>
+      <w:rFonts w:asciiTheme="majorHAnsi" w:cstheme="majorBidi" w:hAnsiTheme="majorHAnsi" w:eastAsia="黑体"/>
       <w:i/>
       <w:iCs/>
       <w:color w:themeColor="accent1" w:val="4F81BD"/>
@@ -3181,7 +3430,7 @@
     <w:uiPriority w:val="11"/>
     <w:rsid w:val="00FC693F"/>
     <w:rPr>
-      <w:rFonts w:asciiTheme="majorHAnsi" w:cstheme="majorBidi" w:eastAsiaTheme="majorEastAsia" w:hAnsiTheme="majorHAnsi"/>
+      <w:rFonts w:asciiTheme="majorHAnsi" w:cstheme="majorBidi" w:hAnsiTheme="majorHAnsi" w:eastAsia="黑体"/>
       <w:i/>
       <w:iCs/>
       <w:color w:themeColor="accent1" w:val="4F81BD"/>
@@ -3248,6 +3497,7 @@
       <w:spacing w:after="120"/>
     </w:pPr>
     <w:rPr>
+      <w:rFonts w:eastAsia="黑体"/>
       <w:sz w:val="16"/>
       <w:szCs w:val="16"/>
     </w:rPr>
@@ -3259,6 +3509,7 @@
     <w:uiPriority w:val="99"/>
     <w:rsid w:val="00AA1D8D"/>
     <w:rPr>
+      <w:rFonts w:eastAsia="黑体"/>
       <w:sz w:val="16"/>
       <w:szCs w:val="16"/>
     </w:rPr>
@@ -3428,7 +3679,7 @@
       </w:tabs>
     </w:pPr>
     <w:rPr>
-      <w:rFonts w:ascii="Courier" w:hAnsi="Courier"/>
+      <w:rFonts w:ascii="Courier" w:hAnsi="Courier" w:eastAsia="黑体"/>
       <w:sz w:val="20"/>
       <w:szCs w:val="20"/>
     </w:rPr>
@@ -3440,7 +3691,7 @@
     <w:uiPriority w:val="99"/>
     <w:rsid w:val="0029639D"/>
     <w:rPr>
-      <w:rFonts w:ascii="Courier" w:hAnsi="Courier"/>
+      <w:rFonts w:ascii="Courier" w:hAnsi="Courier" w:eastAsia="黑体"/>
       <w:sz w:val="20"/>
       <w:szCs w:val="20"/>
     </w:rPr>
@@ -3476,6 +3727,7 @@
     <w:uiPriority w:val="29"/>
     <w:rsid w:val="00FC693F"/>
     <w:rPr>
+      <w:rFonts w:eastAsia="黑体"/>
       <w:i/>
       <w:iCs/>
       <w:color w:themeColor="text1" w:val="000000"/>
@@ -3489,7 +3741,7 @@
     <w:semiHidden/>
     <w:rsid w:val="00FC693F"/>
     <w:rPr>
-      <w:rFonts w:asciiTheme="majorHAnsi" w:cstheme="majorBidi" w:eastAsiaTheme="majorEastAsia" w:hAnsiTheme="majorHAnsi"/>
+      <w:rFonts w:asciiTheme="majorHAnsi" w:cstheme="majorBidi" w:hAnsiTheme="majorHAnsi" w:eastAsia="黑体"/>
       <w:b/>
       <w:bCs/>
       <w:i/>
@@ -3505,7 +3757,7 @@
     <w:semiHidden/>
     <w:rsid w:val="00FC693F"/>
     <w:rPr>
-      <w:rFonts w:asciiTheme="majorHAnsi" w:cstheme="majorBidi" w:eastAsiaTheme="majorEastAsia" w:hAnsiTheme="majorHAnsi"/>
+      <w:rFonts w:asciiTheme="majorHAnsi" w:cstheme="majorBidi" w:hAnsiTheme="majorHAnsi" w:eastAsia="黑体"/>
       <w:color w:themeColor="accent1" w:themeShade="7F" w:val="243F60"/>
     </w:rPr>
   </w:style>
@@ -3517,7 +3769,7 @@
     <w:semiHidden/>
     <w:rsid w:val="00FC693F"/>
     <w:rPr>
-      <w:rFonts w:asciiTheme="majorHAnsi" w:cstheme="majorBidi" w:eastAsiaTheme="majorEastAsia" w:hAnsiTheme="majorHAnsi"/>
+      <w:rFonts w:asciiTheme="majorHAnsi" w:cstheme="majorBidi" w:hAnsiTheme="majorHAnsi" w:eastAsia="黑体"/>
       <w:i/>
       <w:iCs/>
       <w:color w:themeColor="accent1" w:themeShade="7F" w:val="243F60"/>
@@ -3531,7 +3783,7 @@
     <w:semiHidden/>
     <w:rsid w:val="00FC693F"/>
     <w:rPr>
-      <w:rFonts w:asciiTheme="majorHAnsi" w:cstheme="majorBidi" w:eastAsiaTheme="majorEastAsia" w:hAnsiTheme="majorHAnsi"/>
+      <w:rFonts w:asciiTheme="majorHAnsi" w:cstheme="majorBidi" w:hAnsiTheme="majorHAnsi" w:eastAsia="黑体"/>
       <w:i/>
       <w:iCs/>
       <w:color w:themeColor="text1" w:themeTint="BF" w:val="404040"/>
@@ -3545,7 +3797,7 @@
     <w:semiHidden/>
     <w:rsid w:val="00FC693F"/>
     <w:rPr>
-      <w:rFonts w:asciiTheme="majorHAnsi" w:cstheme="majorBidi" w:eastAsiaTheme="majorEastAsia" w:hAnsiTheme="majorHAnsi"/>
+      <w:rFonts w:asciiTheme="majorHAnsi" w:cstheme="majorBidi" w:hAnsiTheme="majorHAnsi" w:eastAsia="黑体"/>
       <w:color w:themeColor="accent1" w:val="4F81BD"/>
       <w:sz w:val="20"/>
       <w:szCs w:val="20"/>
@@ -3559,7 +3811,7 @@
     <w:semiHidden/>
     <w:rsid w:val="00FC693F"/>
     <w:rPr>
-      <w:rFonts w:asciiTheme="majorHAnsi" w:cstheme="majorBidi" w:eastAsiaTheme="majorEastAsia" w:hAnsiTheme="majorHAnsi"/>
+      <w:rFonts w:asciiTheme="majorHAnsi" w:cstheme="majorBidi" w:hAnsiTheme="majorHAnsi" w:eastAsia="黑体"/>
       <w:i/>
       <w:iCs/>
       <w:color w:themeColor="text1" w:themeTint="BF" w:val="404040"/>
@@ -3580,6 +3832,7 @@
       <w:spacing w:line="240" w:lineRule="auto"/>
     </w:pPr>
     <w:rPr>
+      <w:rFonts w:eastAsia="黑体"/>
       <w:b/>
       <w:bCs/>
       <w:color w:themeColor="accent1" w:val="4F81BD"/>
@@ -3594,6 +3847,7 @@
     <w:qFormat/>
     <w:rsid w:val="00FC693F"/>
     <w:rPr>
+      <w:rFonts w:eastAsia="黑体"/>
       <w:b/>
       <w:bCs/>
     </w:rPr>
@@ -3605,6 +3859,7 @@
     <w:qFormat/>
     <w:rsid w:val="00FC693F"/>
     <w:rPr>
+      <w:rFonts w:eastAsia="黑体"/>
       <w:i/>
       <w:iCs/>
     </w:rPr>
@@ -3625,6 +3880,7 @@
       <w:ind w:left="936" w:right="936"/>
     </w:pPr>
     <w:rPr>
+      <w:rFonts w:eastAsia="黑体"/>
       <w:b/>
       <w:bCs/>
       <w:i/>
@@ -3639,6 +3895,7 @@
     <w:uiPriority w:val="30"/>
     <w:rsid w:val="00FC693F"/>
     <w:rPr>
+      <w:rFonts w:eastAsia="黑体"/>
       <w:b/>
       <w:bCs/>
       <w:i/>
@@ -3653,6 +3910,7 @@
     <w:qFormat/>
     <w:rsid w:val="00FC693F"/>
     <w:rPr>
+      <w:rFonts w:eastAsia="黑体"/>
       <w:i/>
       <w:iCs/>
       <w:color w:themeColor="text1" w:themeTint="7F" w:val="808080"/>
@@ -3665,6 +3923,7 @@
     <w:qFormat/>
     <w:rsid w:val="00FC693F"/>
     <w:rPr>
+      <w:rFonts w:eastAsia="黑体"/>
       <w:b/>
       <w:bCs/>
       <w:i/>
@@ -3679,6 +3938,7 @@
     <w:qFormat/>
     <w:rsid w:val="00FC693F"/>
     <w:rPr>
+      <w:rFonts w:eastAsia="黑体"/>
       <w:smallCaps/>
       <w:color w:themeColor="accent2" w:val="C0504D"/>
       <w:u w:val="single"/>
@@ -3691,6 +3951,7 @@
     <w:qFormat/>
     <w:rsid w:val="00FC693F"/>
     <w:rPr>
+      <w:rFonts w:eastAsia="黑体"/>
       <w:b/>
       <w:bCs/>
       <w:smallCaps/>
@@ -3706,6 +3967,7 @@
     <w:qFormat/>
     <w:rsid w:val="00FC693F"/>
     <w:rPr>
+      <w:rFonts w:eastAsia="黑体"/>
       <w:b/>
       <w:bCs/>
       <w:smallCaps/>
@@ -3760,6 +4022,7 @@
       <w:spacing w:after="0" w:line="240" w:lineRule="auto"/>
     </w:pPr>
     <w:rPr>
+      <w:rFonts w:eastAsia="黑体"/>
       <w:color w:themeColor="text1" w:themeShade="BF" w:val="000000"/>
     </w:rPr>
     <w:tblPr>
@@ -3782,6 +4045,7 @@
         <w:spacing w:after="0" w:before="0" w:line="240" w:lineRule="auto"/>
       </w:pPr>
       <w:rPr>
+        <w:rFonts w:eastAsia="黑体"/>
         <w:b/>
         <w:bCs/>
       </w:rPr>
@@ -3802,6 +4066,7 @@
         <w:spacing w:after="0" w:before="0" w:line="240" w:lineRule="auto"/>
       </w:pPr>
       <w:rPr>
+        <w:rFonts w:eastAsia="黑体"/>
         <w:b/>
         <w:bCs/>
       </w:rPr>
@@ -3819,12 +4084,14 @@
     </w:tblStylePr>
     <w:tblStylePr w:type="firstCol">
       <w:rPr>
+        <w:rFonts w:eastAsia="黑体"/>
         <w:b/>
         <w:bCs/>
       </w:rPr>
     </w:tblStylePr>
     <w:tblStylePr w:type="lastCol">
       <w:rPr>
+        <w:rFonts w:eastAsia="黑体"/>
         <w:b/>
         <w:bCs/>
       </w:rPr>
@@ -3863,6 +4130,7 @@
       <w:spacing w:after="0" w:line="240" w:lineRule="auto"/>
     </w:pPr>
     <w:rPr>
+      <w:rFonts w:eastAsia="黑体"/>
       <w:color w:themeColor="accent1" w:themeShade="BF" w:val="365F91"/>
     </w:rPr>
     <w:tblPr>
@@ -3885,6 +4153,7 @@
         <w:spacing w:after="0" w:before="0" w:line="240" w:lineRule="auto"/>
       </w:pPr>
       <w:rPr>
+        <w:rFonts w:eastAsia="黑体"/>
         <w:b/>
         <w:bCs/>
       </w:rPr>
@@ -3905,6 +4174,7 @@
         <w:spacing w:after="0" w:before="0" w:line="240" w:lineRule="auto"/>
       </w:pPr>
       <w:rPr>
+        <w:rFonts w:eastAsia="黑体"/>
         <w:b/>
         <w:bCs/>
       </w:rPr>
@@ -3922,12 +4192,14 @@
     </w:tblStylePr>
     <w:tblStylePr w:type="firstCol">
       <w:rPr>
+        <w:rFonts w:eastAsia="黑体"/>
         <w:b/>
         <w:bCs/>
       </w:rPr>
     </w:tblStylePr>
     <w:tblStylePr w:type="lastCol">
       <w:rPr>
+        <w:rFonts w:eastAsia="黑体"/>
         <w:b/>
         <w:bCs/>
       </w:rPr>
@@ -3966,6 +4238,7 @@
       <w:spacing w:after="0" w:line="240" w:lineRule="auto"/>
     </w:pPr>
     <w:rPr>
+      <w:rFonts w:eastAsia="黑体"/>
       <w:color w:themeColor="accent2" w:themeShade="BF" w:val="943634"/>
     </w:rPr>
     <w:tblPr>
@@ -3988,6 +4261,7 @@
         <w:spacing w:after="0" w:before="0" w:line="240" w:lineRule="auto"/>
       </w:pPr>
       <w:rPr>
+        <w:rFonts w:eastAsia="黑体"/>
         <w:b/>
         <w:bCs/>
       </w:rPr>
@@ -4008,6 +4282,7 @@
         <w:spacing w:after="0" w:before="0" w:line="240" w:lineRule="auto"/>
       </w:pPr>
       <w:rPr>
+        <w:rFonts w:eastAsia="黑体"/>
         <w:b/>
         <w:bCs/>
       </w:rPr>
@@ -4025,12 +4300,14 @@
     </w:tblStylePr>
     <w:tblStylePr w:type="firstCol">
       <w:rPr>
+        <w:rFonts w:eastAsia="黑体"/>
         <w:b/>
         <w:bCs/>
       </w:rPr>
     </w:tblStylePr>
     <w:tblStylePr w:type="lastCol">
       <w:rPr>
+        <w:rFonts w:eastAsia="黑体"/>
         <w:b/>
         <w:bCs/>
       </w:rPr>
@@ -4069,6 +4346,7 @@
       <w:spacing w:after="0" w:line="240" w:lineRule="auto"/>
     </w:pPr>
     <w:rPr>
+      <w:rFonts w:eastAsia="黑体"/>
       <w:color w:themeColor="accent3" w:themeShade="BF" w:val="76923C"/>
     </w:rPr>
     <w:tblPr>
@@ -4091,6 +4369,7 @@
         <w:spacing w:after="0" w:before="0" w:line="240" w:lineRule="auto"/>
       </w:pPr>
       <w:rPr>
+        <w:rFonts w:eastAsia="黑体"/>
         <w:b/>
         <w:bCs/>
       </w:rPr>
@@ -4111,6 +4390,7 @@
         <w:spacing w:after="0" w:before="0" w:line="240" w:lineRule="auto"/>
       </w:pPr>
       <w:rPr>
+        <w:rFonts w:eastAsia="黑体"/>
         <w:b/>
         <w:bCs/>
       </w:rPr>
@@ -4128,12 +4408,14 @@
     </w:tblStylePr>
     <w:tblStylePr w:type="firstCol">
       <w:rPr>
+        <w:rFonts w:eastAsia="黑体"/>
         <w:b/>
         <w:bCs/>
       </w:rPr>
     </w:tblStylePr>
     <w:tblStylePr w:type="lastCol">
       <w:rPr>
+        <w:rFonts w:eastAsia="黑体"/>
         <w:b/>
         <w:bCs/>
       </w:rPr>
@@ -4172,6 +4454,7 @@
       <w:spacing w:after="0" w:line="240" w:lineRule="auto"/>
     </w:pPr>
     <w:rPr>
+      <w:rFonts w:eastAsia="黑体"/>
       <w:color w:themeColor="accent4" w:themeShade="BF" w:val="5F497A"/>
     </w:rPr>
     <w:tblPr>
@@ -4194,6 +4477,7 @@
         <w:spacing w:after="0" w:before="0" w:line="240" w:lineRule="auto"/>
       </w:pPr>
       <w:rPr>
+        <w:rFonts w:eastAsia="黑体"/>
         <w:b/>
         <w:bCs/>
       </w:rPr>
@@ -4214,6 +4498,7 @@
         <w:spacing w:after="0" w:before="0" w:line="240" w:lineRule="auto"/>
       </w:pPr>
       <w:rPr>
+        <w:rFonts w:eastAsia="黑体"/>
         <w:b/>
         <w:bCs/>
       </w:rPr>
@@ -4231,12 +4516,14 @@
     </w:tblStylePr>
     <w:tblStylePr w:type="firstCol">
       <w:rPr>
+        <w:rFonts w:eastAsia="黑体"/>
         <w:b/>
         <w:bCs/>
       </w:rPr>
     </w:tblStylePr>
     <w:tblStylePr w:type="lastCol">
       <w:rPr>
+        <w:rFonts w:eastAsia="黑体"/>
         <w:b/>
         <w:bCs/>
       </w:rPr>
@@ -4275,6 +4562,7 @@
       <w:spacing w:after="0" w:line="240" w:lineRule="auto"/>
     </w:pPr>
     <w:rPr>
+      <w:rFonts w:eastAsia="黑体"/>
       <w:color w:themeColor="accent5" w:themeShade="BF" w:val="31849B"/>
     </w:rPr>
     <w:tblPr>
@@ -4297,6 +4585,7 @@
         <w:spacing w:after="0" w:before="0" w:line="240" w:lineRule="auto"/>
       </w:pPr>
       <w:rPr>
+        <w:rFonts w:eastAsia="黑体"/>
         <w:b/>
         <w:bCs/>
       </w:rPr>
@@ -4317,6 +4606,7 @@
         <w:spacing w:after="0" w:before="0" w:line="240" w:lineRule="auto"/>
       </w:pPr>
       <w:rPr>
+        <w:rFonts w:eastAsia="黑体"/>
         <w:b/>
         <w:bCs/>
       </w:rPr>
@@ -4334,12 +4624,14 @@
     </w:tblStylePr>
     <w:tblStylePr w:type="firstCol">
       <w:rPr>
+        <w:rFonts w:eastAsia="黑体"/>
         <w:b/>
         <w:bCs/>
       </w:rPr>
     </w:tblStylePr>
     <w:tblStylePr w:type="lastCol">
       <w:rPr>
+        <w:rFonts w:eastAsia="黑体"/>
         <w:b/>
         <w:bCs/>
       </w:rPr>
@@ -4378,6 +4670,7 @@
       <w:spacing w:after="0" w:line="240" w:lineRule="auto"/>
     </w:pPr>
     <w:rPr>
+      <w:rFonts w:eastAsia="黑体"/>
       <w:color w:themeColor="accent6" w:themeShade="BF" w:val="E36C0A"/>
     </w:rPr>
     <w:tblPr>
@@ -4400,6 +4693,7 @@
         <w:spacing w:after="0" w:before="0" w:line="240" w:lineRule="auto"/>
       </w:pPr>
       <w:rPr>
+        <w:rFonts w:eastAsia="黑体"/>
         <w:b/>
         <w:bCs/>
       </w:rPr>
@@ -4420,6 +4714,7 @@
         <w:spacing w:after="0" w:before="0" w:line="240" w:lineRule="auto"/>
       </w:pPr>
       <w:rPr>
+        <w:rFonts w:eastAsia="黑体"/>
         <w:b/>
         <w:bCs/>
       </w:rPr>
@@ -4437,12 +4732,14 @@
     </w:tblStylePr>
     <w:tblStylePr w:type="firstCol">
       <w:rPr>
+        <w:rFonts w:eastAsia="黑体"/>
         <w:b/>
         <w:bCs/>
       </w:rPr>
     </w:tblStylePr>
     <w:tblStylePr w:type="lastCol">
       <w:rPr>
+        <w:rFonts w:eastAsia="黑体"/>
         <w:b/>
         <w:bCs/>
       </w:rPr>
@@ -4502,6 +4799,7 @@
         <w:spacing w:after="0" w:before="0" w:line="240" w:lineRule="auto"/>
       </w:pPr>
       <w:rPr>
+        <w:rFonts w:eastAsia="黑体"/>
         <w:b/>
         <w:bCs/>
         <w:color w:themeColor="background1" w:val="FFFFFF"/>
@@ -4516,6 +4814,7 @@
         <w:spacing w:after="0" w:before="0" w:line="240" w:lineRule="auto"/>
       </w:pPr>
       <w:rPr>
+        <w:rFonts w:eastAsia="黑体"/>
         <w:b/>
         <w:bCs/>
       </w:rPr>
@@ -4531,12 +4830,14 @@
     </w:tblStylePr>
     <w:tblStylePr w:type="firstCol">
       <w:rPr>
+        <w:rFonts w:eastAsia="黑体"/>
         <w:b/>
         <w:bCs/>
       </w:rPr>
     </w:tblStylePr>
     <w:tblStylePr w:type="lastCol">
       <w:rPr>
+        <w:rFonts w:eastAsia="黑体"/>
         <w:b/>
         <w:bCs/>
       </w:rPr>
@@ -4594,6 +4895,7 @@
         <w:spacing w:after="0" w:before="0" w:line="240" w:lineRule="auto"/>
       </w:pPr>
       <w:rPr>
+        <w:rFonts w:eastAsia="黑体"/>
         <w:b/>
         <w:bCs/>
         <w:color w:themeColor="background1" w:val="FFFFFF"/>
@@ -4608,6 +4910,7 @@
         <w:spacing w:after="0" w:before="0" w:line="240" w:lineRule="auto"/>
       </w:pPr>
       <w:rPr>
+        <w:rFonts w:eastAsia="黑体"/>
         <w:b/>
         <w:bCs/>
       </w:rPr>
@@ -4623,12 +4926,14 @@
     </w:tblStylePr>
     <w:tblStylePr w:type="firstCol">
       <w:rPr>
+        <w:rFonts w:eastAsia="黑体"/>
         <w:b/>
         <w:bCs/>
       </w:rPr>
     </w:tblStylePr>
     <w:tblStylePr w:type="lastCol">
       <w:rPr>
+        <w:rFonts w:eastAsia="黑体"/>
         <w:b/>
         <w:bCs/>
       </w:rPr>
@@ -4686,6 +4991,7 @@
         <w:spacing w:after="0" w:before="0" w:line="240" w:lineRule="auto"/>
       </w:pPr>
       <w:rPr>
+        <w:rFonts w:eastAsia="黑体"/>
         <w:b/>
         <w:bCs/>
         <w:color w:themeColor="background1" w:val="FFFFFF"/>
@@ -4700,6 +5006,7 @@
         <w:spacing w:after="0" w:before="0" w:line="240" w:lineRule="auto"/>
       </w:pPr>
       <w:rPr>
+        <w:rFonts w:eastAsia="黑体"/>
         <w:b/>
         <w:bCs/>
       </w:rPr>
@@ -4715,12 +5022,14 @@
     </w:tblStylePr>
     <w:tblStylePr w:type="firstCol">
       <w:rPr>
+        <w:rFonts w:eastAsia="黑体"/>
         <w:b/>
         <w:bCs/>
       </w:rPr>
     </w:tblStylePr>
     <w:tblStylePr w:type="lastCol">
       <w:rPr>
+        <w:rFonts w:eastAsia="黑体"/>
         <w:b/>
         <w:bCs/>
       </w:rPr>
@@ -4778,6 +5087,7 @@
         <w:spacing w:after="0" w:before="0" w:line="240" w:lineRule="auto"/>
       </w:pPr>
       <w:rPr>
+        <w:rFonts w:eastAsia="黑体"/>
         <w:b/>
         <w:bCs/>
         <w:color w:themeColor="background1" w:val="FFFFFF"/>
@@ -4792,6 +5102,7 @@
         <w:spacing w:after="0" w:before="0" w:line="240" w:lineRule="auto"/>
       </w:pPr>
       <w:rPr>
+        <w:rFonts w:eastAsia="黑体"/>
         <w:b/>
         <w:bCs/>
       </w:rPr>
@@ -4807,12 +5118,14 @@
     </w:tblStylePr>
     <w:tblStylePr w:type="firstCol">
       <w:rPr>
+        <w:rFonts w:eastAsia="黑体"/>
         <w:b/>
         <w:bCs/>
       </w:rPr>
     </w:tblStylePr>
     <w:tblStylePr w:type="lastCol">
       <w:rPr>
+        <w:rFonts w:eastAsia="黑体"/>
         <w:b/>
         <w:bCs/>
       </w:rPr>
@@ -4870,6 +5183,7 @@
         <w:spacing w:after="0" w:before="0" w:line="240" w:lineRule="auto"/>
       </w:pPr>
       <w:rPr>
+        <w:rFonts w:eastAsia="黑体"/>
         <w:b/>
         <w:bCs/>
         <w:color w:themeColor="background1" w:val="FFFFFF"/>
@@ -4884,6 +5198,7 @@
         <w:spacing w:after="0" w:before="0" w:line="240" w:lineRule="auto"/>
       </w:pPr>
       <w:rPr>
+        <w:rFonts w:eastAsia="黑体"/>
         <w:b/>
         <w:bCs/>
       </w:rPr>
@@ -4899,12 +5214,14 @@
     </w:tblStylePr>
     <w:tblStylePr w:type="firstCol">
       <w:rPr>
+        <w:rFonts w:eastAsia="黑体"/>
         <w:b/>
         <w:bCs/>
       </w:rPr>
     </w:tblStylePr>
     <w:tblStylePr w:type="lastCol">
       <w:rPr>
+        <w:rFonts w:eastAsia="黑体"/>
         <w:b/>
         <w:bCs/>
       </w:rPr>
@@ -4962,6 +5279,7 @@
         <w:spacing w:after="0" w:before="0" w:line="240" w:lineRule="auto"/>
       </w:pPr>
       <w:rPr>
+        <w:rFonts w:eastAsia="黑体"/>
         <w:b/>
         <w:bCs/>
         <w:color w:themeColor="background1" w:val="FFFFFF"/>
@@ -4976,6 +5294,7 @@
         <w:spacing w:after="0" w:before="0" w:line="240" w:lineRule="auto"/>
       </w:pPr>
       <w:rPr>
+        <w:rFonts w:eastAsia="黑体"/>
         <w:b/>
         <w:bCs/>
       </w:rPr>
@@ -4991,12 +5310,14 @@
     </w:tblStylePr>
     <w:tblStylePr w:type="firstCol">
       <w:rPr>
+        <w:rFonts w:eastAsia="黑体"/>
         <w:b/>
         <w:bCs/>
       </w:rPr>
     </w:tblStylePr>
     <w:tblStylePr w:type="lastCol">
       <w:rPr>
+        <w:rFonts w:eastAsia="黑体"/>
         <w:b/>
         <w:bCs/>
       </w:rPr>
@@ -5054,6 +5375,7 @@
         <w:spacing w:after="0" w:before="0" w:line="240" w:lineRule="auto"/>
       </w:pPr>
       <w:rPr>
+        <w:rFonts w:eastAsia="黑体"/>
         <w:b/>
         <w:bCs/>
         <w:color w:themeColor="background1" w:val="FFFFFF"/>
@@ -5068,6 +5390,7 @@
         <w:spacing w:after="0" w:before="0" w:line="240" w:lineRule="auto"/>
       </w:pPr>
       <w:rPr>
+        <w:rFonts w:eastAsia="黑体"/>
         <w:b/>
         <w:bCs/>
       </w:rPr>
@@ -5083,12 +5406,14 @@
     </w:tblStylePr>
     <w:tblStylePr w:type="firstCol">
       <w:rPr>
+        <w:rFonts w:eastAsia="黑体"/>
         <w:b/>
         <w:bCs/>
       </w:rPr>
     </w:tblStylePr>
     <w:tblStylePr w:type="lastCol">
       <w:rPr>
+        <w:rFonts w:eastAsia="黑体"/>
         <w:b/>
         <w:bCs/>
       </w:rPr>
@@ -5148,7 +5473,7 @@
         <w:spacing w:after="0" w:before="0" w:line="240" w:lineRule="auto"/>
       </w:pPr>
       <w:rPr>
-        <w:rFonts w:asciiTheme="majorHAnsi" w:cstheme="majorBidi" w:eastAsiaTheme="majorEastAsia" w:hAnsiTheme="majorHAnsi"/>
+        <w:rFonts w:asciiTheme="majorHAnsi" w:cstheme="majorBidi" w:hAnsiTheme="majorHAnsi" w:eastAsia="黑体"/>
         <w:b/>
         <w:bCs/>
       </w:rPr>
@@ -5169,7 +5494,7 @@
         <w:spacing w:after="0" w:before="0" w:line="240" w:lineRule="auto"/>
       </w:pPr>
       <w:rPr>
-        <w:rFonts w:asciiTheme="majorHAnsi" w:cstheme="majorBidi" w:eastAsiaTheme="majorEastAsia" w:hAnsiTheme="majorHAnsi"/>
+        <w:rFonts w:asciiTheme="majorHAnsi" w:cstheme="majorBidi" w:hAnsiTheme="majorHAnsi" w:eastAsia="黑体"/>
         <w:b/>
         <w:bCs/>
       </w:rPr>
@@ -5187,14 +5512,14 @@
     </w:tblStylePr>
     <w:tblStylePr w:type="firstCol">
       <w:rPr>
-        <w:rFonts w:asciiTheme="majorHAnsi" w:cstheme="majorBidi" w:eastAsiaTheme="majorEastAsia" w:hAnsiTheme="majorHAnsi"/>
+        <w:rFonts w:asciiTheme="majorHAnsi" w:cstheme="majorBidi" w:hAnsiTheme="majorHAnsi" w:eastAsia="黑体"/>
         <w:b/>
         <w:bCs/>
       </w:rPr>
     </w:tblStylePr>
     <w:tblStylePr w:type="lastCol">
       <w:rPr>
-        <w:rFonts w:asciiTheme="majorHAnsi" w:cstheme="majorBidi" w:eastAsiaTheme="majorEastAsia" w:hAnsiTheme="majorHAnsi"/>
+        <w:rFonts w:asciiTheme="majorHAnsi" w:cstheme="majorBidi" w:hAnsiTheme="majorHAnsi" w:eastAsia="黑体"/>
         <w:b/>
         <w:bCs/>
       </w:rPr>
@@ -5278,7 +5603,7 @@
         <w:spacing w:after="0" w:before="0" w:line="240" w:lineRule="auto"/>
       </w:pPr>
       <w:rPr>
-        <w:rFonts w:asciiTheme="majorHAnsi" w:cstheme="majorBidi" w:eastAsiaTheme="majorEastAsia" w:hAnsiTheme="majorHAnsi"/>
+        <w:rFonts w:asciiTheme="majorHAnsi" w:cstheme="majorBidi" w:hAnsiTheme="majorHAnsi" w:eastAsia="黑体"/>
         <w:b/>
         <w:bCs/>
       </w:rPr>
@@ -5299,7 +5624,7 @@
         <w:spacing w:after="0" w:before="0" w:line="240" w:lineRule="auto"/>
       </w:pPr>
       <w:rPr>
-        <w:rFonts w:asciiTheme="majorHAnsi" w:cstheme="majorBidi" w:eastAsiaTheme="majorEastAsia" w:hAnsiTheme="majorHAnsi"/>
+        <w:rFonts w:asciiTheme="majorHAnsi" w:cstheme="majorBidi" w:hAnsiTheme="majorHAnsi" w:eastAsia="黑体"/>
         <w:b/>
         <w:bCs/>
       </w:rPr>
@@ -5317,14 +5642,14 @@
     </w:tblStylePr>
     <w:tblStylePr w:type="firstCol">
       <w:rPr>
-        <w:rFonts w:asciiTheme="majorHAnsi" w:cstheme="majorBidi" w:eastAsiaTheme="majorEastAsia" w:hAnsiTheme="majorHAnsi"/>
+        <w:rFonts w:asciiTheme="majorHAnsi" w:cstheme="majorBidi" w:hAnsiTheme="majorHAnsi" w:eastAsia="黑体"/>
         <w:b/>
         <w:bCs/>
       </w:rPr>
     </w:tblStylePr>
     <w:tblStylePr w:type="lastCol">
       <w:rPr>
-        <w:rFonts w:asciiTheme="majorHAnsi" w:cstheme="majorBidi" w:eastAsiaTheme="majorEastAsia" w:hAnsiTheme="majorHAnsi"/>
+        <w:rFonts w:asciiTheme="majorHAnsi" w:cstheme="majorBidi" w:hAnsiTheme="majorHAnsi" w:eastAsia="黑体"/>
         <w:b/>
         <w:bCs/>
       </w:rPr>
@@ -5408,7 +5733,7 @@
         <w:spacing w:after="0" w:before="0" w:line="240" w:lineRule="auto"/>
       </w:pPr>
       <w:rPr>
-        <w:rFonts w:asciiTheme="majorHAnsi" w:cstheme="majorBidi" w:eastAsiaTheme="majorEastAsia" w:hAnsiTheme="majorHAnsi"/>
+        <w:rFonts w:asciiTheme="majorHAnsi" w:cstheme="majorBidi" w:hAnsiTheme="majorHAnsi" w:eastAsia="黑体"/>
         <w:b/>
         <w:bCs/>
       </w:rPr>
@@ -5429,7 +5754,7 @@
         <w:spacing w:after="0" w:before="0" w:line="240" w:lineRule="auto"/>
       </w:pPr>
       <w:rPr>
-        <w:rFonts w:asciiTheme="majorHAnsi" w:cstheme="majorBidi" w:eastAsiaTheme="majorEastAsia" w:hAnsiTheme="majorHAnsi"/>
+        <w:rFonts w:asciiTheme="majorHAnsi" w:cstheme="majorBidi" w:hAnsiTheme="majorHAnsi" w:eastAsia="黑体"/>
         <w:b/>
         <w:bCs/>
       </w:rPr>
@@ -5447,14 +5772,14 @@
     </w:tblStylePr>
     <w:tblStylePr w:type="firstCol">
       <w:rPr>
-        <w:rFonts w:asciiTheme="majorHAnsi" w:cstheme="majorBidi" w:eastAsiaTheme="majorEastAsia" w:hAnsiTheme="majorHAnsi"/>
+        <w:rFonts w:asciiTheme="majorHAnsi" w:cstheme="majorBidi" w:hAnsiTheme="majorHAnsi" w:eastAsia="黑体"/>
         <w:b/>
         <w:bCs/>
       </w:rPr>
     </w:tblStylePr>
     <w:tblStylePr w:type="lastCol">
       <w:rPr>
-        <w:rFonts w:asciiTheme="majorHAnsi" w:cstheme="majorBidi" w:eastAsiaTheme="majorEastAsia" w:hAnsiTheme="majorHAnsi"/>
+        <w:rFonts w:asciiTheme="majorHAnsi" w:cstheme="majorBidi" w:hAnsiTheme="majorHAnsi" w:eastAsia="黑体"/>
         <w:b/>
         <w:bCs/>
       </w:rPr>
@@ -5538,7 +5863,7 @@
         <w:spacing w:after="0" w:before="0" w:line="240" w:lineRule="auto"/>
       </w:pPr>
       <w:rPr>
-        <w:rFonts w:asciiTheme="majorHAnsi" w:cstheme="majorBidi" w:eastAsiaTheme="majorEastAsia" w:hAnsiTheme="majorHAnsi"/>
+        <w:rFonts w:asciiTheme="majorHAnsi" w:cstheme="majorBidi" w:hAnsiTheme="majorHAnsi" w:eastAsia="黑体"/>
         <w:b/>
         <w:bCs/>
       </w:rPr>
@@ -5559,7 +5884,7 @@
         <w:spacing w:after="0" w:before="0" w:line="240" w:lineRule="auto"/>
       </w:pPr>
       <w:rPr>
-        <w:rFonts w:asciiTheme="majorHAnsi" w:cstheme="majorBidi" w:eastAsiaTheme="majorEastAsia" w:hAnsiTheme="majorHAnsi"/>
+        <w:rFonts w:asciiTheme="majorHAnsi" w:cstheme="majorBidi" w:hAnsiTheme="majorHAnsi" w:eastAsia="黑体"/>
         <w:b/>
         <w:bCs/>
       </w:rPr>
@@ -5577,14 +5902,14 @@
     </w:tblStylePr>
     <w:tblStylePr w:type="firstCol">
       <w:rPr>
-        <w:rFonts w:asciiTheme="majorHAnsi" w:cstheme="majorBidi" w:eastAsiaTheme="majorEastAsia" w:hAnsiTheme="majorHAnsi"/>
+        <w:rFonts w:asciiTheme="majorHAnsi" w:cstheme="majorBidi" w:hAnsiTheme="majorHAnsi" w:eastAsia="黑体"/>
         <w:b/>
         <w:bCs/>
       </w:rPr>
     </w:tblStylePr>
     <w:tblStylePr w:type="lastCol">
       <w:rPr>
-        <w:rFonts w:asciiTheme="majorHAnsi" w:cstheme="majorBidi" w:eastAsiaTheme="majorEastAsia" w:hAnsiTheme="majorHAnsi"/>
+        <w:rFonts w:asciiTheme="majorHAnsi" w:cstheme="majorBidi" w:hAnsiTheme="majorHAnsi" w:eastAsia="黑体"/>
         <w:b/>
         <w:bCs/>
       </w:rPr>
@@ -5668,7 +5993,7 @@
         <w:spacing w:after="0" w:before="0" w:line="240" w:lineRule="auto"/>
       </w:pPr>
       <w:rPr>
-        <w:rFonts w:asciiTheme="majorHAnsi" w:cstheme="majorBidi" w:eastAsiaTheme="majorEastAsia" w:hAnsiTheme="majorHAnsi"/>
+        <w:rFonts w:asciiTheme="majorHAnsi" w:cstheme="majorBidi" w:hAnsiTheme="majorHAnsi" w:eastAsia="黑体"/>
         <w:b/>
         <w:bCs/>
       </w:rPr>
@@ -5689,7 +6014,7 @@
         <w:spacing w:after="0" w:before="0" w:line="240" w:lineRule="auto"/>
       </w:pPr>
       <w:rPr>
-        <w:rFonts w:asciiTheme="majorHAnsi" w:cstheme="majorBidi" w:eastAsiaTheme="majorEastAsia" w:hAnsiTheme="majorHAnsi"/>
+        <w:rFonts w:asciiTheme="majorHAnsi" w:cstheme="majorBidi" w:hAnsiTheme="majorHAnsi" w:eastAsia="黑体"/>
         <w:b/>
         <w:bCs/>
       </w:rPr>
@@ -5707,14 +6032,14 @@
     </w:tblStylePr>
     <w:tblStylePr w:type="firstCol">
       <w:rPr>
-        <w:rFonts w:asciiTheme="majorHAnsi" w:cstheme="majorBidi" w:eastAsiaTheme="majorEastAsia" w:hAnsiTheme="majorHAnsi"/>
+        <w:rFonts w:asciiTheme="majorHAnsi" w:cstheme="majorBidi" w:hAnsiTheme="majorHAnsi" w:eastAsia="黑体"/>
         <w:b/>
         <w:bCs/>
       </w:rPr>
     </w:tblStylePr>
     <w:tblStylePr w:type="lastCol">
       <w:rPr>
-        <w:rFonts w:asciiTheme="majorHAnsi" w:cstheme="majorBidi" w:eastAsiaTheme="majorEastAsia" w:hAnsiTheme="majorHAnsi"/>
+        <w:rFonts w:asciiTheme="majorHAnsi" w:cstheme="majorBidi" w:hAnsiTheme="majorHAnsi" w:eastAsia="黑体"/>
         <w:b/>
         <w:bCs/>
       </w:rPr>
@@ -5798,7 +6123,7 @@
         <w:spacing w:after="0" w:before="0" w:line="240" w:lineRule="auto"/>
       </w:pPr>
       <w:rPr>
-        <w:rFonts w:asciiTheme="majorHAnsi" w:cstheme="majorBidi" w:eastAsiaTheme="majorEastAsia" w:hAnsiTheme="majorHAnsi"/>
+        <w:rFonts w:asciiTheme="majorHAnsi" w:cstheme="majorBidi" w:hAnsiTheme="majorHAnsi" w:eastAsia="黑体"/>
         <w:b/>
         <w:bCs/>
       </w:rPr>
@@ -5819,7 +6144,7 @@
         <w:spacing w:after="0" w:before="0" w:line="240" w:lineRule="auto"/>
       </w:pPr>
       <w:rPr>
-        <w:rFonts w:asciiTheme="majorHAnsi" w:cstheme="majorBidi" w:eastAsiaTheme="majorEastAsia" w:hAnsiTheme="majorHAnsi"/>
+        <w:rFonts w:asciiTheme="majorHAnsi" w:cstheme="majorBidi" w:hAnsiTheme="majorHAnsi" w:eastAsia="黑体"/>
         <w:b/>
         <w:bCs/>
       </w:rPr>
@@ -5837,14 +6162,14 @@
     </w:tblStylePr>
     <w:tblStylePr w:type="firstCol">
       <w:rPr>
-        <w:rFonts w:asciiTheme="majorHAnsi" w:cstheme="majorBidi" w:eastAsiaTheme="majorEastAsia" w:hAnsiTheme="majorHAnsi"/>
+        <w:rFonts w:asciiTheme="majorHAnsi" w:cstheme="majorBidi" w:hAnsiTheme="majorHAnsi" w:eastAsia="黑体"/>
         <w:b/>
         <w:bCs/>
       </w:rPr>
     </w:tblStylePr>
     <w:tblStylePr w:type="lastCol">
       <w:rPr>
-        <w:rFonts w:asciiTheme="majorHAnsi" w:cstheme="majorBidi" w:eastAsiaTheme="majorEastAsia" w:hAnsiTheme="majorHAnsi"/>
+        <w:rFonts w:asciiTheme="majorHAnsi" w:cstheme="majorBidi" w:hAnsiTheme="majorHAnsi" w:eastAsia="黑体"/>
         <w:b/>
         <w:bCs/>
       </w:rPr>
@@ -5928,7 +6253,7 @@
         <w:spacing w:after="0" w:before="0" w:line="240" w:lineRule="auto"/>
       </w:pPr>
       <w:rPr>
-        <w:rFonts w:asciiTheme="majorHAnsi" w:cstheme="majorBidi" w:eastAsiaTheme="majorEastAsia" w:hAnsiTheme="majorHAnsi"/>
+        <w:rFonts w:asciiTheme="majorHAnsi" w:cstheme="majorBidi" w:hAnsiTheme="majorHAnsi" w:eastAsia="黑体"/>
         <w:b/>
         <w:bCs/>
       </w:rPr>
@@ -5949,7 +6274,7 @@
         <w:spacing w:after="0" w:before="0" w:line="240" w:lineRule="auto"/>
       </w:pPr>
       <w:rPr>
-        <w:rFonts w:asciiTheme="majorHAnsi" w:cstheme="majorBidi" w:eastAsiaTheme="majorEastAsia" w:hAnsiTheme="majorHAnsi"/>
+        <w:rFonts w:asciiTheme="majorHAnsi" w:cstheme="majorBidi" w:hAnsiTheme="majorHAnsi" w:eastAsia="黑体"/>
         <w:b/>
         <w:bCs/>
       </w:rPr>
@@ -5967,14 +6292,14 @@
     </w:tblStylePr>
     <w:tblStylePr w:type="firstCol">
       <w:rPr>
-        <w:rFonts w:asciiTheme="majorHAnsi" w:cstheme="majorBidi" w:eastAsiaTheme="majorEastAsia" w:hAnsiTheme="majorHAnsi"/>
+        <w:rFonts w:asciiTheme="majorHAnsi" w:cstheme="majorBidi" w:hAnsiTheme="majorHAnsi" w:eastAsia="黑体"/>
         <w:b/>
         <w:bCs/>
       </w:rPr>
     </w:tblStylePr>
     <w:tblStylePr w:type="lastCol">
       <w:rPr>
-        <w:rFonts w:asciiTheme="majorHAnsi" w:cstheme="majorBidi" w:eastAsiaTheme="majorEastAsia" w:hAnsiTheme="majorHAnsi"/>
+        <w:rFonts w:asciiTheme="majorHAnsi" w:cstheme="majorBidi" w:hAnsiTheme="majorHAnsi" w:eastAsia="黑体"/>
         <w:b/>
         <w:bCs/>
       </w:rPr>
@@ -6057,6 +6382,7 @@
         <w:spacing w:after="0" w:before="0" w:line="240" w:lineRule="auto"/>
       </w:pPr>
       <w:rPr>
+        <w:rFonts w:eastAsia="黑体"/>
         <w:b/>
         <w:bCs/>
         <w:color w:themeColor="background1" w:val="FFFFFF"/>
@@ -6079,6 +6405,7 @@
         <w:spacing w:after="0" w:before="0" w:line="240" w:lineRule="auto"/>
       </w:pPr>
       <w:rPr>
+        <w:rFonts w:eastAsia="黑体"/>
         <w:b/>
         <w:bCs/>
       </w:rPr>
@@ -6096,12 +6423,14 @@
     </w:tblStylePr>
     <w:tblStylePr w:type="firstCol">
       <w:rPr>
+        <w:rFonts w:eastAsia="黑体"/>
         <w:b/>
         <w:bCs/>
       </w:rPr>
     </w:tblStylePr>
     <w:tblStylePr w:type="lastCol">
       <w:rPr>
+        <w:rFonts w:eastAsia="黑体"/>
         <w:b/>
         <w:bCs/>
       </w:rPr>
@@ -6163,6 +6492,7 @@
         <w:spacing w:after="0" w:before="0" w:line="240" w:lineRule="auto"/>
       </w:pPr>
       <w:rPr>
+        <w:rFonts w:eastAsia="黑体"/>
         <w:b/>
         <w:bCs/>
         <w:color w:themeColor="background1" w:val="FFFFFF"/>
@@ -6185,6 +6515,7 @@
         <w:spacing w:after="0" w:before="0" w:line="240" w:lineRule="auto"/>
       </w:pPr>
       <w:rPr>
+        <w:rFonts w:eastAsia="黑体"/>
         <w:b/>
         <w:bCs/>
       </w:rPr>
@@ -6202,12 +6533,14 @@
     </w:tblStylePr>
     <w:tblStylePr w:type="firstCol">
       <w:rPr>
+        <w:rFonts w:eastAsia="黑体"/>
         <w:b/>
         <w:bCs/>
       </w:rPr>
     </w:tblStylePr>
     <w:tblStylePr w:type="lastCol">
       <w:rPr>
+        <w:rFonts w:eastAsia="黑体"/>
         <w:b/>
         <w:bCs/>
       </w:rPr>
@@ -6269,6 +6602,7 @@
         <w:spacing w:after="0" w:before="0" w:line="240" w:lineRule="auto"/>
       </w:pPr>
       <w:rPr>
+        <w:rFonts w:eastAsia="黑体"/>
         <w:b/>
         <w:bCs/>
         <w:color w:themeColor="background1" w:val="FFFFFF"/>
@@ -6291,6 +6625,7 @@
         <w:spacing w:after="0" w:before="0" w:line="240" w:lineRule="auto"/>
       </w:pPr>
       <w:rPr>
+        <w:rFonts w:eastAsia="黑体"/>
         <w:b/>
         <w:bCs/>
       </w:rPr>
@@ -6308,12 +6643,14 @@
     </w:tblStylePr>
     <w:tblStylePr w:type="firstCol">
       <w:rPr>
+        <w:rFonts w:eastAsia="黑体"/>
         <w:b/>
         <w:bCs/>
       </w:rPr>
     </w:tblStylePr>
     <w:tblStylePr w:type="lastCol">
       <w:rPr>
+        <w:rFonts w:eastAsia="黑体"/>
         <w:b/>
         <w:bCs/>
       </w:rPr>
@@ -6375,6 +6712,7 @@
         <w:spacing w:after="0" w:before="0" w:line="240" w:lineRule="auto"/>
       </w:pPr>
       <w:rPr>
+        <w:rFonts w:eastAsia="黑体"/>
         <w:b/>
         <w:bCs/>
         <w:color w:themeColor="background1" w:val="FFFFFF"/>
@@ -6397,6 +6735,7 @@
         <w:spacing w:after="0" w:before="0" w:line="240" w:lineRule="auto"/>
       </w:pPr>
       <w:rPr>
+        <w:rFonts w:eastAsia="黑体"/>
         <w:b/>
         <w:bCs/>
       </w:rPr>
@@ -6414,12 +6753,14 @@
     </w:tblStylePr>
     <w:tblStylePr w:type="firstCol">
       <w:rPr>
+        <w:rFonts w:eastAsia="黑体"/>
         <w:b/>
         <w:bCs/>
       </w:rPr>
     </w:tblStylePr>
     <w:tblStylePr w:type="lastCol">
       <w:rPr>
+        <w:rFonts w:eastAsia="黑体"/>
         <w:b/>
         <w:bCs/>
       </w:rPr>
@@ -6481,6 +6822,7 @@
         <w:spacing w:after="0" w:before="0" w:line="240" w:lineRule="auto"/>
       </w:pPr>
       <w:rPr>
+        <w:rFonts w:eastAsia="黑体"/>
         <w:b/>
         <w:bCs/>
         <w:color w:themeColor="background1" w:val="FFFFFF"/>
@@ -6503,6 +6845,7 @@
         <w:spacing w:after="0" w:before="0" w:line="240" w:lineRule="auto"/>
       </w:pPr>
       <w:rPr>
+        <w:rFonts w:eastAsia="黑体"/>
         <w:b/>
         <w:bCs/>
       </w:rPr>
@@ -6520,12 +6863,14 @@
     </w:tblStylePr>
     <w:tblStylePr w:type="firstCol">
       <w:rPr>
+        <w:rFonts w:eastAsia="黑体"/>
         <w:b/>
         <w:bCs/>
       </w:rPr>
     </w:tblStylePr>
     <w:tblStylePr w:type="lastCol">
       <w:rPr>
+        <w:rFonts w:eastAsia="黑体"/>
         <w:b/>
         <w:bCs/>
       </w:rPr>
@@ -6587,6 +6932,7 @@
         <w:spacing w:after="0" w:before="0" w:line="240" w:lineRule="auto"/>
       </w:pPr>
       <w:rPr>
+        <w:rFonts w:eastAsia="黑体"/>
         <w:b/>
         <w:bCs/>
         <w:color w:themeColor="background1" w:val="FFFFFF"/>
@@ -6609,6 +6955,7 @@
         <w:spacing w:after="0" w:before="0" w:line="240" w:lineRule="auto"/>
       </w:pPr>
       <w:rPr>
+        <w:rFonts w:eastAsia="黑体"/>
         <w:b/>
         <w:bCs/>
       </w:rPr>
@@ -6626,12 +6973,14 @@
     </w:tblStylePr>
     <w:tblStylePr w:type="firstCol">
       <w:rPr>
+        <w:rFonts w:eastAsia="黑体"/>
         <w:b/>
         <w:bCs/>
       </w:rPr>
     </w:tblStylePr>
     <w:tblStylePr w:type="lastCol">
       <w:rPr>
+        <w:rFonts w:eastAsia="黑体"/>
         <w:b/>
         <w:bCs/>
       </w:rPr>
@@ -6693,6 +7042,7 @@
         <w:spacing w:after="0" w:before="0" w:line="240" w:lineRule="auto"/>
       </w:pPr>
       <w:rPr>
+        <w:rFonts w:eastAsia="黑体"/>
         <w:b/>
         <w:bCs/>
         <w:color w:themeColor="background1" w:val="FFFFFF"/>
@@ -6715,6 +7065,7 @@
         <w:spacing w:after="0" w:before="0" w:line="240" w:lineRule="auto"/>
       </w:pPr>
       <w:rPr>
+        <w:rFonts w:eastAsia="黑体"/>
         <w:b/>
         <w:bCs/>
       </w:rPr>
@@ -6732,12 +7083,14 @@
     </w:tblStylePr>
     <w:tblStylePr w:type="firstCol">
       <w:rPr>
+        <w:rFonts w:eastAsia="黑体"/>
         <w:b/>
         <w:bCs/>
       </w:rPr>
     </w:tblStylePr>
     <w:tblStylePr w:type="lastCol">
       <w:rPr>
+        <w:rFonts w:eastAsia="黑体"/>
         <w:b/>
         <w:bCs/>
       </w:rPr>
@@ -6796,6 +7149,7 @@
         <w:spacing w:after="0" w:before="0" w:line="240" w:lineRule="auto"/>
       </w:pPr>
       <w:rPr>
+        <w:rFonts w:eastAsia="黑体"/>
         <w:b/>
         <w:bCs/>
         <w:color w:themeColor="background1" w:val="FFFFFF"/>
@@ -6818,6 +7172,7 @@
         <w:spacing w:after="0" w:before="0" w:line="240" w:lineRule="auto"/>
       </w:pPr>
       <w:rPr>
+        <w:rFonts w:eastAsia="黑体"/>
         <w:color w:val="auto"/>
       </w:rPr>
       <w:tblPr/>
@@ -6835,6 +7190,7 @@
     </w:tblStylePr>
     <w:tblStylePr w:type="firstCol">
       <w:rPr>
+        <w:rFonts w:eastAsia="黑体"/>
         <w:b/>
         <w:bCs/>
         <w:color w:themeColor="background1" w:val="FFFFFF"/>
@@ -6854,6 +7210,7 @@
     </w:tblStylePr>
     <w:tblStylePr w:type="lastCol">
       <w:rPr>
+        <w:rFonts w:eastAsia="黑体"/>
         <w:b/>
         <w:bCs/>
         <w:color w:themeColor="background1" w:val="FFFFFF"/>
@@ -6902,6 +7259,7 @@
     </w:tblStylePr>
     <w:tblStylePr w:type="nwCell">
       <w:rPr>
+        <w:rFonts w:eastAsia="黑体"/>
         <w:color w:themeColor="background1" w:val="FFFFFF"/>
       </w:rPr>
       <w:tblPr/>
@@ -6945,6 +7303,7 @@
         <w:spacing w:after="0" w:before="0" w:line="240" w:lineRule="auto"/>
       </w:pPr>
       <w:rPr>
+        <w:rFonts w:eastAsia="黑体"/>
         <w:b/>
         <w:bCs/>
         <w:color w:themeColor="background1" w:val="FFFFFF"/>
@@ -6967,6 +7326,7 @@
         <w:spacing w:after="0" w:before="0" w:line="240" w:lineRule="auto"/>
       </w:pPr>
       <w:rPr>
+        <w:rFonts w:eastAsia="黑体"/>
         <w:color w:val="auto"/>
       </w:rPr>
       <w:tblPr/>
@@ -6984,6 +7344,7 @@
     </w:tblStylePr>
     <w:tblStylePr w:type="firstCol">
       <w:rPr>
+        <w:rFonts w:eastAsia="黑体"/>
         <w:b/>
         <w:bCs/>
         <w:color w:themeColor="background1" w:val="FFFFFF"/>
@@ -7003,6 +7364,7 @@
     </w:tblStylePr>
     <w:tblStylePr w:type="lastCol">
       <w:rPr>
+        <w:rFonts w:eastAsia="黑体"/>
         <w:b/>
         <w:bCs/>
         <w:color w:themeColor="background1" w:val="FFFFFF"/>
@@ -7051,6 +7413,7 @@
     </w:tblStylePr>
     <w:tblStylePr w:type="nwCell">
       <w:rPr>
+        <w:rFonts w:eastAsia="黑体"/>
         <w:color w:themeColor="background1" w:val="FFFFFF"/>
       </w:rPr>
       <w:tblPr/>
@@ -7094,6 +7457,7 @@
         <w:spacing w:after="0" w:before="0" w:line="240" w:lineRule="auto"/>
       </w:pPr>
       <w:rPr>
+        <w:rFonts w:eastAsia="黑体"/>
         <w:b/>
         <w:bCs/>
         <w:color w:themeColor="background1" w:val="FFFFFF"/>
@@ -7116,6 +7480,7 @@
         <w:spacing w:after="0" w:before="0" w:line="240" w:lineRule="auto"/>
       </w:pPr>
       <w:rPr>
+        <w:rFonts w:eastAsia="黑体"/>
         <w:color w:val="auto"/>
       </w:rPr>
       <w:tblPr/>
@@ -7133,6 +7498,7 @@
     </w:tblStylePr>
     <w:tblStylePr w:type="firstCol">
       <w:rPr>
+        <w:rFonts w:eastAsia="黑体"/>
         <w:b/>
         <w:bCs/>
         <w:color w:themeColor="background1" w:val="FFFFFF"/>
@@ -7152,6 +7518,7 @@
     </w:tblStylePr>
     <w:tblStylePr w:type="lastCol">
       <w:rPr>
+        <w:rFonts w:eastAsia="黑体"/>
         <w:b/>
         <w:bCs/>
         <w:color w:themeColor="background1" w:val="FFFFFF"/>
@@ -7200,6 +7567,7 @@
     </w:tblStylePr>
     <w:tblStylePr w:type="nwCell">
       <w:rPr>
+        <w:rFonts w:eastAsia="黑体"/>
         <w:color w:themeColor="background1" w:val="FFFFFF"/>
       </w:rPr>
       <w:tblPr/>
@@ -7243,6 +7611,7 @@
         <w:spacing w:after="0" w:before="0" w:line="240" w:lineRule="auto"/>
       </w:pPr>
       <w:rPr>
+        <w:rFonts w:eastAsia="黑体"/>
         <w:b/>
         <w:bCs/>
         <w:color w:themeColor="background1" w:val="FFFFFF"/>
@@ -7265,6 +7634,7 @@
         <w:spacing w:after="0" w:before="0" w:line="240" w:lineRule="auto"/>
       </w:pPr>
       <w:rPr>
+        <w:rFonts w:eastAsia="黑体"/>
         <w:color w:val="auto"/>
       </w:rPr>
       <w:tblPr/>
@@ -7282,6 +7652,7 @@
     </w:tblStylePr>
     <w:tblStylePr w:type="firstCol">
       <w:rPr>
+        <w:rFonts w:eastAsia="黑体"/>
         <w:b/>
         <w:bCs/>
         <w:color w:themeColor="background1" w:val="FFFFFF"/>
@@ -7301,6 +7672,7 @@
     </w:tblStylePr>
     <w:tblStylePr w:type="lastCol">
       <w:rPr>
+        <w:rFonts w:eastAsia="黑体"/>
         <w:b/>
         <w:bCs/>
         <w:color w:themeColor="background1" w:val="FFFFFF"/>
@@ -7349,6 +7721,7 @@
     </w:tblStylePr>
     <w:tblStylePr w:type="nwCell">
       <w:rPr>
+        <w:rFonts w:eastAsia="黑体"/>
         <w:color w:themeColor="background1" w:val="FFFFFF"/>
       </w:rPr>
       <w:tblPr/>
@@ -7392,6 +7765,7 @@
         <w:spacing w:after="0" w:before="0" w:line="240" w:lineRule="auto"/>
       </w:pPr>
       <w:rPr>
+        <w:rFonts w:eastAsia="黑体"/>
         <w:b/>
         <w:bCs/>
         <w:color w:themeColor="background1" w:val="FFFFFF"/>
@@ -7414,6 +7788,7 @@
         <w:spacing w:after="0" w:before="0" w:line="240" w:lineRule="auto"/>
       </w:pPr>
       <w:rPr>
+        <w:rFonts w:eastAsia="黑体"/>
         <w:color w:val="auto"/>
       </w:rPr>
       <w:tblPr/>
@@ -7431,6 +7806,7 @@
     </w:tblStylePr>
     <w:tblStylePr w:type="firstCol">
       <w:rPr>
+        <w:rFonts w:eastAsia="黑体"/>
         <w:b/>
         <w:bCs/>
         <w:color w:themeColor="background1" w:val="FFFFFF"/>
@@ -7450,6 +7826,7 @@
     </w:tblStylePr>
     <w:tblStylePr w:type="lastCol">
       <w:rPr>
+        <w:rFonts w:eastAsia="黑体"/>
         <w:b/>
         <w:bCs/>
         <w:color w:themeColor="background1" w:val="FFFFFF"/>
@@ -7498,6 +7875,7 @@
     </w:tblStylePr>
     <w:tblStylePr w:type="nwCell">
       <w:rPr>
+        <w:rFonts w:eastAsia="黑体"/>
         <w:color w:themeColor="background1" w:val="FFFFFF"/>
       </w:rPr>
       <w:tblPr/>
@@ -7541,6 +7919,7 @@
         <w:spacing w:after="0" w:before="0" w:line="240" w:lineRule="auto"/>
       </w:pPr>
       <w:rPr>
+        <w:rFonts w:eastAsia="黑体"/>
         <w:b/>
         <w:bCs/>
         <w:color w:themeColor="background1" w:val="FFFFFF"/>
@@ -7563,6 +7942,7 @@
         <w:spacing w:after="0" w:before="0" w:line="240" w:lineRule="auto"/>
       </w:pPr>
       <w:rPr>
+        <w:rFonts w:eastAsia="黑体"/>
         <w:color w:val="auto"/>
       </w:rPr>
       <w:tblPr/>
@@ -7580,6 +7960,7 @@
     </w:tblStylePr>
     <w:tblStylePr w:type="firstCol">
       <w:rPr>
+        <w:rFonts w:eastAsia="黑体"/>
         <w:b/>
         <w:bCs/>
         <w:color w:themeColor="background1" w:val="FFFFFF"/>
@@ -7599,6 +7980,7 @@
     </w:tblStylePr>
     <w:tblStylePr w:type="lastCol">
       <w:rPr>
+        <w:rFonts w:eastAsia="黑体"/>
         <w:b/>
         <w:bCs/>
         <w:color w:themeColor="background1" w:val="FFFFFF"/>
@@ -7647,6 +8029,7 @@
     </w:tblStylePr>
     <w:tblStylePr w:type="nwCell">
       <w:rPr>
+        <w:rFonts w:eastAsia="黑体"/>
         <w:color w:themeColor="background1" w:val="FFFFFF"/>
       </w:rPr>
       <w:tblPr/>
@@ -7690,6 +8073,7 @@
         <w:spacing w:after="0" w:before="0" w:line="240" w:lineRule="auto"/>
       </w:pPr>
       <w:rPr>
+        <w:rFonts w:eastAsia="黑体"/>
         <w:b/>
         <w:bCs/>
         <w:color w:themeColor="background1" w:val="FFFFFF"/>
@@ -7712,6 +8096,7 @@
         <w:spacing w:after="0" w:before="0" w:line="240" w:lineRule="auto"/>
       </w:pPr>
       <w:rPr>
+        <w:rFonts w:eastAsia="黑体"/>
         <w:color w:val="auto"/>
       </w:rPr>
       <w:tblPr/>
@@ -7729,6 +8114,7 @@
     </w:tblStylePr>
     <w:tblStylePr w:type="firstCol">
       <w:rPr>
+        <w:rFonts w:eastAsia="黑体"/>
         <w:b/>
         <w:bCs/>
         <w:color w:themeColor="background1" w:val="FFFFFF"/>
@@ -7748,6 +8134,7 @@
     </w:tblStylePr>
     <w:tblStylePr w:type="lastCol">
       <w:rPr>
+        <w:rFonts w:eastAsia="黑体"/>
         <w:b/>
         <w:bCs/>
         <w:color w:themeColor="background1" w:val="FFFFFF"/>
@@ -7796,6 +8183,7 @@
     </w:tblStylePr>
     <w:tblStylePr w:type="nwCell">
       <w:rPr>
+        <w:rFonts w:eastAsia="黑体"/>
         <w:color w:themeColor="background1" w:val="FFFFFF"/>
       </w:rPr>
       <w:tblPr/>
@@ -7820,6 +8208,7 @@
       <w:spacing w:after="0" w:line="240" w:lineRule="auto"/>
     </w:pPr>
     <w:rPr>
+      <w:rFonts w:eastAsia="黑体"/>
       <w:color w:themeColor="text1" w:val="000000"/>
     </w:rPr>
     <w:tblPr>
@@ -7839,7 +8228,7 @@
     </w:tblPr>
     <w:tblStylePr w:type="firstRow">
       <w:rPr>
-        <w:rFonts w:asciiTheme="majorHAnsi" w:cstheme="majorBidi" w:eastAsiaTheme="majorEastAsia" w:hAnsiTheme="majorHAnsi"/>
+        <w:rFonts w:asciiTheme="majorHAnsi" w:cstheme="majorBidi" w:hAnsiTheme="majorHAnsi" w:eastAsia="黑体"/>
       </w:rPr>
       <w:tblPr/>
       <w:tcPr>
@@ -7851,6 +8240,7 @@
     </w:tblStylePr>
     <w:tblStylePr w:type="lastRow">
       <w:rPr>
+        <w:rFonts w:eastAsia="黑体"/>
         <w:b/>
         <w:bCs/>
         <w:color w:themeColor="text2" w:val="1F497D"/>
@@ -7865,12 +8255,14 @@
     </w:tblStylePr>
     <w:tblStylePr w:type="firstCol">
       <w:rPr>
+        <w:rFonts w:eastAsia="黑体"/>
         <w:b/>
         <w:bCs/>
       </w:rPr>
     </w:tblStylePr>
     <w:tblStylePr w:type="lastCol">
       <w:rPr>
+        <w:rFonts w:eastAsia="黑体"/>
         <w:b/>
         <w:bCs/>
       </w:rPr>
@@ -7904,6 +8296,7 @@
       <w:spacing w:after="0" w:line="240" w:lineRule="auto"/>
     </w:pPr>
     <w:rPr>
+      <w:rFonts w:eastAsia="黑体"/>
       <w:color w:themeColor="text1" w:val="000000"/>
     </w:rPr>
     <w:tblPr>
@@ -7923,7 +8316,7 @@
     </w:tblPr>
     <w:tblStylePr w:type="firstRow">
       <w:rPr>
-        <w:rFonts w:asciiTheme="majorHAnsi" w:cstheme="majorBidi" w:eastAsiaTheme="majorEastAsia" w:hAnsiTheme="majorHAnsi"/>
+        <w:rFonts w:asciiTheme="majorHAnsi" w:cstheme="majorBidi" w:hAnsiTheme="majorHAnsi" w:eastAsia="黑体"/>
       </w:rPr>
       <w:tblPr/>
       <w:tcPr>
@@ -7935,6 +8328,7 @@
     </w:tblStylePr>
     <w:tblStylePr w:type="lastRow">
       <w:rPr>
+        <w:rFonts w:eastAsia="黑体"/>
         <w:b/>
         <w:bCs/>
         <w:color w:themeColor="text2" w:val="1F497D"/>
@@ -7949,12 +8343,14 @@
     </w:tblStylePr>
     <w:tblStylePr w:type="firstCol">
       <w:rPr>
+        <w:rFonts w:eastAsia="黑体"/>
         <w:b/>
         <w:bCs/>
       </w:rPr>
     </w:tblStylePr>
     <w:tblStylePr w:type="lastCol">
       <w:rPr>
+        <w:rFonts w:eastAsia="黑体"/>
         <w:b/>
         <w:bCs/>
       </w:rPr>
@@ -7988,6 +8384,7 @@
       <w:spacing w:after="0" w:line="240" w:lineRule="auto"/>
     </w:pPr>
     <w:rPr>
+      <w:rFonts w:eastAsia="黑体"/>
       <w:color w:themeColor="text1" w:val="000000"/>
     </w:rPr>
     <w:tblPr>
@@ -8007,7 +8404,7 @@
     </w:tblPr>
     <w:tblStylePr w:type="firstRow">
       <w:rPr>
-        <w:rFonts w:asciiTheme="majorHAnsi" w:cstheme="majorBidi" w:eastAsiaTheme="majorEastAsia" w:hAnsiTheme="majorHAnsi"/>
+        <w:rFonts w:asciiTheme="majorHAnsi" w:cstheme="majorBidi" w:hAnsiTheme="majorHAnsi" w:eastAsia="黑体"/>
       </w:rPr>
       <w:tblPr/>
       <w:tcPr>
@@ -8019,6 +8416,7 @@
     </w:tblStylePr>
     <w:tblStylePr w:type="lastRow">
       <w:rPr>
+        <w:rFonts w:eastAsia="黑体"/>
         <w:b/>
         <w:bCs/>
         <w:color w:themeColor="text2" w:val="1F497D"/>
@@ -8033,12 +8431,14 @@
     </w:tblStylePr>
     <w:tblStylePr w:type="firstCol">
       <w:rPr>
+        <w:rFonts w:eastAsia="黑体"/>
         <w:b/>
         <w:bCs/>
       </w:rPr>
     </w:tblStylePr>
     <w:tblStylePr w:type="lastCol">
       <w:rPr>
+        <w:rFonts w:eastAsia="黑体"/>
         <w:b/>
         <w:bCs/>
       </w:rPr>
@@ -8072,6 +8472,7 @@
       <w:spacing w:after="0" w:line="240" w:lineRule="auto"/>
     </w:pPr>
     <w:rPr>
+      <w:rFonts w:eastAsia="黑体"/>
       <w:color w:themeColor="text1" w:val="000000"/>
     </w:rPr>
     <w:tblPr>
@@ -8091,7 +8492,7 @@
     </w:tblPr>
     <w:tblStylePr w:type="firstRow">
       <w:rPr>
-        <w:rFonts w:asciiTheme="majorHAnsi" w:cstheme="majorBidi" w:eastAsiaTheme="majorEastAsia" w:hAnsiTheme="majorHAnsi"/>
+        <w:rFonts w:asciiTheme="majorHAnsi" w:cstheme="majorBidi" w:hAnsiTheme="majorHAnsi" w:eastAsia="黑体"/>
       </w:rPr>
       <w:tblPr/>
       <w:tcPr>
@@ -8103,6 +8504,7 @@
     </w:tblStylePr>
     <w:tblStylePr w:type="lastRow">
       <w:rPr>
+        <w:rFonts w:eastAsia="黑体"/>
         <w:b/>
         <w:bCs/>
         <w:color w:themeColor="text2" w:val="1F497D"/>
@@ -8117,12 +8519,14 @@
     </w:tblStylePr>
     <w:tblStylePr w:type="firstCol">
       <w:rPr>
+        <w:rFonts w:eastAsia="黑体"/>
         <w:b/>
         <w:bCs/>
       </w:rPr>
     </w:tblStylePr>
     <w:tblStylePr w:type="lastCol">
       <w:rPr>
+        <w:rFonts w:eastAsia="黑体"/>
         <w:b/>
         <w:bCs/>
       </w:rPr>
@@ -8156,6 +8560,7 @@
       <w:spacing w:after="0" w:line="240" w:lineRule="auto"/>
     </w:pPr>
     <w:rPr>
+      <w:rFonts w:eastAsia="黑体"/>
       <w:color w:themeColor="text1" w:val="000000"/>
     </w:rPr>
     <w:tblPr>
@@ -8175,7 +8580,7 @@
     </w:tblPr>
     <w:tblStylePr w:type="firstRow">
       <w:rPr>
-        <w:rFonts w:asciiTheme="majorHAnsi" w:cstheme="majorBidi" w:eastAsiaTheme="majorEastAsia" w:hAnsiTheme="majorHAnsi"/>
+        <w:rFonts w:asciiTheme="majorHAnsi" w:cstheme="majorBidi" w:hAnsiTheme="majorHAnsi" w:eastAsia="黑体"/>
       </w:rPr>
       <w:tblPr/>
       <w:tcPr>
@@ -8187,6 +8592,7 @@
     </w:tblStylePr>
     <w:tblStylePr w:type="lastRow">
       <w:rPr>
+        <w:rFonts w:eastAsia="黑体"/>
         <w:b/>
         <w:bCs/>
         <w:color w:themeColor="text2" w:val="1F497D"/>
@@ -8201,12 +8607,14 @@
     </w:tblStylePr>
     <w:tblStylePr w:type="firstCol">
       <w:rPr>
+        <w:rFonts w:eastAsia="黑体"/>
         <w:b/>
         <w:bCs/>
       </w:rPr>
     </w:tblStylePr>
     <w:tblStylePr w:type="lastCol">
       <w:rPr>
+        <w:rFonts w:eastAsia="黑体"/>
         <w:b/>
         <w:bCs/>
       </w:rPr>
@@ -8240,6 +8648,7 @@
       <w:spacing w:after="0" w:line="240" w:lineRule="auto"/>
     </w:pPr>
     <w:rPr>
+      <w:rFonts w:eastAsia="黑体"/>
       <w:color w:themeColor="text1" w:val="000000"/>
     </w:rPr>
     <w:tblPr>
@@ -8259,7 +8668,7 @@
     </w:tblPr>
     <w:tblStylePr w:type="firstRow">
       <w:rPr>
-        <w:rFonts w:asciiTheme="majorHAnsi" w:cstheme="majorBidi" w:eastAsiaTheme="majorEastAsia" w:hAnsiTheme="majorHAnsi"/>
+        <w:rFonts w:asciiTheme="majorHAnsi" w:cstheme="majorBidi" w:hAnsiTheme="majorHAnsi" w:eastAsia="黑体"/>
       </w:rPr>
       <w:tblPr/>
       <w:tcPr>
@@ -8271,6 +8680,7 @@
     </w:tblStylePr>
     <w:tblStylePr w:type="lastRow">
       <w:rPr>
+        <w:rFonts w:eastAsia="黑体"/>
         <w:b/>
         <w:bCs/>
         <w:color w:themeColor="text2" w:val="1F497D"/>
@@ -8285,12 +8695,14 @@
     </w:tblStylePr>
     <w:tblStylePr w:type="firstCol">
       <w:rPr>
+        <w:rFonts w:eastAsia="黑体"/>
         <w:b/>
         <w:bCs/>
       </w:rPr>
     </w:tblStylePr>
     <w:tblStylePr w:type="lastCol">
       <w:rPr>
+        <w:rFonts w:eastAsia="黑体"/>
         <w:b/>
         <w:bCs/>
       </w:rPr>
@@ -8324,6 +8736,7 @@
       <w:spacing w:after="0" w:line="240" w:lineRule="auto"/>
     </w:pPr>
     <w:rPr>
+      <w:rFonts w:eastAsia="黑体"/>
       <w:color w:themeColor="text1" w:val="000000"/>
     </w:rPr>
     <w:tblPr>
@@ -8343,7 +8756,7 @@
     </w:tblPr>
     <w:tblStylePr w:type="firstRow">
       <w:rPr>
-        <w:rFonts w:asciiTheme="majorHAnsi" w:cstheme="majorBidi" w:eastAsiaTheme="majorEastAsia" w:hAnsiTheme="majorHAnsi"/>
+        <w:rFonts w:asciiTheme="majorHAnsi" w:cstheme="majorBidi" w:hAnsiTheme="majorHAnsi" w:eastAsia="黑体"/>
       </w:rPr>
       <w:tblPr/>
       <w:tcPr>
@@ -8355,6 +8768,7 @@
     </w:tblStylePr>
     <w:tblStylePr w:type="lastRow">
       <w:rPr>
+        <w:rFonts w:eastAsia="黑体"/>
         <w:b/>
         <w:bCs/>
         <w:color w:themeColor="text2" w:val="1F497D"/>
@@ -8369,12 +8783,14 @@
     </w:tblStylePr>
     <w:tblStylePr w:type="firstCol">
       <w:rPr>
+        <w:rFonts w:eastAsia="黑体"/>
         <w:b/>
         <w:bCs/>
       </w:rPr>
     </w:tblStylePr>
     <w:tblStylePr w:type="lastCol">
       <w:rPr>
+        <w:rFonts w:eastAsia="黑体"/>
         <w:b/>
         <w:bCs/>
       </w:rPr>
@@ -8408,7 +8824,7 @@
       <w:spacing w:after="0" w:line="240" w:lineRule="auto"/>
     </w:pPr>
     <w:rPr>
-      <w:rFonts w:asciiTheme="majorHAnsi" w:cstheme="majorBidi" w:eastAsiaTheme="majorEastAsia" w:hAnsiTheme="majorHAnsi"/>
+      <w:rFonts w:asciiTheme="majorHAnsi" w:cstheme="majorBidi" w:hAnsiTheme="majorHAnsi" w:eastAsia="黑体"/>
       <w:color w:themeColor="text1" w:val="000000"/>
     </w:rPr>
     <w:tblPr>
@@ -8430,6 +8846,7 @@
     </w:tblPr>
     <w:tblStylePr w:type="firstRow">
       <w:rPr>
+        <w:rFonts w:eastAsia="黑体"/>
         <w:sz w:val="24"/>
         <w:szCs w:val="24"/>
       </w:rPr>
@@ -8536,7 +8953,7 @@
       <w:spacing w:after="0" w:line="240" w:lineRule="auto"/>
     </w:pPr>
     <w:rPr>
-      <w:rFonts w:asciiTheme="majorHAnsi" w:cstheme="majorBidi" w:eastAsiaTheme="majorEastAsia" w:hAnsiTheme="majorHAnsi"/>
+      <w:rFonts w:asciiTheme="majorHAnsi" w:cstheme="majorBidi" w:hAnsiTheme="majorHAnsi" w:eastAsia="黑体"/>
       <w:color w:themeColor="text1" w:val="000000"/>
     </w:rPr>
     <w:tblPr>
@@ -8558,6 +8975,7 @@
     </w:tblPr>
     <w:tblStylePr w:type="firstRow">
       <w:rPr>
+        <w:rFonts w:eastAsia="黑体"/>
         <w:sz w:val="24"/>
         <w:szCs w:val="24"/>
       </w:rPr>
@@ -8664,7 +9082,7 @@
       <w:spacing w:after="0" w:line="240" w:lineRule="auto"/>
     </w:pPr>
     <w:rPr>
-      <w:rFonts w:asciiTheme="majorHAnsi" w:cstheme="majorBidi" w:eastAsiaTheme="majorEastAsia" w:hAnsiTheme="majorHAnsi"/>
+      <w:rFonts w:asciiTheme="majorHAnsi" w:cstheme="majorBidi" w:hAnsiTheme="majorHAnsi" w:eastAsia="黑体"/>
       <w:color w:themeColor="text1" w:val="000000"/>
     </w:rPr>
     <w:tblPr>
@@ -8686,6 +9104,7 @@
     </w:tblPr>
     <w:tblStylePr w:type="firstRow">
       <w:rPr>
+        <w:rFonts w:eastAsia="黑体"/>
         <w:sz w:val="24"/>
         <w:szCs w:val="24"/>
       </w:rPr>
@@ -8792,7 +9211,7 @@
       <w:spacing w:after="0" w:line="240" w:lineRule="auto"/>
     </w:pPr>
     <w:rPr>
-      <w:rFonts w:asciiTheme="majorHAnsi" w:cstheme="majorBidi" w:eastAsiaTheme="majorEastAsia" w:hAnsiTheme="majorHAnsi"/>
+      <w:rFonts w:asciiTheme="majorHAnsi" w:cstheme="majorBidi" w:hAnsiTheme="majorHAnsi" w:eastAsia="黑体"/>
       <w:color w:themeColor="text1" w:val="000000"/>
     </w:rPr>
     <w:tblPr>
@@ -8814,6 +9233,7 @@
     </w:tblPr>
     <w:tblStylePr w:type="firstRow">
       <w:rPr>
+        <w:rFonts w:eastAsia="黑体"/>
         <w:sz w:val="24"/>
         <w:szCs w:val="24"/>
       </w:rPr>
@@ -8920,7 +9340,7 @@
       <w:spacing w:after="0" w:line="240" w:lineRule="auto"/>
     </w:pPr>
     <w:rPr>
-      <w:rFonts w:asciiTheme="majorHAnsi" w:cstheme="majorBidi" w:eastAsiaTheme="majorEastAsia" w:hAnsiTheme="majorHAnsi"/>
+      <w:rFonts w:asciiTheme="majorHAnsi" w:cstheme="majorBidi" w:hAnsiTheme="majorHAnsi" w:eastAsia="黑体"/>
       <w:color w:themeColor="text1" w:val="000000"/>
     </w:rPr>
     <w:tblPr>
@@ -8942,6 +9362,7 @@
     </w:tblPr>
     <w:tblStylePr w:type="firstRow">
       <w:rPr>
+        <w:rFonts w:eastAsia="黑体"/>
         <w:sz w:val="24"/>
         <w:szCs w:val="24"/>
       </w:rPr>
@@ -9048,7 +9469,7 @@
       <w:spacing w:after="0" w:line="240" w:lineRule="auto"/>
     </w:pPr>
     <w:rPr>
-      <w:rFonts w:asciiTheme="majorHAnsi" w:cstheme="majorBidi" w:eastAsiaTheme="majorEastAsia" w:hAnsiTheme="majorHAnsi"/>
+      <w:rFonts w:asciiTheme="majorHAnsi" w:cstheme="majorBidi" w:hAnsiTheme="majorHAnsi" w:eastAsia="黑体"/>
       <w:color w:themeColor="text1" w:val="000000"/>
     </w:rPr>
     <w:tblPr>
@@ -9070,6 +9491,7 @@
     </w:tblPr>
     <w:tblStylePr w:type="firstRow">
       <w:rPr>
+        <w:rFonts w:eastAsia="黑体"/>
         <w:sz w:val="24"/>
         <w:szCs w:val="24"/>
       </w:rPr>
@@ -9176,7 +9598,7 @@
       <w:spacing w:after="0" w:line="240" w:lineRule="auto"/>
     </w:pPr>
     <w:rPr>
-      <w:rFonts w:asciiTheme="majorHAnsi" w:cstheme="majorBidi" w:eastAsiaTheme="majorEastAsia" w:hAnsiTheme="majorHAnsi"/>
+      <w:rFonts w:asciiTheme="majorHAnsi" w:cstheme="majorBidi" w:hAnsiTheme="majorHAnsi" w:eastAsia="黑体"/>
       <w:color w:themeColor="text1" w:val="000000"/>
     </w:rPr>
     <w:tblPr>
@@ -9198,6 +9620,7 @@
     </w:tblPr>
     <w:tblStylePr w:type="firstRow">
       <w:rPr>
+        <w:rFonts w:eastAsia="黑体"/>
         <w:sz w:val="24"/>
         <w:szCs w:val="24"/>
       </w:rPr>
@@ -9327,12 +9750,14 @@
     </w:tcPr>
     <w:tblStylePr w:type="firstRow">
       <w:rPr>
+        <w:rFonts w:eastAsia="黑体"/>
         <w:b/>
         <w:bCs/>
       </w:rPr>
     </w:tblStylePr>
     <w:tblStylePr w:type="lastRow">
       <w:rPr>
+        <w:rFonts w:eastAsia="黑体"/>
         <w:b/>
         <w:bCs/>
       </w:rPr>
@@ -9345,12 +9770,14 @@
     </w:tblStylePr>
     <w:tblStylePr w:type="firstCol">
       <w:rPr>
+        <w:rFonts w:eastAsia="黑体"/>
         <w:b/>
         <w:bCs/>
       </w:rPr>
     </w:tblStylePr>
     <w:tblStylePr w:type="lastCol">
       <w:rPr>
+        <w:rFonts w:eastAsia="黑体"/>
         <w:b/>
         <w:bCs/>
       </w:rPr>
@@ -9400,12 +9827,14 @@
     </w:tcPr>
     <w:tblStylePr w:type="firstRow">
       <w:rPr>
+        <w:rFonts w:eastAsia="黑体"/>
         <w:b/>
         <w:bCs/>
       </w:rPr>
     </w:tblStylePr>
     <w:tblStylePr w:type="lastRow">
       <w:rPr>
+        <w:rFonts w:eastAsia="黑体"/>
         <w:b/>
         <w:bCs/>
       </w:rPr>
@@ -9418,12 +9847,14 @@
     </w:tblStylePr>
     <w:tblStylePr w:type="firstCol">
       <w:rPr>
+        <w:rFonts w:eastAsia="黑体"/>
         <w:b/>
         <w:bCs/>
       </w:rPr>
     </w:tblStylePr>
     <w:tblStylePr w:type="lastCol">
       <w:rPr>
+        <w:rFonts w:eastAsia="黑体"/>
         <w:b/>
         <w:bCs/>
       </w:rPr>
@@ -9473,12 +9904,14 @@
     </w:tcPr>
     <w:tblStylePr w:type="firstRow">
       <w:rPr>
+        <w:rFonts w:eastAsia="黑体"/>
         <w:b/>
         <w:bCs/>
       </w:rPr>
     </w:tblStylePr>
     <w:tblStylePr w:type="lastRow">
       <w:rPr>
+        <w:rFonts w:eastAsia="黑体"/>
         <w:b/>
         <w:bCs/>
       </w:rPr>
@@ -9491,12 +9924,14 @@
     </w:tblStylePr>
     <w:tblStylePr w:type="firstCol">
       <w:rPr>
+        <w:rFonts w:eastAsia="黑体"/>
         <w:b/>
         <w:bCs/>
       </w:rPr>
     </w:tblStylePr>
     <w:tblStylePr w:type="lastCol">
       <w:rPr>
+        <w:rFonts w:eastAsia="黑体"/>
         <w:b/>
         <w:bCs/>
       </w:rPr>
@@ -9546,12 +9981,14 @@
     </w:tcPr>
     <w:tblStylePr w:type="firstRow">
       <w:rPr>
+        <w:rFonts w:eastAsia="黑体"/>
         <w:b/>
         <w:bCs/>
       </w:rPr>
     </w:tblStylePr>
     <w:tblStylePr w:type="lastRow">
       <w:rPr>
+        <w:rFonts w:eastAsia="黑体"/>
         <w:b/>
         <w:bCs/>
       </w:rPr>
@@ -9564,12 +10001,14 @@
     </w:tblStylePr>
     <w:tblStylePr w:type="firstCol">
       <w:rPr>
+        <w:rFonts w:eastAsia="黑体"/>
         <w:b/>
         <w:bCs/>
       </w:rPr>
     </w:tblStylePr>
     <w:tblStylePr w:type="lastCol">
       <w:rPr>
+        <w:rFonts w:eastAsia="黑体"/>
         <w:b/>
         <w:bCs/>
       </w:rPr>
@@ -9619,12 +10058,14 @@
     </w:tcPr>
     <w:tblStylePr w:type="firstRow">
       <w:rPr>
+        <w:rFonts w:eastAsia="黑体"/>
         <w:b/>
         <w:bCs/>
       </w:rPr>
     </w:tblStylePr>
     <w:tblStylePr w:type="lastRow">
       <w:rPr>
+        <w:rFonts w:eastAsia="黑体"/>
         <w:b/>
         <w:bCs/>
       </w:rPr>
@@ -9637,12 +10078,14 @@
     </w:tblStylePr>
     <w:tblStylePr w:type="firstCol">
       <w:rPr>
+        <w:rFonts w:eastAsia="黑体"/>
         <w:b/>
         <w:bCs/>
       </w:rPr>
     </w:tblStylePr>
     <w:tblStylePr w:type="lastCol">
       <w:rPr>
+        <w:rFonts w:eastAsia="黑体"/>
         <w:b/>
         <w:bCs/>
       </w:rPr>
@@ -9692,12 +10135,14 @@
     </w:tcPr>
     <w:tblStylePr w:type="firstRow">
       <w:rPr>
+        <w:rFonts w:eastAsia="黑体"/>
         <w:b/>
         <w:bCs/>
       </w:rPr>
     </w:tblStylePr>
     <w:tblStylePr w:type="lastRow">
       <w:rPr>
+        <w:rFonts w:eastAsia="黑体"/>
         <w:b/>
         <w:bCs/>
       </w:rPr>
@@ -9710,12 +10155,14 @@
     </w:tblStylePr>
     <w:tblStylePr w:type="firstCol">
       <w:rPr>
+        <w:rFonts w:eastAsia="黑体"/>
         <w:b/>
         <w:bCs/>
       </w:rPr>
     </w:tblStylePr>
     <w:tblStylePr w:type="lastCol">
       <w:rPr>
+        <w:rFonts w:eastAsia="黑体"/>
         <w:b/>
         <w:bCs/>
       </w:rPr>
@@ -9765,12 +10212,14 @@
     </w:tcPr>
     <w:tblStylePr w:type="firstRow">
       <w:rPr>
+        <w:rFonts w:eastAsia="黑体"/>
         <w:b/>
         <w:bCs/>
       </w:rPr>
     </w:tblStylePr>
     <w:tblStylePr w:type="lastRow">
       <w:rPr>
+        <w:rFonts w:eastAsia="黑体"/>
         <w:b/>
         <w:bCs/>
       </w:rPr>
@@ -9783,12 +10232,14 @@
     </w:tblStylePr>
     <w:tblStylePr w:type="firstCol">
       <w:rPr>
+        <w:rFonts w:eastAsia="黑体"/>
         <w:b/>
         <w:bCs/>
       </w:rPr>
     </w:tblStylePr>
     <w:tblStylePr w:type="lastCol">
       <w:rPr>
+        <w:rFonts w:eastAsia="黑体"/>
         <w:b/>
         <w:bCs/>
       </w:rPr>
@@ -9815,7 +10266,7 @@
       <w:spacing w:after="0" w:line="240" w:lineRule="auto"/>
     </w:pPr>
     <w:rPr>
-      <w:rFonts w:asciiTheme="majorHAnsi" w:cstheme="majorBidi" w:eastAsiaTheme="majorEastAsia" w:hAnsiTheme="majorHAnsi"/>
+      <w:rFonts w:asciiTheme="majorHAnsi" w:cstheme="majorBidi" w:hAnsiTheme="majorHAnsi" w:eastAsia="黑体"/>
       <w:color w:themeColor="text1" w:val="000000"/>
     </w:rPr>
     <w:tblPr>
@@ -9842,6 +10293,7 @@
     </w:tcPr>
     <w:tblStylePr w:type="firstRow">
       <w:rPr>
+        <w:rFonts w:eastAsia="黑体"/>
         <w:b/>
         <w:bCs/>
         <w:color w:themeColor="text1" w:val="000000"/>
@@ -9853,6 +10305,7 @@
     </w:tblStylePr>
     <w:tblStylePr w:type="lastRow">
       <w:rPr>
+        <w:rFonts w:eastAsia="黑体"/>
         <w:b/>
         <w:bCs/>
         <w:color w:themeColor="text1" w:val="000000"/>
@@ -9872,6 +10325,7 @@
     </w:tblStylePr>
     <w:tblStylePr w:type="firstCol">
       <w:rPr>
+        <w:rFonts w:eastAsia="黑体"/>
         <w:b/>
         <w:bCs/>
         <w:color w:themeColor="text1" w:val="000000"/>
@@ -9891,6 +10345,7 @@
     </w:tblStylePr>
     <w:tblStylePr w:type="lastCol">
       <w:rPr>
+        <w:rFonts w:eastAsia="黑体"/>
         <w:b w:val="0"/>
         <w:bCs w:val="0"/>
         <w:color w:themeColor="text1" w:val="000000"/>
@@ -9940,7 +10395,7 @@
       <w:spacing w:after="0" w:line="240" w:lineRule="auto"/>
     </w:pPr>
     <w:rPr>
-      <w:rFonts w:asciiTheme="majorHAnsi" w:cstheme="majorBidi" w:eastAsiaTheme="majorEastAsia" w:hAnsiTheme="majorHAnsi"/>
+      <w:rFonts w:asciiTheme="majorHAnsi" w:cstheme="majorBidi" w:hAnsiTheme="majorHAnsi" w:eastAsia="黑体"/>
       <w:color w:themeColor="text1" w:val="000000"/>
     </w:rPr>
     <w:tblPr>
@@ -9967,6 +10422,7 @@
     </w:tcPr>
     <w:tblStylePr w:type="firstRow">
       <w:rPr>
+        <w:rFonts w:eastAsia="黑体"/>
         <w:b/>
         <w:bCs/>
         <w:color w:themeColor="text1" w:val="000000"/>
@@ -9978,6 +10434,7 @@
     </w:tblStylePr>
     <w:tblStylePr w:type="lastRow">
       <w:rPr>
+        <w:rFonts w:eastAsia="黑体"/>
         <w:b/>
         <w:bCs/>
         <w:color w:themeColor="text1" w:val="000000"/>
@@ -9997,6 +10454,7 @@
     </w:tblStylePr>
     <w:tblStylePr w:type="firstCol">
       <w:rPr>
+        <w:rFonts w:eastAsia="黑体"/>
         <w:b/>
         <w:bCs/>
         <w:color w:themeColor="text1" w:val="000000"/>
@@ -10016,6 +10474,7 @@
     </w:tblStylePr>
     <w:tblStylePr w:type="lastCol">
       <w:rPr>
+        <w:rFonts w:eastAsia="黑体"/>
         <w:b w:val="0"/>
         <w:bCs w:val="0"/>
         <w:color w:themeColor="text1" w:val="000000"/>
@@ -10065,7 +10524,7 @@
       <w:spacing w:after="0" w:line="240" w:lineRule="auto"/>
     </w:pPr>
     <w:rPr>
-      <w:rFonts w:asciiTheme="majorHAnsi" w:cstheme="majorBidi" w:eastAsiaTheme="majorEastAsia" w:hAnsiTheme="majorHAnsi"/>
+      <w:rFonts w:asciiTheme="majorHAnsi" w:cstheme="majorBidi" w:hAnsiTheme="majorHAnsi" w:eastAsia="黑体"/>
       <w:color w:themeColor="text1" w:val="000000"/>
     </w:rPr>
     <w:tblPr>
@@ -10092,6 +10551,7 @@
     </w:tcPr>
     <w:tblStylePr w:type="firstRow">
       <w:rPr>
+        <w:rFonts w:eastAsia="黑体"/>
         <w:b/>
         <w:bCs/>
         <w:color w:themeColor="text1" w:val="000000"/>
@@ -10103,6 +10563,7 @@
     </w:tblStylePr>
     <w:tblStylePr w:type="lastRow">
       <w:rPr>
+        <w:rFonts w:eastAsia="黑体"/>
         <w:b/>
         <w:bCs/>
         <w:color w:themeColor="text1" w:val="000000"/>
@@ -10122,6 +10583,7 @@
     </w:tblStylePr>
     <w:tblStylePr w:type="firstCol">
       <w:rPr>
+        <w:rFonts w:eastAsia="黑体"/>
         <w:b/>
         <w:bCs/>
         <w:color w:themeColor="text1" w:val="000000"/>
@@ -10141,6 +10603,7 @@
     </w:tblStylePr>
     <w:tblStylePr w:type="lastCol">
       <w:rPr>
+        <w:rFonts w:eastAsia="黑体"/>
         <w:b w:val="0"/>
         <w:bCs w:val="0"/>
         <w:color w:themeColor="text1" w:val="000000"/>
@@ -10190,7 +10653,7 @@
       <w:spacing w:after="0" w:line="240" w:lineRule="auto"/>
     </w:pPr>
     <w:rPr>
-      <w:rFonts w:asciiTheme="majorHAnsi" w:cstheme="majorBidi" w:eastAsiaTheme="majorEastAsia" w:hAnsiTheme="majorHAnsi"/>
+      <w:rFonts w:asciiTheme="majorHAnsi" w:cstheme="majorBidi" w:hAnsiTheme="majorHAnsi" w:eastAsia="黑体"/>
       <w:color w:themeColor="text1" w:val="000000"/>
     </w:rPr>
     <w:tblPr>
@@ -10217,6 +10680,7 @@
     </w:tcPr>
     <w:tblStylePr w:type="firstRow">
       <w:rPr>
+        <w:rFonts w:eastAsia="黑体"/>
         <w:b/>
         <w:bCs/>
         <w:color w:themeColor="text1" w:val="000000"/>
@@ -10228,6 +10692,7 @@
     </w:tblStylePr>
     <w:tblStylePr w:type="lastRow">
       <w:rPr>
+        <w:rFonts w:eastAsia="黑体"/>
         <w:b/>
         <w:bCs/>
         <w:color w:themeColor="text1" w:val="000000"/>
@@ -10247,6 +10712,7 @@
     </w:tblStylePr>
     <w:tblStylePr w:type="firstCol">
       <w:rPr>
+        <w:rFonts w:eastAsia="黑体"/>
         <w:b/>
         <w:bCs/>
         <w:color w:themeColor="text1" w:val="000000"/>
@@ -10266,6 +10732,7 @@
     </w:tblStylePr>
     <w:tblStylePr w:type="lastCol">
       <w:rPr>
+        <w:rFonts w:eastAsia="黑体"/>
         <w:b w:val="0"/>
         <w:bCs w:val="0"/>
         <w:color w:themeColor="text1" w:val="000000"/>
@@ -10315,7 +10782,7 @@
       <w:spacing w:after="0" w:line="240" w:lineRule="auto"/>
     </w:pPr>
     <w:rPr>
-      <w:rFonts w:asciiTheme="majorHAnsi" w:cstheme="majorBidi" w:eastAsiaTheme="majorEastAsia" w:hAnsiTheme="majorHAnsi"/>
+      <w:rFonts w:asciiTheme="majorHAnsi" w:cstheme="majorBidi" w:hAnsiTheme="majorHAnsi" w:eastAsia="黑体"/>
       <w:color w:themeColor="text1" w:val="000000"/>
     </w:rPr>
     <w:tblPr>
@@ -10342,6 +10809,7 @@
     </w:tcPr>
     <w:tblStylePr w:type="firstRow">
       <w:rPr>
+        <w:rFonts w:eastAsia="黑体"/>
         <w:b/>
         <w:bCs/>
         <w:color w:themeColor="text1" w:val="000000"/>
@@ -10353,6 +10821,7 @@
     </w:tblStylePr>
     <w:tblStylePr w:type="lastRow">
       <w:rPr>
+        <w:rFonts w:eastAsia="黑体"/>
         <w:b/>
         <w:bCs/>
         <w:color w:themeColor="text1" w:val="000000"/>
@@ -10372,6 +10841,7 @@
     </w:tblStylePr>
     <w:tblStylePr w:type="firstCol">
       <w:rPr>
+        <w:rFonts w:eastAsia="黑体"/>
         <w:b/>
         <w:bCs/>
         <w:color w:themeColor="text1" w:val="000000"/>
@@ -10391,6 +10861,7 @@
     </w:tblStylePr>
     <w:tblStylePr w:type="lastCol">
       <w:rPr>
+        <w:rFonts w:eastAsia="黑体"/>
         <w:b w:val="0"/>
         <w:bCs w:val="0"/>
         <w:color w:themeColor="text1" w:val="000000"/>
@@ -10440,7 +10911,7 @@
       <w:spacing w:after="0" w:line="240" w:lineRule="auto"/>
     </w:pPr>
     <w:rPr>
-      <w:rFonts w:asciiTheme="majorHAnsi" w:cstheme="majorBidi" w:eastAsiaTheme="majorEastAsia" w:hAnsiTheme="majorHAnsi"/>
+      <w:rFonts w:asciiTheme="majorHAnsi" w:cstheme="majorBidi" w:hAnsiTheme="majorHAnsi" w:eastAsia="黑体"/>
       <w:color w:themeColor="text1" w:val="000000"/>
     </w:rPr>
     <w:tblPr>
@@ -10467,6 +10938,7 @@
     </w:tcPr>
     <w:tblStylePr w:type="firstRow">
       <w:rPr>
+        <w:rFonts w:eastAsia="黑体"/>
         <w:b/>
         <w:bCs/>
         <w:color w:themeColor="text1" w:val="000000"/>
@@ -10478,6 +10950,7 @@
     </w:tblStylePr>
     <w:tblStylePr w:type="lastRow">
       <w:rPr>
+        <w:rFonts w:eastAsia="黑体"/>
         <w:b/>
         <w:bCs/>
         <w:color w:themeColor="text1" w:val="000000"/>
@@ -10497,6 +10970,7 @@
     </w:tblStylePr>
     <w:tblStylePr w:type="firstCol">
       <w:rPr>
+        <w:rFonts w:eastAsia="黑体"/>
         <w:b/>
         <w:bCs/>
         <w:color w:themeColor="text1" w:val="000000"/>
@@ -10516,6 +10990,7 @@
     </w:tblStylePr>
     <w:tblStylePr w:type="lastCol">
       <w:rPr>
+        <w:rFonts w:eastAsia="黑体"/>
         <w:b w:val="0"/>
         <w:bCs w:val="0"/>
         <w:color w:themeColor="text1" w:val="000000"/>
@@ -10565,7 +11040,7 @@
       <w:spacing w:after="0" w:line="240" w:lineRule="auto"/>
     </w:pPr>
     <w:rPr>
-      <w:rFonts w:asciiTheme="majorHAnsi" w:cstheme="majorBidi" w:eastAsiaTheme="majorEastAsia" w:hAnsiTheme="majorHAnsi"/>
+      <w:rFonts w:asciiTheme="majorHAnsi" w:cstheme="majorBidi" w:hAnsiTheme="majorHAnsi" w:eastAsia="黑体"/>
       <w:color w:themeColor="text1" w:val="000000"/>
     </w:rPr>
     <w:tblPr>
@@ -10592,6 +11067,7 @@
     </w:tcPr>
     <w:tblStylePr w:type="firstRow">
       <w:rPr>
+        <w:rFonts w:eastAsia="黑体"/>
         <w:b/>
         <w:bCs/>
         <w:color w:themeColor="text1" w:val="000000"/>
@@ -10603,6 +11079,7 @@
     </w:tblStylePr>
     <w:tblStylePr w:type="lastRow">
       <w:rPr>
+        <w:rFonts w:eastAsia="黑体"/>
         <w:b/>
         <w:bCs/>
         <w:color w:themeColor="text1" w:val="000000"/>
@@ -10622,6 +11099,7 @@
     </w:tblStylePr>
     <w:tblStylePr w:type="firstCol">
       <w:rPr>
+        <w:rFonts w:eastAsia="黑体"/>
         <w:b/>
         <w:bCs/>
         <w:color w:themeColor="text1" w:val="000000"/>
@@ -10641,6 +11119,7 @@
     </w:tblStylePr>
     <w:tblStylePr w:type="lastCol">
       <w:rPr>
+        <w:rFonts w:eastAsia="黑体"/>
         <w:b w:val="0"/>
         <w:bCs w:val="0"/>
         <w:color w:themeColor="text1" w:val="000000"/>
@@ -10713,6 +11192,7 @@
     </w:tcPr>
     <w:tblStylePr w:type="firstRow">
       <w:rPr>
+        <w:rFonts w:eastAsia="黑体"/>
         <w:b/>
         <w:bCs/>
         <w:i w:val="0"/>
@@ -10734,6 +11214,7 @@
     </w:tblStylePr>
     <w:tblStylePr w:type="lastRow">
       <w:rPr>
+        <w:rFonts w:eastAsia="黑体"/>
         <w:b/>
         <w:bCs/>
         <w:i w:val="0"/>
@@ -10755,6 +11236,7 @@
     </w:tblStylePr>
     <w:tblStylePr w:type="firstCol">
       <w:rPr>
+        <w:rFonts w:eastAsia="黑体"/>
         <w:b/>
         <w:bCs/>
         <w:i w:val="0"/>
@@ -10774,6 +11256,7 @@
     </w:tblStylePr>
     <w:tblStylePr w:type="lastCol">
       <w:rPr>
+        <w:rFonts w:eastAsia="黑体"/>
         <w:b/>
         <w:bCs/>
         <w:i w:val="0"/>
@@ -10854,6 +11337,7 @@
     </w:tcPr>
     <w:tblStylePr w:type="firstRow">
       <w:rPr>
+        <w:rFonts w:eastAsia="黑体"/>
         <w:b/>
         <w:bCs/>
         <w:i w:val="0"/>
@@ -10875,6 +11359,7 @@
     </w:tblStylePr>
     <w:tblStylePr w:type="lastRow">
       <w:rPr>
+        <w:rFonts w:eastAsia="黑体"/>
         <w:b/>
         <w:bCs/>
         <w:i w:val="0"/>
@@ -10896,6 +11381,7 @@
     </w:tblStylePr>
     <w:tblStylePr w:type="firstCol">
       <w:rPr>
+        <w:rFonts w:eastAsia="黑体"/>
         <w:b/>
         <w:bCs/>
         <w:i w:val="0"/>
@@ -10915,6 +11401,7 @@
     </w:tblStylePr>
     <w:tblStylePr w:type="lastCol">
       <w:rPr>
+        <w:rFonts w:eastAsia="黑体"/>
         <w:b/>
         <w:bCs/>
         <w:i w:val="0"/>
@@ -10995,6 +11482,7 @@
     </w:tcPr>
     <w:tblStylePr w:type="firstRow">
       <w:rPr>
+        <w:rFonts w:eastAsia="黑体"/>
         <w:b/>
         <w:bCs/>
         <w:i w:val="0"/>
@@ -11016,6 +11504,7 @@
     </w:tblStylePr>
     <w:tblStylePr w:type="lastRow">
       <w:rPr>
+        <w:rFonts w:eastAsia="黑体"/>
         <w:b/>
         <w:bCs/>
         <w:i w:val="0"/>
@@ -11037,6 +11526,7 @@
     </w:tblStylePr>
     <w:tblStylePr w:type="firstCol">
       <w:rPr>
+        <w:rFonts w:eastAsia="黑体"/>
         <w:b/>
         <w:bCs/>
         <w:i w:val="0"/>
@@ -11056,6 +11546,7 @@
     </w:tblStylePr>
     <w:tblStylePr w:type="lastCol">
       <w:rPr>
+        <w:rFonts w:eastAsia="黑体"/>
         <w:b/>
         <w:bCs/>
         <w:i w:val="0"/>
@@ -11136,6 +11627,7 @@
     </w:tcPr>
     <w:tblStylePr w:type="firstRow">
       <w:rPr>
+        <w:rFonts w:eastAsia="黑体"/>
         <w:b/>
         <w:bCs/>
         <w:i w:val="0"/>
@@ -11157,6 +11649,7 @@
     </w:tblStylePr>
     <w:tblStylePr w:type="lastRow">
       <w:rPr>
+        <w:rFonts w:eastAsia="黑体"/>
         <w:b/>
         <w:bCs/>
         <w:i w:val="0"/>
@@ -11178,6 +11671,7 @@
     </w:tblStylePr>
     <w:tblStylePr w:type="firstCol">
       <w:rPr>
+        <w:rFonts w:eastAsia="黑体"/>
         <w:b/>
         <w:bCs/>
         <w:i w:val="0"/>
@@ -11197,6 +11691,7 @@
     </w:tblStylePr>
     <w:tblStylePr w:type="lastCol">
       <w:rPr>
+        <w:rFonts w:eastAsia="黑体"/>
         <w:b/>
         <w:bCs/>
         <w:i w:val="0"/>
@@ -11277,6 +11772,7 @@
     </w:tcPr>
     <w:tblStylePr w:type="firstRow">
       <w:rPr>
+        <w:rFonts w:eastAsia="黑体"/>
         <w:b/>
         <w:bCs/>
         <w:i w:val="0"/>
@@ -11298,6 +11794,7 @@
     </w:tblStylePr>
     <w:tblStylePr w:type="lastRow">
       <w:rPr>
+        <w:rFonts w:eastAsia="黑体"/>
         <w:b/>
         <w:bCs/>
         <w:i w:val="0"/>
@@ -11319,6 +11816,7 @@
     </w:tblStylePr>
     <w:tblStylePr w:type="firstCol">
       <w:rPr>
+        <w:rFonts w:eastAsia="黑体"/>
         <w:b/>
         <w:bCs/>
         <w:i w:val="0"/>
@@ -11338,6 +11836,7 @@
     </w:tblStylePr>
     <w:tblStylePr w:type="lastCol">
       <w:rPr>
+        <w:rFonts w:eastAsia="黑体"/>
         <w:b/>
         <w:bCs/>
         <w:i w:val="0"/>
@@ -11418,6 +11917,7 @@
     </w:tcPr>
     <w:tblStylePr w:type="firstRow">
       <w:rPr>
+        <w:rFonts w:eastAsia="黑体"/>
         <w:b/>
         <w:bCs/>
         <w:i w:val="0"/>
@@ -11439,6 +11939,7 @@
     </w:tblStylePr>
     <w:tblStylePr w:type="lastRow">
       <w:rPr>
+        <w:rFonts w:eastAsia="黑体"/>
         <w:b/>
         <w:bCs/>
         <w:i w:val="0"/>
@@ -11460,6 +11961,7 @@
     </w:tblStylePr>
     <w:tblStylePr w:type="firstCol">
       <w:rPr>
+        <w:rFonts w:eastAsia="黑体"/>
         <w:b/>
         <w:bCs/>
         <w:i w:val="0"/>
@@ -11479,6 +11981,7 @@
     </w:tblStylePr>
     <w:tblStylePr w:type="lastCol">
       <w:rPr>
+        <w:rFonts w:eastAsia="黑体"/>
         <w:b/>
         <w:bCs/>
         <w:i w:val="0"/>
@@ -11559,6 +12062,7 @@
     </w:tcPr>
     <w:tblStylePr w:type="firstRow">
       <w:rPr>
+        <w:rFonts w:eastAsia="黑体"/>
         <w:b/>
         <w:bCs/>
         <w:i w:val="0"/>
@@ -11580,6 +12084,7 @@
     </w:tblStylePr>
     <w:tblStylePr w:type="lastRow">
       <w:rPr>
+        <w:rFonts w:eastAsia="黑体"/>
         <w:b/>
         <w:bCs/>
         <w:i w:val="0"/>
@@ -11601,6 +12106,7 @@
     </w:tblStylePr>
     <w:tblStylePr w:type="firstCol">
       <w:rPr>
+        <w:rFonts w:eastAsia="黑体"/>
         <w:b/>
         <w:bCs/>
         <w:i w:val="0"/>
@@ -11620,6 +12126,7 @@
     </w:tblStylePr>
     <w:tblStylePr w:type="lastCol">
       <w:rPr>
+        <w:rFonts w:eastAsia="黑体"/>
         <w:b/>
         <w:bCs/>
         <w:i w:val="0"/>
@@ -11677,6 +12184,7 @@
       <w:spacing w:after="0" w:line="240" w:lineRule="auto"/>
     </w:pPr>
     <w:rPr>
+      <w:rFonts w:eastAsia="黑体"/>
       <w:color w:themeColor="background1" w:val="FFFFFF"/>
     </w:rPr>
     <w:tblPr>
@@ -11695,6 +12203,7 @@
     </w:tcPr>
     <w:tblStylePr w:type="firstRow">
       <w:rPr>
+        <w:rFonts w:eastAsia="黑体"/>
         <w:b/>
         <w:bCs/>
       </w:rPr>
@@ -11791,6 +12300,7 @@
       <w:spacing w:after="0" w:line="240" w:lineRule="auto"/>
     </w:pPr>
     <w:rPr>
+      <w:rFonts w:eastAsia="黑体"/>
       <w:color w:themeColor="background1" w:val="FFFFFF"/>
     </w:rPr>
     <w:tblPr>
@@ -11809,6 +12319,7 @@
     </w:tcPr>
     <w:tblStylePr w:type="firstRow">
       <w:rPr>
+        <w:rFonts w:eastAsia="黑体"/>
         <w:b/>
         <w:bCs/>
       </w:rPr>
@@ -11905,6 +12416,7 @@
       <w:spacing w:after="0" w:line="240" w:lineRule="auto"/>
     </w:pPr>
     <w:rPr>
+      <w:rFonts w:eastAsia="黑体"/>
       <w:color w:themeColor="background1" w:val="FFFFFF"/>
     </w:rPr>
     <w:tblPr>
@@ -11923,6 +12435,7 @@
     </w:tcPr>
     <w:tblStylePr w:type="firstRow">
       <w:rPr>
+        <w:rFonts w:eastAsia="黑体"/>
         <w:b/>
         <w:bCs/>
       </w:rPr>
@@ -12019,6 +12532,7 @@
       <w:spacing w:after="0" w:line="240" w:lineRule="auto"/>
     </w:pPr>
     <w:rPr>
+      <w:rFonts w:eastAsia="黑体"/>
       <w:color w:themeColor="background1" w:val="FFFFFF"/>
     </w:rPr>
     <w:tblPr>
@@ -12037,6 +12551,7 @@
     </w:tcPr>
     <w:tblStylePr w:type="firstRow">
       <w:rPr>
+        <w:rFonts w:eastAsia="黑体"/>
         <w:b/>
         <w:bCs/>
       </w:rPr>
@@ -12133,6 +12648,7 @@
       <w:spacing w:after="0" w:line="240" w:lineRule="auto"/>
     </w:pPr>
     <w:rPr>
+      <w:rFonts w:eastAsia="黑体"/>
       <w:color w:themeColor="background1" w:val="FFFFFF"/>
     </w:rPr>
     <w:tblPr>
@@ -12151,6 +12667,7 @@
     </w:tcPr>
     <w:tblStylePr w:type="firstRow">
       <w:rPr>
+        <w:rFonts w:eastAsia="黑体"/>
         <w:b/>
         <w:bCs/>
       </w:rPr>
@@ -12247,6 +12764,7 @@
       <w:spacing w:after="0" w:line="240" w:lineRule="auto"/>
     </w:pPr>
     <w:rPr>
+      <w:rFonts w:eastAsia="黑体"/>
       <w:color w:themeColor="background1" w:val="FFFFFF"/>
     </w:rPr>
     <w:tblPr>
@@ -12265,6 +12783,7 @@
     </w:tcPr>
     <w:tblStylePr w:type="firstRow">
       <w:rPr>
+        <w:rFonts w:eastAsia="黑体"/>
         <w:b/>
         <w:bCs/>
       </w:rPr>
@@ -12361,6 +12880,7 @@
       <w:spacing w:after="0" w:line="240" w:lineRule="auto"/>
     </w:pPr>
     <w:rPr>
+      <w:rFonts w:eastAsia="黑体"/>
       <w:color w:themeColor="background1" w:val="FFFFFF"/>
     </w:rPr>
     <w:tblPr>
@@ -12379,6 +12899,7 @@
     </w:tcPr>
     <w:tblStylePr w:type="firstRow">
       <w:rPr>
+        <w:rFonts w:eastAsia="黑体"/>
         <w:b/>
         <w:bCs/>
       </w:rPr>
@@ -12475,6 +12996,7 @@
       <w:spacing w:after="0" w:line="240" w:lineRule="auto"/>
     </w:pPr>
     <w:rPr>
+      <w:rFonts w:eastAsia="黑体"/>
       <w:color w:themeColor="text1" w:val="000000"/>
     </w:rPr>
     <w:tblPr>
@@ -12501,6 +13023,7 @@
     </w:tcPr>
     <w:tblStylePr w:type="firstRow">
       <w:rPr>
+        <w:rFonts w:eastAsia="黑体"/>
         <w:b/>
         <w:bCs/>
       </w:rPr>
@@ -12519,6 +13042,7 @@
     </w:tblStylePr>
     <w:tblStylePr w:type="lastRow">
       <w:rPr>
+        <w:rFonts w:eastAsia="黑体"/>
         <w:b/>
         <w:bCs/>
         <w:color w:themeColor="background1" w:val="FFFFFF"/>
@@ -12533,6 +13057,7 @@
     </w:tblStylePr>
     <w:tblStylePr w:type="firstCol">
       <w:rPr>
+        <w:rFonts w:eastAsia="黑体"/>
         <w:color w:themeColor="background1" w:val="FFFFFF"/>
       </w:rPr>
       <w:tblPr/>
@@ -12550,6 +13075,7 @@
     </w:tblStylePr>
     <w:tblStylePr w:type="lastCol">
       <w:rPr>
+        <w:rFonts w:eastAsia="黑体"/>
         <w:color w:themeColor="background1" w:val="FFFFFF"/>
       </w:rPr>
       <w:tblPr/>
@@ -12579,11 +13105,13 @@
     </w:tblStylePr>
     <w:tblStylePr w:type="neCell">
       <w:rPr>
+        <w:rFonts w:eastAsia="黑体"/>
         <w:color w:themeColor="text1" w:val="000000"/>
       </w:rPr>
     </w:tblStylePr>
     <w:tblStylePr w:type="nwCell">
       <w:rPr>
+        <w:rFonts w:eastAsia="黑体"/>
         <w:color w:themeColor="text1" w:val="000000"/>
       </w:rPr>
     </w:tblStylePr>
@@ -12597,6 +13125,7 @@
       <w:spacing w:after="0" w:line="240" w:lineRule="auto"/>
     </w:pPr>
     <w:rPr>
+      <w:rFonts w:eastAsia="黑体"/>
       <w:color w:themeColor="text1" w:val="000000"/>
     </w:rPr>
     <w:tblPr>
@@ -12623,6 +13152,7 @@
     </w:tcPr>
     <w:tblStylePr w:type="firstRow">
       <w:rPr>
+        <w:rFonts w:eastAsia="黑体"/>
         <w:b/>
         <w:bCs/>
       </w:rPr>
@@ -12641,6 +13171,7 @@
     </w:tblStylePr>
     <w:tblStylePr w:type="lastRow">
       <w:rPr>
+        <w:rFonts w:eastAsia="黑体"/>
         <w:b/>
         <w:bCs/>
         <w:color w:themeColor="background1" w:val="FFFFFF"/>
@@ -12655,6 +13186,7 @@
     </w:tblStylePr>
     <w:tblStylePr w:type="firstCol">
       <w:rPr>
+        <w:rFonts w:eastAsia="黑体"/>
         <w:color w:themeColor="background1" w:val="FFFFFF"/>
       </w:rPr>
       <w:tblPr/>
@@ -12672,6 +13204,7 @@
     </w:tblStylePr>
     <w:tblStylePr w:type="lastCol">
       <w:rPr>
+        <w:rFonts w:eastAsia="黑体"/>
         <w:color w:themeColor="background1" w:val="FFFFFF"/>
       </w:rPr>
       <w:tblPr/>
@@ -12701,11 +13234,13 @@
     </w:tblStylePr>
     <w:tblStylePr w:type="neCell">
       <w:rPr>
+        <w:rFonts w:eastAsia="黑体"/>
         <w:color w:themeColor="text1" w:val="000000"/>
       </w:rPr>
     </w:tblStylePr>
     <w:tblStylePr w:type="nwCell">
       <w:rPr>
+        <w:rFonts w:eastAsia="黑体"/>
         <w:color w:themeColor="text1" w:val="000000"/>
       </w:rPr>
     </w:tblStylePr>
@@ -12719,6 +13254,7 @@
       <w:spacing w:after="0" w:line="240" w:lineRule="auto"/>
     </w:pPr>
     <w:rPr>
+      <w:rFonts w:eastAsia="黑体"/>
       <w:color w:themeColor="text1" w:val="000000"/>
     </w:rPr>
     <w:tblPr>
@@ -12745,6 +13281,7 @@
     </w:tcPr>
     <w:tblStylePr w:type="firstRow">
       <w:rPr>
+        <w:rFonts w:eastAsia="黑体"/>
         <w:b/>
         <w:bCs/>
       </w:rPr>
@@ -12763,6 +13300,7 @@
     </w:tblStylePr>
     <w:tblStylePr w:type="lastRow">
       <w:rPr>
+        <w:rFonts w:eastAsia="黑体"/>
         <w:b/>
         <w:bCs/>
         <w:color w:themeColor="background1" w:val="FFFFFF"/>
@@ -12777,6 +13315,7 @@
     </w:tblStylePr>
     <w:tblStylePr w:type="firstCol">
       <w:rPr>
+        <w:rFonts w:eastAsia="黑体"/>
         <w:color w:themeColor="background1" w:val="FFFFFF"/>
       </w:rPr>
       <w:tblPr/>
@@ -12794,6 +13333,7 @@
     </w:tblStylePr>
     <w:tblStylePr w:type="lastCol">
       <w:rPr>
+        <w:rFonts w:eastAsia="黑体"/>
         <w:color w:themeColor="background1" w:val="FFFFFF"/>
       </w:rPr>
       <w:tblPr/>
@@ -12823,11 +13363,13 @@
     </w:tblStylePr>
     <w:tblStylePr w:type="neCell">
       <w:rPr>
+        <w:rFonts w:eastAsia="黑体"/>
         <w:color w:themeColor="text1" w:val="000000"/>
       </w:rPr>
     </w:tblStylePr>
     <w:tblStylePr w:type="nwCell">
       <w:rPr>
+        <w:rFonts w:eastAsia="黑体"/>
         <w:color w:themeColor="text1" w:val="000000"/>
       </w:rPr>
     </w:tblStylePr>
@@ -12841,6 +13383,7 @@
       <w:spacing w:after="0" w:line="240" w:lineRule="auto"/>
     </w:pPr>
     <w:rPr>
+      <w:rFonts w:eastAsia="黑体"/>
       <w:color w:themeColor="text1" w:val="000000"/>
     </w:rPr>
     <w:tblPr>
@@ -12867,6 +13410,7 @@
     </w:tcPr>
     <w:tblStylePr w:type="firstRow">
       <w:rPr>
+        <w:rFonts w:eastAsia="黑体"/>
         <w:b/>
         <w:bCs/>
       </w:rPr>
@@ -12885,6 +13429,7 @@
     </w:tblStylePr>
     <w:tblStylePr w:type="lastRow">
       <w:rPr>
+        <w:rFonts w:eastAsia="黑体"/>
         <w:b/>
         <w:bCs/>
         <w:color w:themeColor="background1" w:val="FFFFFF"/>
@@ -12899,6 +13444,7 @@
     </w:tblStylePr>
     <w:tblStylePr w:type="firstCol">
       <w:rPr>
+        <w:rFonts w:eastAsia="黑体"/>
         <w:color w:themeColor="background1" w:val="FFFFFF"/>
       </w:rPr>
       <w:tblPr/>
@@ -12916,6 +13462,7 @@
     </w:tblStylePr>
     <w:tblStylePr w:type="lastCol">
       <w:rPr>
+        <w:rFonts w:eastAsia="黑体"/>
         <w:color w:themeColor="background1" w:val="FFFFFF"/>
       </w:rPr>
       <w:tblPr/>
@@ -12953,6 +13500,7 @@
       <w:spacing w:after="0" w:line="240" w:lineRule="auto"/>
     </w:pPr>
     <w:rPr>
+      <w:rFonts w:eastAsia="黑体"/>
       <w:color w:themeColor="text1" w:val="000000"/>
     </w:rPr>
     <w:tblPr>
@@ -12979,6 +13527,7 @@
     </w:tcPr>
     <w:tblStylePr w:type="firstRow">
       <w:rPr>
+        <w:rFonts w:eastAsia="黑体"/>
         <w:b/>
         <w:bCs/>
       </w:rPr>
@@ -12997,6 +13546,7 @@
     </w:tblStylePr>
     <w:tblStylePr w:type="lastRow">
       <w:rPr>
+        <w:rFonts w:eastAsia="黑体"/>
         <w:b/>
         <w:bCs/>
         <w:color w:themeColor="background1" w:val="FFFFFF"/>
@@ -13011,6 +13561,7 @@
     </w:tblStylePr>
     <w:tblStylePr w:type="firstCol">
       <w:rPr>
+        <w:rFonts w:eastAsia="黑体"/>
         <w:color w:themeColor="background1" w:val="FFFFFF"/>
       </w:rPr>
       <w:tblPr/>
@@ -13028,6 +13579,7 @@
     </w:tblStylePr>
     <w:tblStylePr w:type="lastCol">
       <w:rPr>
+        <w:rFonts w:eastAsia="黑体"/>
         <w:color w:themeColor="background1" w:val="FFFFFF"/>
       </w:rPr>
       <w:tblPr/>
@@ -13057,11 +13609,13 @@
     </w:tblStylePr>
     <w:tblStylePr w:type="neCell">
       <w:rPr>
+        <w:rFonts w:eastAsia="黑体"/>
         <w:color w:themeColor="text1" w:val="000000"/>
       </w:rPr>
     </w:tblStylePr>
     <w:tblStylePr w:type="nwCell">
       <w:rPr>
+        <w:rFonts w:eastAsia="黑体"/>
         <w:color w:themeColor="text1" w:val="000000"/>
       </w:rPr>
     </w:tblStylePr>
@@ -13075,6 +13629,7 @@
       <w:spacing w:after="0" w:line="240" w:lineRule="auto"/>
     </w:pPr>
     <w:rPr>
+      <w:rFonts w:eastAsia="黑体"/>
       <w:color w:themeColor="text1" w:val="000000"/>
     </w:rPr>
     <w:tblPr>
@@ -13101,6 +13656,7 @@
     </w:tcPr>
     <w:tblStylePr w:type="firstRow">
       <w:rPr>
+        <w:rFonts w:eastAsia="黑体"/>
         <w:b/>
         <w:bCs/>
       </w:rPr>
@@ -13119,6 +13675,7 @@
     </w:tblStylePr>
     <w:tblStylePr w:type="lastRow">
       <w:rPr>
+        <w:rFonts w:eastAsia="黑体"/>
         <w:b/>
         <w:bCs/>
         <w:color w:themeColor="background1" w:val="FFFFFF"/>
@@ -13133,6 +13690,7 @@
     </w:tblStylePr>
     <w:tblStylePr w:type="firstCol">
       <w:rPr>
+        <w:rFonts w:eastAsia="黑体"/>
         <w:color w:themeColor="background1" w:val="FFFFFF"/>
       </w:rPr>
       <w:tblPr/>
@@ -13150,6 +13708,7 @@
     </w:tblStylePr>
     <w:tblStylePr w:type="lastCol">
       <w:rPr>
+        <w:rFonts w:eastAsia="黑体"/>
         <w:color w:themeColor="background1" w:val="FFFFFF"/>
       </w:rPr>
       <w:tblPr/>
@@ -13179,11 +13738,13 @@
     </w:tblStylePr>
     <w:tblStylePr w:type="neCell">
       <w:rPr>
+        <w:rFonts w:eastAsia="黑体"/>
         <w:color w:themeColor="text1" w:val="000000"/>
       </w:rPr>
     </w:tblStylePr>
     <w:tblStylePr w:type="nwCell">
       <w:rPr>
+        <w:rFonts w:eastAsia="黑体"/>
         <w:color w:themeColor="text1" w:val="000000"/>
       </w:rPr>
     </w:tblStylePr>
@@ -13197,6 +13758,7 @@
       <w:spacing w:after="0" w:line="240" w:lineRule="auto"/>
     </w:pPr>
     <w:rPr>
+      <w:rFonts w:eastAsia="黑体"/>
       <w:color w:themeColor="text1" w:val="000000"/>
     </w:rPr>
     <w:tblPr>
@@ -13223,6 +13785,7 @@
     </w:tcPr>
     <w:tblStylePr w:type="firstRow">
       <w:rPr>
+        <w:rFonts w:eastAsia="黑体"/>
         <w:b/>
         <w:bCs/>
       </w:rPr>
@@ -13241,6 +13804,7 @@
     </w:tblStylePr>
     <w:tblStylePr w:type="lastRow">
       <w:rPr>
+        <w:rFonts w:eastAsia="黑体"/>
         <w:b/>
         <w:bCs/>
         <w:color w:themeColor="background1" w:val="FFFFFF"/>
@@ -13255,6 +13819,7 @@
     </w:tblStylePr>
     <w:tblStylePr w:type="firstCol">
       <w:rPr>
+        <w:rFonts w:eastAsia="黑体"/>
         <w:color w:themeColor="background1" w:val="FFFFFF"/>
       </w:rPr>
       <w:tblPr/>
@@ -13272,6 +13837,7 @@
     </w:tblStylePr>
     <w:tblStylePr w:type="lastCol">
       <w:rPr>
+        <w:rFonts w:eastAsia="黑体"/>
         <w:color w:themeColor="background1" w:val="FFFFFF"/>
       </w:rPr>
       <w:tblPr/>
@@ -13301,11 +13867,13 @@
     </w:tblStylePr>
     <w:tblStylePr w:type="neCell">
       <w:rPr>
+        <w:rFonts w:eastAsia="黑体"/>
         <w:color w:themeColor="text1" w:val="000000"/>
       </w:rPr>
     </w:tblStylePr>
     <w:tblStylePr w:type="nwCell">
       <w:rPr>
+        <w:rFonts w:eastAsia="黑体"/>
         <w:color w:themeColor="text1" w:val="000000"/>
       </w:rPr>
     </w:tblStylePr>
@@ -13319,6 +13887,7 @@
       <w:spacing w:after="0" w:line="240" w:lineRule="auto"/>
     </w:pPr>
     <w:rPr>
+      <w:rFonts w:eastAsia="黑体"/>
       <w:color w:themeColor="text1" w:val="000000"/>
     </w:rPr>
     <w:tblPr>
@@ -13337,6 +13906,7 @@
     </w:tcPr>
     <w:tblStylePr w:type="firstRow">
       <w:rPr>
+        <w:rFonts w:eastAsia="黑体"/>
         <w:b/>
         <w:bCs/>
         <w:color w:themeColor="background1" w:val="FFFFFF"/>
@@ -13351,6 +13921,7 @@
     </w:tblStylePr>
     <w:tblStylePr w:type="lastRow">
       <w:rPr>
+        <w:rFonts w:eastAsia="黑体"/>
         <w:b/>
         <w:bCs/>
         <w:color w:themeColor="accent2" w:themeShade="CC" w:val="9E3A38"/>
@@ -13365,12 +13936,14 @@
     </w:tblStylePr>
     <w:tblStylePr w:type="firstCol">
       <w:rPr>
+        <w:rFonts w:eastAsia="黑体"/>
         <w:b/>
         <w:bCs/>
       </w:rPr>
     </w:tblStylePr>
     <w:tblStylePr w:type="lastCol">
       <w:rPr>
+        <w:rFonts w:eastAsia="黑体"/>
         <w:b/>
         <w:bCs/>
       </w:rPr>
@@ -13405,6 +13978,7 @@
       <w:spacing w:after="0" w:line="240" w:lineRule="auto"/>
     </w:pPr>
     <w:rPr>
+      <w:rFonts w:eastAsia="黑体"/>
       <w:color w:themeColor="text1" w:val="000000"/>
     </w:rPr>
     <w:tblPr>
@@ -13423,6 +13997,7 @@
     </w:tcPr>
     <w:tblStylePr w:type="firstRow">
       <w:rPr>
+        <w:rFonts w:eastAsia="黑体"/>
         <w:b/>
         <w:bCs/>
         <w:color w:themeColor="background1" w:val="FFFFFF"/>
@@ -13437,6 +14012,7 @@
     </w:tblStylePr>
     <w:tblStylePr w:type="lastRow">
       <w:rPr>
+        <w:rFonts w:eastAsia="黑体"/>
         <w:b/>
         <w:bCs/>
         <w:color w:themeColor="accent2" w:themeShade="CC" w:val="9E3A38"/>
@@ -13451,12 +14027,14 @@
     </w:tblStylePr>
     <w:tblStylePr w:type="firstCol">
       <w:rPr>
+        <w:rFonts w:eastAsia="黑体"/>
         <w:b/>
         <w:bCs/>
       </w:rPr>
     </w:tblStylePr>
     <w:tblStylePr w:type="lastCol">
       <w:rPr>
+        <w:rFonts w:eastAsia="黑体"/>
         <w:b/>
         <w:bCs/>
       </w:rPr>
@@ -13491,6 +14069,7 @@
       <w:spacing w:after="0" w:line="240" w:lineRule="auto"/>
     </w:pPr>
     <w:rPr>
+      <w:rFonts w:eastAsia="黑体"/>
       <w:color w:themeColor="text1" w:val="000000"/>
     </w:rPr>
     <w:tblPr>
@@ -13509,6 +14088,7 @@
     </w:tcPr>
     <w:tblStylePr w:type="firstRow">
       <w:rPr>
+        <w:rFonts w:eastAsia="黑体"/>
         <w:b/>
         <w:bCs/>
         <w:color w:themeColor="background1" w:val="FFFFFF"/>
@@ -13523,6 +14103,7 @@
     </w:tblStylePr>
     <w:tblStylePr w:type="lastRow">
       <w:rPr>
+        <w:rFonts w:eastAsia="黑体"/>
         <w:b/>
         <w:bCs/>
         <w:color w:themeColor="accent2" w:themeShade="CC" w:val="9E3A38"/>
@@ -13537,12 +14118,14 @@
     </w:tblStylePr>
     <w:tblStylePr w:type="firstCol">
       <w:rPr>
+        <w:rFonts w:eastAsia="黑体"/>
         <w:b/>
         <w:bCs/>
       </w:rPr>
     </w:tblStylePr>
     <w:tblStylePr w:type="lastCol">
       <w:rPr>
+        <w:rFonts w:eastAsia="黑体"/>
         <w:b/>
         <w:bCs/>
       </w:rPr>
@@ -13577,6 +14160,7 @@
       <w:spacing w:after="0" w:line="240" w:lineRule="auto"/>
     </w:pPr>
     <w:rPr>
+      <w:rFonts w:eastAsia="黑体"/>
       <w:color w:themeColor="text1" w:val="000000"/>
     </w:rPr>
     <w:tblPr>
@@ -13595,6 +14179,7 @@
     </w:tcPr>
     <w:tblStylePr w:type="firstRow">
       <w:rPr>
+        <w:rFonts w:eastAsia="黑体"/>
         <w:b/>
         <w:bCs/>
         <w:color w:themeColor="background1" w:val="FFFFFF"/>
@@ -13609,6 +14194,7 @@
     </w:tblStylePr>
     <w:tblStylePr w:type="lastRow">
       <w:rPr>
+        <w:rFonts w:eastAsia="黑体"/>
         <w:b/>
         <w:bCs/>
         <w:color w:themeColor="accent4" w:themeShade="CC" w:val="664E82"/>
@@ -13623,12 +14209,14 @@
     </w:tblStylePr>
     <w:tblStylePr w:type="firstCol">
       <w:rPr>
+        <w:rFonts w:eastAsia="黑体"/>
         <w:b/>
         <w:bCs/>
       </w:rPr>
     </w:tblStylePr>
     <w:tblStylePr w:type="lastCol">
       <w:rPr>
+        <w:rFonts w:eastAsia="黑体"/>
         <w:b/>
         <w:bCs/>
       </w:rPr>
@@ -13663,6 +14251,7 @@
       <w:spacing w:after="0" w:line="240" w:lineRule="auto"/>
     </w:pPr>
     <w:rPr>
+      <w:rFonts w:eastAsia="黑体"/>
       <w:color w:themeColor="text1" w:val="000000"/>
     </w:rPr>
     <w:tblPr>
@@ -13681,6 +14270,7 @@
     </w:tcPr>
     <w:tblStylePr w:type="firstRow">
       <w:rPr>
+        <w:rFonts w:eastAsia="黑体"/>
         <w:b/>
         <w:bCs/>
         <w:color w:themeColor="background1" w:val="FFFFFF"/>
@@ -13695,6 +14285,7 @@
     </w:tblStylePr>
     <w:tblStylePr w:type="lastRow">
       <w:rPr>
+        <w:rFonts w:eastAsia="黑体"/>
         <w:b/>
         <w:bCs/>
         <w:color w:themeColor="accent3" w:themeShade="CC" w:val="7E9C40"/>
@@ -13709,12 +14300,14 @@
     </w:tblStylePr>
     <w:tblStylePr w:type="firstCol">
       <w:rPr>
+        <w:rFonts w:eastAsia="黑体"/>
         <w:b/>
         <w:bCs/>
       </w:rPr>
     </w:tblStylePr>
     <w:tblStylePr w:type="lastCol">
       <w:rPr>
+        <w:rFonts w:eastAsia="黑体"/>
         <w:b/>
         <w:bCs/>
       </w:rPr>
@@ -13749,6 +14342,7 @@
       <w:spacing w:after="0" w:line="240" w:lineRule="auto"/>
     </w:pPr>
     <w:rPr>
+      <w:rFonts w:eastAsia="黑体"/>
       <w:color w:themeColor="text1" w:val="000000"/>
     </w:rPr>
     <w:tblPr>
@@ -13767,6 +14361,7 @@
     </w:tcPr>
     <w:tblStylePr w:type="firstRow">
       <w:rPr>
+        <w:rFonts w:eastAsia="黑体"/>
         <w:b/>
         <w:bCs/>
         <w:color w:themeColor="background1" w:val="FFFFFF"/>
@@ -13781,6 +14376,7 @@
     </w:tblStylePr>
     <w:tblStylePr w:type="lastRow">
       <w:rPr>
+        <w:rFonts w:eastAsia="黑体"/>
         <w:b/>
         <w:bCs/>
         <w:color w:themeColor="accent6" w:themeShade="CC" w:val="F2730A"/>
@@ -13795,12 +14391,14 @@
     </w:tblStylePr>
     <w:tblStylePr w:type="firstCol">
       <w:rPr>
+        <w:rFonts w:eastAsia="黑体"/>
         <w:b/>
         <w:bCs/>
       </w:rPr>
     </w:tblStylePr>
     <w:tblStylePr w:type="lastCol">
       <w:rPr>
+        <w:rFonts w:eastAsia="黑体"/>
         <w:b/>
         <w:bCs/>
       </w:rPr>
@@ -13835,6 +14433,7 @@
       <w:spacing w:after="0" w:line="240" w:lineRule="auto"/>
     </w:pPr>
     <w:rPr>
+      <w:rFonts w:eastAsia="黑体"/>
       <w:color w:themeColor="text1" w:val="000000"/>
     </w:rPr>
     <w:tblPr>
@@ -13853,6 +14452,7 @@
     </w:tcPr>
     <w:tblStylePr w:type="firstRow">
       <w:rPr>
+        <w:rFonts w:eastAsia="黑体"/>
         <w:b/>
         <w:bCs/>
         <w:color w:themeColor="background1" w:val="FFFFFF"/>
@@ -13867,6 +14467,7 @@
     </w:tblStylePr>
     <w:tblStylePr w:type="lastRow">
       <w:rPr>
+        <w:rFonts w:eastAsia="黑体"/>
         <w:b/>
         <w:bCs/>
         <w:color w:themeColor="accent5" w:themeShade="CC" w:val="348DA5"/>
@@ -13881,12 +14482,14 @@
     </w:tblStylePr>
     <w:tblStylePr w:type="firstCol">
       <w:rPr>
+        <w:rFonts w:eastAsia="黑体"/>
         <w:b/>
         <w:bCs/>
       </w:rPr>
     </w:tblStylePr>
     <w:tblStylePr w:type="lastCol">
       <w:rPr>
+        <w:rFonts w:eastAsia="黑体"/>
         <w:b/>
         <w:bCs/>
       </w:rPr>
@@ -13921,6 +14524,7 @@
       <w:spacing w:after="0" w:line="240" w:lineRule="auto"/>
     </w:pPr>
     <w:rPr>
+      <w:rFonts w:eastAsia="黑体"/>
       <w:color w:themeColor="text1" w:val="000000"/>
     </w:rPr>
     <w:tblPr>
@@ -13942,6 +14546,7 @@
     </w:tcPr>
     <w:tblStylePr w:type="firstRow">
       <w:rPr>
+        <w:rFonts w:eastAsia="黑体"/>
         <w:b/>
         <w:bCs/>
       </w:rPr>
@@ -13952,6 +14557,7 @@
     </w:tblStylePr>
     <w:tblStylePr w:type="lastRow">
       <w:rPr>
+        <w:rFonts w:eastAsia="黑体"/>
         <w:b/>
         <w:bCs/>
         <w:color w:themeColor="text1" w:val="000000"/>
@@ -13963,6 +14569,7 @@
     </w:tblStylePr>
     <w:tblStylePr w:type="firstCol">
       <w:rPr>
+        <w:rFonts w:eastAsia="黑体"/>
         <w:color w:themeColor="background1" w:val="FFFFFF"/>
       </w:rPr>
       <w:tblPr/>
@@ -13972,6 +14579,7 @@
     </w:tblStylePr>
     <w:tblStylePr w:type="lastCol">
       <w:rPr>
+        <w:rFonts w:eastAsia="黑体"/>
         <w:color w:themeColor="background1" w:val="FFFFFF"/>
       </w:rPr>
       <w:tblPr/>
@@ -14001,6 +14609,7 @@
       <w:spacing w:after="0" w:line="240" w:lineRule="auto"/>
     </w:pPr>
     <w:rPr>
+      <w:rFonts w:eastAsia="黑体"/>
       <w:color w:themeColor="text1" w:val="000000"/>
     </w:rPr>
     <w:tblPr>
@@ -14022,6 +14631,7 @@
     </w:tcPr>
     <w:tblStylePr w:type="firstRow">
       <w:rPr>
+        <w:rFonts w:eastAsia="黑体"/>
         <w:b/>
         <w:bCs/>
       </w:rPr>
@@ -14032,6 +14642,7 @@
     </w:tblStylePr>
     <w:tblStylePr w:type="lastRow">
       <w:rPr>
+        <w:rFonts w:eastAsia="黑体"/>
         <w:b/>
         <w:bCs/>
         <w:color w:themeColor="text1" w:val="000000"/>
@@ -14043,6 +14654,7 @@
     </w:tblStylePr>
     <w:tblStylePr w:type="firstCol">
       <w:rPr>
+        <w:rFonts w:eastAsia="黑体"/>
         <w:color w:themeColor="background1" w:val="FFFFFF"/>
       </w:rPr>
       <w:tblPr/>
@@ -14052,6 +14664,7 @@
     </w:tblStylePr>
     <w:tblStylePr w:type="lastCol">
       <w:rPr>
+        <w:rFonts w:eastAsia="黑体"/>
         <w:color w:themeColor="background1" w:val="FFFFFF"/>
       </w:rPr>
       <w:tblPr/>
@@ -14081,6 +14694,7 @@
       <w:spacing w:after="0" w:line="240" w:lineRule="auto"/>
     </w:pPr>
     <w:rPr>
+      <w:rFonts w:eastAsia="黑体"/>
       <w:color w:themeColor="text1" w:val="000000"/>
     </w:rPr>
     <w:tblPr>
@@ -14102,6 +14716,7 @@
     </w:tcPr>
     <w:tblStylePr w:type="firstRow">
       <w:rPr>
+        <w:rFonts w:eastAsia="黑体"/>
         <w:b/>
         <w:bCs/>
       </w:rPr>
@@ -14112,6 +14727,7 @@
     </w:tblStylePr>
     <w:tblStylePr w:type="lastRow">
       <w:rPr>
+        <w:rFonts w:eastAsia="黑体"/>
         <w:b/>
         <w:bCs/>
         <w:color w:themeColor="text1" w:val="000000"/>
@@ -14123,6 +14739,7 @@
     </w:tblStylePr>
     <w:tblStylePr w:type="firstCol">
       <w:rPr>
+        <w:rFonts w:eastAsia="黑体"/>
         <w:color w:themeColor="background1" w:val="FFFFFF"/>
       </w:rPr>
       <w:tblPr/>
@@ -14132,6 +14749,7 @@
     </w:tblStylePr>
     <w:tblStylePr w:type="lastCol">
       <w:rPr>
+        <w:rFonts w:eastAsia="黑体"/>
         <w:color w:themeColor="background1" w:val="FFFFFF"/>
       </w:rPr>
       <w:tblPr/>
@@ -14161,6 +14779,7 @@
       <w:spacing w:after="0" w:line="240" w:lineRule="auto"/>
     </w:pPr>
     <w:rPr>
+      <w:rFonts w:eastAsia="黑体"/>
       <w:color w:themeColor="text1" w:val="000000"/>
     </w:rPr>
     <w:tblPr>
@@ -14182,6 +14801,7 @@
     </w:tcPr>
     <w:tblStylePr w:type="firstRow">
       <w:rPr>
+        <w:rFonts w:eastAsia="黑体"/>
         <w:b/>
         <w:bCs/>
       </w:rPr>
@@ -14192,6 +14812,7 @@
     </w:tblStylePr>
     <w:tblStylePr w:type="lastRow">
       <w:rPr>
+        <w:rFonts w:eastAsia="黑体"/>
         <w:b/>
         <w:bCs/>
         <w:color w:themeColor="text1" w:val="000000"/>
@@ -14203,6 +14824,7 @@
     </w:tblStylePr>
     <w:tblStylePr w:type="firstCol">
       <w:rPr>
+        <w:rFonts w:eastAsia="黑体"/>
         <w:color w:themeColor="background1" w:val="FFFFFF"/>
       </w:rPr>
       <w:tblPr/>
@@ -14212,6 +14834,7 @@
     </w:tblStylePr>
     <w:tblStylePr w:type="lastCol">
       <w:rPr>
+        <w:rFonts w:eastAsia="黑体"/>
         <w:color w:themeColor="background1" w:val="FFFFFF"/>
       </w:rPr>
       <w:tblPr/>
@@ -14241,6 +14864,7 @@
       <w:spacing w:after="0" w:line="240" w:lineRule="auto"/>
     </w:pPr>
     <w:rPr>
+      <w:rFonts w:eastAsia="黑体"/>
       <w:color w:themeColor="text1" w:val="000000"/>
     </w:rPr>
     <w:tblPr>
@@ -14262,6 +14886,7 @@
     </w:tcPr>
     <w:tblStylePr w:type="firstRow">
       <w:rPr>
+        <w:rFonts w:eastAsia="黑体"/>
         <w:b/>
         <w:bCs/>
       </w:rPr>
@@ -14272,6 +14897,7 @@
     </w:tblStylePr>
     <w:tblStylePr w:type="lastRow">
       <w:rPr>
+        <w:rFonts w:eastAsia="黑体"/>
         <w:b/>
         <w:bCs/>
         <w:color w:themeColor="text1" w:val="000000"/>
@@ -14283,6 +14909,7 @@
     </w:tblStylePr>
     <w:tblStylePr w:type="firstCol">
       <w:rPr>
+        <w:rFonts w:eastAsia="黑体"/>
         <w:color w:themeColor="background1" w:val="FFFFFF"/>
       </w:rPr>
       <w:tblPr/>
@@ -14292,6 +14919,7 @@
     </w:tblStylePr>
     <w:tblStylePr w:type="lastCol">
       <w:rPr>
+        <w:rFonts w:eastAsia="黑体"/>
         <w:color w:themeColor="background1" w:val="FFFFFF"/>
       </w:rPr>
       <w:tblPr/>
@@ -14321,6 +14949,7 @@
       <w:spacing w:after="0" w:line="240" w:lineRule="auto"/>
     </w:pPr>
     <w:rPr>
+      <w:rFonts w:eastAsia="黑体"/>
       <w:color w:themeColor="text1" w:val="000000"/>
     </w:rPr>
     <w:tblPr>
@@ -14342,6 +14971,7 @@
     </w:tcPr>
     <w:tblStylePr w:type="firstRow">
       <w:rPr>
+        <w:rFonts w:eastAsia="黑体"/>
         <w:b/>
         <w:bCs/>
       </w:rPr>
@@ -14352,6 +14982,7 @@
     </w:tblStylePr>
     <w:tblStylePr w:type="lastRow">
       <w:rPr>
+        <w:rFonts w:eastAsia="黑体"/>
         <w:b/>
         <w:bCs/>
         <w:color w:themeColor="text1" w:val="000000"/>
@@ -14363,6 +14994,7 @@
     </w:tblStylePr>
     <w:tblStylePr w:type="firstCol">
       <w:rPr>
+        <w:rFonts w:eastAsia="黑体"/>
         <w:color w:themeColor="background1" w:val="FFFFFF"/>
       </w:rPr>
       <w:tblPr/>
@@ -14372,6 +15004,7 @@
     </w:tblStylePr>
     <w:tblStylePr w:type="lastCol">
       <w:rPr>
+        <w:rFonts w:eastAsia="黑体"/>
         <w:color w:themeColor="background1" w:val="FFFFFF"/>
       </w:rPr>
       <w:tblPr/>
@@ -14401,6 +15034,7 @@
       <w:spacing w:after="0" w:line="240" w:lineRule="auto"/>
     </w:pPr>
     <w:rPr>
+      <w:rFonts w:eastAsia="黑体"/>
       <w:color w:themeColor="text1" w:val="000000"/>
     </w:rPr>
     <w:tblPr>
@@ -14422,6 +15056,7 @@
     </w:tcPr>
     <w:tblStylePr w:type="firstRow">
       <w:rPr>
+        <w:rFonts w:eastAsia="黑体"/>
         <w:b/>
         <w:bCs/>
       </w:rPr>
@@ -14432,6 +15067,7 @@
     </w:tblStylePr>
     <w:tblStylePr w:type="lastRow">
       <w:rPr>
+        <w:rFonts w:eastAsia="黑体"/>
         <w:b/>
         <w:bCs/>
         <w:color w:themeColor="text1" w:val="000000"/>
@@ -14443,6 +15079,7 @@
     </w:tblStylePr>
     <w:tblStylePr w:type="firstCol">
       <w:rPr>
+        <w:rFonts w:eastAsia="黑体"/>
         <w:color w:themeColor="background1" w:val="FFFFFF"/>
       </w:rPr>
       <w:tblPr/>
@@ -14452,6 +15089,7 @@
     </w:tblStylePr>
     <w:tblStylePr w:type="lastCol">
       <w:rPr>
+        <w:rFonts w:eastAsia="黑体"/>
         <w:color w:themeColor="background1" w:val="FFFFFF"/>
       </w:rPr>
       <w:tblPr/>
@@ -14484,6 +15122,7 @@
     <w:name w:val="KeywordTok"/>
     <w:basedOn w:val="VerbatimChar"/>
     <w:rPr>
+      <w:rFonts w:eastAsia="黑体"/>
       <w:b/>
       <w:color w:val="007020"/>
     </w:rPr>
@@ -14492,6 +15131,7 @@
     <w:name w:val="DataTypeTok"/>
     <w:basedOn w:val="VerbatimChar"/>
     <w:rPr>
+      <w:rFonts w:eastAsia="黑体"/>
       <w:color w:val="902000"/>
     </w:rPr>
   </w:style>
@@ -14499,6 +15139,7 @@
     <w:name w:val="DecValTok"/>
     <w:basedOn w:val="VerbatimChar"/>
     <w:rPr>
+      <w:rFonts w:eastAsia="黑体"/>
       <w:color w:val="40a070"/>
     </w:rPr>
   </w:style>
@@ -14506,6 +15147,7 @@
     <w:name w:val="BaseNTok"/>
     <w:basedOn w:val="VerbatimChar"/>
     <w:rPr>
+      <w:rFonts w:eastAsia="黑体"/>
       <w:color w:val="40a070"/>
     </w:rPr>
   </w:style>
@@ -14513,6 +15155,7 @@
     <w:name w:val="FloatTok"/>
     <w:basedOn w:val="VerbatimChar"/>
     <w:rPr>
+      <w:rFonts w:eastAsia="黑体"/>
       <w:color w:val="40a070"/>
     </w:rPr>
   </w:style>
@@ -14520,6 +15163,7 @@
     <w:name w:val="ConstantTok"/>
     <w:basedOn w:val="VerbatimChar"/>
     <w:rPr>
+      <w:rFonts w:eastAsia="黑体"/>
       <w:color w:val="880000"/>
     </w:rPr>
   </w:style>
@@ -14527,6 +15171,7 @@
     <w:name w:val="CharTok"/>
     <w:basedOn w:val="VerbatimChar"/>
     <w:rPr>
+      <w:rFonts w:eastAsia="黑体"/>
       <w:color w:val="4070a0"/>
     </w:rPr>
   </w:style>
@@ -14534,6 +15179,7 @@
     <w:name w:val="SpecialCharTok"/>
     <w:basedOn w:val="VerbatimChar"/>
     <w:rPr>
+      <w:rFonts w:eastAsia="黑体"/>
       <w:color w:val="4070a0"/>
     </w:rPr>
   </w:style>
@@ -14541,6 +15187,7 @@
     <w:name w:val="StringTok"/>
     <w:basedOn w:val="VerbatimChar"/>
     <w:rPr>
+      <w:rFonts w:eastAsia="黑体"/>
       <w:color w:val="4070a0"/>
     </w:rPr>
   </w:style>
@@ -14548,6 +15195,7 @@
     <w:name w:val="VerbatimStringTok"/>
     <w:basedOn w:val="VerbatimChar"/>
     <w:rPr>
+      <w:rFonts w:eastAsia="黑体"/>
       <w:color w:val="4070a0"/>
     </w:rPr>
   </w:style>
@@ -14555,6 +15203,7 @@
     <w:name w:val="SpecialStringTok"/>
     <w:basedOn w:val="VerbatimChar"/>
     <w:rPr>
+      <w:rFonts w:eastAsia="黑体"/>
       <w:color w:val="bb6688"/>
     </w:rPr>
   </w:style>
@@ -14562,6 +15211,7 @@
     <w:name w:val="ImportTok"/>
     <w:basedOn w:val="VerbatimChar"/>
     <w:rPr>
+      <w:rFonts w:eastAsia="黑体"/>
       <w:b/>
       <w:color w:val="008000"/>
     </w:rPr>
@@ -14570,6 +15220,7 @@
     <w:name w:val="CommentTok"/>
     <w:basedOn w:val="VerbatimChar"/>
     <w:rPr>
+      <w:rFonts w:eastAsia="黑体"/>
       <w:i/>
       <w:color w:val="60a0b0"/>
     </w:rPr>
@@ -14578,6 +15229,7 @@
     <w:name w:val="DocumentationTok"/>
     <w:basedOn w:val="VerbatimChar"/>
     <w:rPr>
+      <w:rFonts w:eastAsia="黑体"/>
       <w:i/>
       <w:color w:val="ba2121"/>
     </w:rPr>
@@ -14586,6 +15238,7 @@
     <w:name w:val="AnnotationTok"/>
     <w:basedOn w:val="VerbatimChar"/>
     <w:rPr>
+      <w:rFonts w:eastAsia="黑体"/>
       <w:b/>
       <w:i/>
       <w:color w:val="60a0b0"/>
@@ -14595,6 +15248,7 @@
     <w:name w:val="CommentVarTok"/>
     <w:basedOn w:val="VerbatimChar"/>
     <w:rPr>
+      <w:rFonts w:eastAsia="黑体"/>
       <w:b/>
       <w:i/>
       <w:color w:val="60a0b0"/>
@@ -14604,6 +15258,7 @@
     <w:name w:val="OtherTok"/>
     <w:basedOn w:val="VerbatimChar"/>
     <w:rPr>
+      <w:rFonts w:eastAsia="黑体"/>
       <w:color w:val="007020"/>
     </w:rPr>
   </w:style>
@@ -14611,6 +15266,7 @@
     <w:name w:val="FunctionTok"/>
     <w:basedOn w:val="VerbatimChar"/>
     <w:rPr>
+      <w:rFonts w:eastAsia="黑体"/>
       <w:color w:val="06287e"/>
     </w:rPr>
   </w:style>
@@ -14618,6 +15274,7 @@
     <w:name w:val="VariableTok"/>
     <w:basedOn w:val="VerbatimChar"/>
     <w:rPr>
+      <w:rFonts w:eastAsia="黑体"/>
       <w:color w:val="19177c"/>
     </w:rPr>
   </w:style>
@@ -14625,6 +15282,7 @@
     <w:name w:val="ControlFlowTok"/>
     <w:basedOn w:val="VerbatimChar"/>
     <w:rPr>
+      <w:rFonts w:eastAsia="黑体"/>
       <w:b/>
       <w:color w:val="007020"/>
     </w:rPr>
@@ -14633,6 +15291,7 @@
     <w:name w:val="OperatorTok"/>
     <w:basedOn w:val="VerbatimChar"/>
     <w:rPr>
+      <w:rFonts w:eastAsia="黑体"/>
       <w:color w:val="666666"/>
     </w:rPr>
   </w:style>
@@ -14640,18 +15299,22 @@
     <w:name w:val="BuiltInTok"/>
     <w:basedOn w:val="VerbatimChar"/>
     <w:rPr>
+      <w:rFonts w:eastAsia="黑体"/>
       <w:color w:val="008000"/>
     </w:rPr>
   </w:style>
   <w:style w:type="character" w:customStyle="1" w:styleId="ExtensionTok">
     <w:name w:val="ExtensionTok"/>
     <w:basedOn w:val="VerbatimChar"/>
-    <w:rPr/>
+    <w:rPr>
+      <w:rFonts w:eastAsia="黑体"/>
+    </w:rPr>
   </w:style>
   <w:style w:type="character" w:customStyle="1" w:styleId="PreprocessorTok">
     <w:name w:val="PreprocessorTok"/>
     <w:basedOn w:val="VerbatimChar"/>
     <w:rPr>
+      <w:rFonts w:eastAsia="黑体"/>
       <w:color w:val="bc7a00"/>
     </w:rPr>
   </w:style>
@@ -14659,18 +15322,22 @@
     <w:name w:val="AttributeTok"/>
     <w:basedOn w:val="VerbatimChar"/>
     <w:rPr>
+      <w:rFonts w:eastAsia="黑体"/>
       <w:color w:val="7d9029"/>
     </w:rPr>
   </w:style>
   <w:style w:type="character" w:customStyle="1" w:styleId="RegionMarkerTok">
     <w:name w:val="RegionMarkerTok"/>
     <w:basedOn w:val="VerbatimChar"/>
-    <w:rPr/>
+    <w:rPr>
+      <w:rFonts w:eastAsia="黑体"/>
+    </w:rPr>
   </w:style>
   <w:style w:type="character" w:customStyle="1" w:styleId="InformationTok">
     <w:name w:val="InformationTok"/>
     <w:basedOn w:val="VerbatimChar"/>
     <w:rPr>
+      <w:rFonts w:eastAsia="黑体"/>
       <w:b/>
       <w:i/>
       <w:color w:val="60a0b0"/>
@@ -14680,6 +15347,7 @@
     <w:name w:val="WarningTok"/>
     <w:basedOn w:val="VerbatimChar"/>
     <w:rPr>
+      <w:rFonts w:eastAsia="黑体"/>
       <w:b/>
       <w:i/>
       <w:color w:val="60a0b0"/>
@@ -14689,6 +15357,7 @@
     <w:name w:val="AlertTok"/>
     <w:basedOn w:val="VerbatimChar"/>
     <w:rPr>
+      <w:rFonts w:eastAsia="黑体"/>
       <w:b/>
       <w:color w:val="ff0000"/>
     </w:rPr>
@@ -14697,6 +15366,7 @@
     <w:name w:val="ErrorTok"/>
     <w:basedOn w:val="VerbatimChar"/>
     <w:rPr>
+      <w:rFonts w:eastAsia="黑体"/>
       <w:b/>
       <w:color w:val="ff0000"/>
     </w:rPr>
@@ -14704,7 +15374,9 @@
   <w:style w:type="character" w:customStyle="1" w:styleId="NormalTok">
     <w:name w:val="NormalTok"/>
     <w:basedOn w:val="VerbatimChar"/>
-    <w:rPr/>
+    <w:rPr>
+      <w:rFonts w:eastAsia="黑体"/>
+    </w:rPr>
   </w:style>
 </w:styles>
 </file>
@@ -14753,12 +15425,12 @@
     <a:fontScheme name="Office">
       <a:majorFont>
         <a:latin typeface="Calibri"/>
-        <a:ea typeface=""/>
+        <a:ea typeface="黑体"/>
         <a:cs typeface=""/>
         <a:font script="Jpan" typeface="ＭＳ ゴシック"/>
         <a:font script="Hang" typeface="맑은 고딕"/>
-        <a:font script="Hans" typeface="宋体"/>
-        <a:font script="Hant" typeface="新細明體"/>
+        <a:font script="Hans" typeface="黑体"/>
+        <a:font script="Hant" typeface="黑体"/>
         <a:font script="Arab" typeface="Times New Roman"/>
         <a:font script="Hebr" typeface="Times New Roman"/>
         <a:font script="Thai" typeface="Angsana New"/>
@@ -14788,12 +15460,12 @@
       </a:majorFont>
       <a:minorFont>
         <a:latin typeface="Cambria"/>
-        <a:ea typeface=""/>
+        <a:ea typeface="黑体"/>
         <a:cs typeface=""/>
         <a:font script="Jpan" typeface="ＭＳ 明朝"/>
         <a:font script="Hang" typeface="맑은 고딕"/>
-        <a:font script="Hans" typeface="宋体"/>
-        <a:font script="Hant" typeface="新細明體"/>
+        <a:font script="Hans" typeface="黑体"/>
+        <a:font script="Hant" typeface="黑体"/>
         <a:font script="Arab" typeface="Arial"/>
         <a:font script="Hebr" typeface="Arial"/>
         <a:font script="Thai" typeface="Cordia New"/>

--- a/05-数字电路/03-单片机及嵌入式接口/复位电路/复位电路.docx
+++ b/05-数字电路/03-单片机及嵌入式接口/复位电路/复位电路.docx
@@ -2354,7 +2354,7 @@
           <w:color w:val="555555"/>
           <w:sz w:val="21"/>
         </w:rPr>
-        <w:t>材料收集者：杜文杰，WX手机：19519196569，QQ:3478827729</w:t>
+        <w:t>材料收集者：杜文杰，微信/手机：19519196569，QQ:3478827729</w:t>
       </w:r>
     </w:p>
     <w:sectPr>
